--- a/Tyler/AI React Node/Tyler_Roberts.docx
+++ b/Tyler/AI React Node/Tyler_Roberts.docx
@@ -44,7 +44,7 @@
           <w:sz w:val="19"/>
           <w:szCs w:val="19"/>
         </w:rPr>
-        <w:t>tylerroberts.dev@oudook.com | linkedin.com/in/tyler-roberts-3b839b3a9/ | Florida, United States | +1 (321) 376-7095</w:t>
+        <w:t>tylerrdev@outlook.com | linkedin.com/in/tyler-roberts-76a8193b2/ | Florida, United States | +1 (321) 376-7095</w:t>
       </w:r>
     </w:p>
     <w:p>
@@ -107,17 +107,8 @@
           <w:rStyle w:val="Strong"/>
           <w:rFonts w:ascii="Arial" w:hAnsi="Arial" w:cs="Arial"/>
         </w:rPr>
-        <w:t xml:space="preserve">cloud-native </w:t>
-      </w:r>
-      <w:proofErr w:type="spellStart"/>
-      <w:r>
-        <w:rPr>
-          <w:rStyle w:val="Strong"/>
-          <w:rFonts w:ascii="Arial" w:hAnsi="Arial" w:cs="Arial"/>
-        </w:rPr>
-        <w:t>SaaS</w:t>
-      </w:r>
-      <w:proofErr w:type="spellEnd"/>
+        <w:t>cloud-native SaaS</w:t>
+      </w:r>
       <w:r>
         <w:rPr>
           <w:rFonts w:ascii="Arial" w:hAnsi="Arial" w:cs="Arial"/>
@@ -194,17 +185,8 @@
           <w:rStyle w:val="Strong"/>
           <w:rFonts w:ascii="Arial" w:hAnsi="Arial" w:cs="Arial"/>
         </w:rPr>
-        <w:t xml:space="preserve">production </w:t>
-      </w:r>
-      <w:proofErr w:type="spellStart"/>
-      <w:r>
-        <w:rPr>
-          <w:rStyle w:val="Strong"/>
-          <w:rFonts w:ascii="Arial" w:hAnsi="Arial" w:cs="Arial"/>
-        </w:rPr>
-        <w:t>observability</w:t>
-      </w:r>
-      <w:proofErr w:type="spellEnd"/>
+        <w:t>production observability</w:t>
+      </w:r>
       <w:r>
         <w:rPr>
           <w:rFonts w:ascii="Arial" w:hAnsi="Arial" w:cs="Arial"/>
@@ -250,7 +232,6 @@
         </w:rPr>
         <w:t xml:space="preserve"> architectures, and I’ve integrated </w:t>
       </w:r>
-      <w:proofErr w:type="spellStart"/>
       <w:r>
         <w:rPr>
           <w:rStyle w:val="Strong"/>
@@ -258,7 +239,6 @@
         </w:rPr>
         <w:t>GenAI</w:t>
       </w:r>
-      <w:proofErr w:type="spellEnd"/>
       <w:r>
         <w:rPr>
           <w:rFonts w:ascii="Arial" w:hAnsi="Arial" w:cs="Arial"/>
@@ -291,34 +271,18 @@
         </w:rPr>
         <w:t xml:space="preserve">, and </w:t>
       </w:r>
-      <w:proofErr w:type="spellStart"/>
-      <w:r>
-        <w:rPr>
-          <w:rStyle w:val="Strong"/>
-          <w:rFonts w:ascii="Arial" w:hAnsi="Arial" w:cs="Arial"/>
-        </w:rPr>
-        <w:t>guardrailed</w:t>
-      </w:r>
-      <w:proofErr w:type="spellEnd"/>
-      <w:r>
-        <w:rPr>
-          <w:rStyle w:val="Strong"/>
-          <w:rFonts w:ascii="Arial" w:hAnsi="Arial" w:cs="Arial"/>
-        </w:rPr>
-        <w:t xml:space="preserve"> prompt automation</w:t>
-      </w:r>
-      <w:r>
-        <w:rPr>
-          <w:rFonts w:ascii="Arial" w:hAnsi="Arial" w:cs="Arial"/>
-        </w:rPr>
-        <w:t xml:space="preserve">. </w:t>
-      </w:r>
-      <w:proofErr w:type="gramStart"/>
-      <w:r>
-        <w:rPr>
-          <w:rFonts w:ascii="Arial" w:hAnsi="Arial" w:cs="Arial"/>
-        </w:rPr>
-        <w:t xml:space="preserve">Known for end-to-end ownership across design, delivery, incident response, and cross-team alignment—turning ambiguous enterprise requirements into </w:t>
+      <w:r>
+        <w:rPr>
+          <w:rStyle w:val="Strong"/>
+          <w:rFonts w:ascii="Arial" w:hAnsi="Arial" w:cs="Arial"/>
+        </w:rPr>
+        <w:t>guardrailed prompt automation</w:t>
+      </w:r>
+      <w:r>
+        <w:rPr>
+          <w:rFonts w:ascii="Arial" w:hAnsi="Arial" w:cs="Arial"/>
+        </w:rPr>
+        <w:t xml:space="preserve">. Known for end-to-end ownership across design, delivery, incident response, and cross-team alignment—turning ambiguous enterprise requirements into </w:t>
       </w:r>
       <w:r>
         <w:rPr>
@@ -346,7 +310,6 @@
         </w:rPr>
         <w:t>, and maintainable systems.</w:t>
       </w:r>
-      <w:proofErr w:type="gramEnd"/>
     </w:p>
     <w:p>
       <w:pPr>
@@ -424,7 +387,6 @@
         </w:rPr>
         <w:t xml:space="preserve">, </w:t>
       </w:r>
-      <w:proofErr w:type="spellStart"/>
       <w:r>
         <w:rPr>
           <w:rStyle w:val="Strong"/>
@@ -433,7 +395,6 @@
         </w:rPr>
         <w:t>TypeScript</w:t>
       </w:r>
-      <w:proofErr w:type="spellEnd"/>
       <w:r>
         <w:rPr>
           <w:rFonts w:ascii="Arial" w:hAnsi="Arial" w:cs="Arial"/>
@@ -456,23 +417,13 @@
         </w:rPr>
         <w:t xml:space="preserve">, </w:t>
       </w:r>
-      <w:proofErr w:type="spellStart"/>
-      <w:r>
-        <w:rPr>
-          <w:rStyle w:val="Strong"/>
-          <w:rFonts w:ascii="Arial" w:hAnsi="Arial" w:cs="Arial"/>
-          <w:sz w:val="20"/>
-        </w:rPr>
-        <w:t>Redux</w:t>
-      </w:r>
-      <w:proofErr w:type="spellEnd"/>
-      <w:r>
-        <w:rPr>
-          <w:rStyle w:val="Strong"/>
-          <w:rFonts w:ascii="Arial" w:hAnsi="Arial" w:cs="Arial"/>
-          <w:sz w:val="20"/>
-        </w:rPr>
-        <w:t xml:space="preserve"> / State Management</w:t>
+      <w:r>
+        <w:rPr>
+          <w:rStyle w:val="Strong"/>
+          <w:rFonts w:ascii="Arial" w:hAnsi="Arial" w:cs="Arial"/>
+          <w:sz w:val="20"/>
+        </w:rPr>
+        <w:t>Redux / State Management</w:t>
       </w:r>
       <w:r>
         <w:rPr>
@@ -585,7 +536,6 @@
         </w:rPr>
         <w:t xml:space="preserve">, REST API design, </w:t>
       </w:r>
-      <w:proofErr w:type="spellStart"/>
       <w:r>
         <w:rPr>
           <w:rStyle w:val="Strong"/>
@@ -594,7 +544,6 @@
         </w:rPr>
         <w:t>microservices</w:t>
       </w:r>
-      <w:proofErr w:type="spellEnd"/>
       <w:r>
         <w:rPr>
           <w:rFonts w:ascii="Arial" w:hAnsi="Arial" w:cs="Arial"/>
@@ -615,39 +564,7 @@
           <w:rFonts w:ascii="Arial" w:hAnsi="Arial" w:cs="Arial"/>
           <w:sz w:val="20"/>
         </w:rPr>
-        <w:t xml:space="preserve">, background jobs &amp; scheduling, API versioning/backward compatibility, data modeling &amp; schema evolution, </w:t>
-      </w:r>
-      <w:proofErr w:type="spellStart"/>
-      <w:r>
-        <w:rPr>
-          <w:rFonts w:ascii="Arial" w:hAnsi="Arial" w:cs="Arial"/>
-          <w:sz w:val="20"/>
-        </w:rPr>
-        <w:t>webhooks</w:t>
-      </w:r>
-      <w:proofErr w:type="spellEnd"/>
-      <w:r>
-        <w:rPr>
-          <w:rFonts w:ascii="Arial" w:hAnsi="Arial" w:cs="Arial"/>
-          <w:sz w:val="20"/>
-        </w:rPr>
-        <w:t xml:space="preserve">, </w:t>
-      </w:r>
-      <w:proofErr w:type="spellStart"/>
-      <w:r>
-        <w:rPr>
-          <w:rFonts w:ascii="Arial" w:hAnsi="Arial" w:cs="Arial"/>
-          <w:sz w:val="20"/>
-        </w:rPr>
-        <w:t>idempotency</w:t>
-      </w:r>
-      <w:proofErr w:type="spellEnd"/>
-      <w:r>
-        <w:rPr>
-          <w:rFonts w:ascii="Arial" w:hAnsi="Arial" w:cs="Arial"/>
-          <w:sz w:val="20"/>
-        </w:rPr>
-        <w:t xml:space="preserve"> &amp; retry strategies, third-party/B2B integrations</w:t>
+        <w:t>, background jobs &amp; scheduling, API versioning/backward compatibility, data modeling &amp; schema evolution, webhooks, idempotency &amp; retry strategies, third-party/B2B integrations</w:t>
       </w:r>
     </w:p>
     <w:p>
@@ -678,7 +595,6 @@
         </w:rPr>
         <w:t xml:space="preserve"> — Relational: </w:t>
       </w:r>
-      <w:proofErr w:type="spellStart"/>
       <w:r>
         <w:rPr>
           <w:rStyle w:val="Strong"/>
@@ -687,7 +603,6 @@
         </w:rPr>
         <w:t>PostgreSQL</w:t>
       </w:r>
-      <w:proofErr w:type="spellEnd"/>
       <w:r>
         <w:rPr>
           <w:rFonts w:ascii="Arial" w:hAnsi="Arial" w:cs="Arial"/>
@@ -723,25 +638,8 @@
           <w:rFonts w:ascii="Arial" w:hAnsi="Arial" w:cs="Arial"/>
           <w:sz w:val="20"/>
         </w:rPr>
-        <w:t xml:space="preserve"> | </w:t>
-      </w:r>
-      <w:proofErr w:type="spellStart"/>
-      <w:r>
-        <w:rPr>
-          <w:rFonts w:ascii="Arial" w:hAnsi="Arial" w:cs="Arial"/>
-          <w:sz w:val="20"/>
-        </w:rPr>
-        <w:t>NoSQL</w:t>
-      </w:r>
-      <w:proofErr w:type="spellEnd"/>
-      <w:r>
-        <w:rPr>
-          <w:rFonts w:ascii="Arial" w:hAnsi="Arial" w:cs="Arial"/>
-          <w:sz w:val="20"/>
-        </w:rPr>
-        <w:t xml:space="preserve">: </w:t>
-      </w:r>
-      <w:proofErr w:type="spellStart"/>
+        <w:t xml:space="preserve"> | NoSQL: </w:t>
+      </w:r>
       <w:r>
         <w:rPr>
           <w:rStyle w:val="Strong"/>
@@ -750,15 +648,13 @@
         </w:rPr>
         <w:t>Redis</w:t>
       </w:r>
-      <w:proofErr w:type="spellEnd"/>
-      <w:r>
-        <w:rPr>
-          <w:rFonts w:ascii="Arial" w:hAnsi="Arial" w:cs="Arial"/>
-          <w:sz w:val="20"/>
-        </w:rPr>
-        <w:t xml:space="preserve">, </w:t>
-      </w:r>
-      <w:proofErr w:type="spellStart"/>
+      <w:r>
+        <w:rPr>
+          <w:rFonts w:ascii="Arial" w:hAnsi="Arial" w:cs="Arial"/>
+          <w:sz w:val="20"/>
+        </w:rPr>
+        <w:t xml:space="preserve">, </w:t>
+      </w:r>
       <w:r>
         <w:rPr>
           <w:rStyle w:val="Strong"/>
@@ -767,15 +663,13 @@
         </w:rPr>
         <w:t>MongoDB</w:t>
       </w:r>
-      <w:proofErr w:type="spellEnd"/>
-      <w:r>
-        <w:rPr>
-          <w:rFonts w:ascii="Arial" w:hAnsi="Arial" w:cs="Arial"/>
-          <w:sz w:val="20"/>
-        </w:rPr>
-        <w:t xml:space="preserve">, </w:t>
-      </w:r>
-      <w:proofErr w:type="spellStart"/>
+      <w:r>
+        <w:rPr>
+          <w:rFonts w:ascii="Arial" w:hAnsi="Arial" w:cs="Arial"/>
+          <w:sz w:val="20"/>
+        </w:rPr>
+        <w:t xml:space="preserve">, </w:t>
+      </w:r>
       <w:r>
         <w:rPr>
           <w:rStyle w:val="Strong"/>
@@ -784,7 +678,6 @@
         </w:rPr>
         <w:t>DynamoDB</w:t>
       </w:r>
-      <w:proofErr w:type="spellEnd"/>
       <w:r>
         <w:rPr>
           <w:rFonts w:ascii="Arial" w:hAnsi="Arial" w:cs="Arial"/>
@@ -822,7 +715,6 @@
         </w:rPr>
         <w:t xml:space="preserve">, </w:t>
       </w:r>
-      <w:proofErr w:type="spellStart"/>
       <w:r>
         <w:rPr>
           <w:rStyle w:val="Strong"/>
@@ -831,7 +723,6 @@
         </w:rPr>
         <w:t>RabbitMQ</w:t>
       </w:r>
-      <w:proofErr w:type="spellEnd"/>
       <w:r>
         <w:rPr>
           <w:rFonts w:ascii="Arial" w:hAnsi="Arial" w:cs="Arial"/>
@@ -839,7 +730,6 @@
         </w:rPr>
         <w:t xml:space="preserve"> | Search: </w:t>
       </w:r>
-      <w:proofErr w:type="spellStart"/>
       <w:r>
         <w:rPr>
           <w:rStyle w:val="Strong"/>
@@ -848,7 +738,6 @@
         </w:rPr>
         <w:t>Elasticsearch</w:t>
       </w:r>
-      <w:proofErr w:type="spellEnd"/>
       <w:r>
         <w:rPr>
           <w:rFonts w:ascii="Arial" w:hAnsi="Arial" w:cs="Arial"/>
@@ -886,7 +775,6 @@
         </w:rPr>
         <w:t xml:space="preserve">, </w:t>
       </w:r>
-      <w:proofErr w:type="spellStart"/>
       <w:r>
         <w:rPr>
           <w:rStyle w:val="Strong"/>
@@ -895,7 +783,6 @@
         </w:rPr>
         <w:t>BigQuery</w:t>
       </w:r>
-      <w:proofErr w:type="spellEnd"/>
     </w:p>
     <w:p>
       <w:pPr>
@@ -916,18 +803,8 @@
           <w:rFonts w:ascii="Arial" w:hAnsi="Arial" w:cs="Arial"/>
           <w:sz w:val="20"/>
         </w:rPr>
-        <w:t xml:space="preserve">Cloud &amp; </w:t>
-      </w:r>
-      <w:proofErr w:type="spellStart"/>
-      <w:r>
-        <w:rPr>
-          <w:rStyle w:val="Strong"/>
-          <w:rFonts w:ascii="Arial" w:hAnsi="Arial" w:cs="Arial"/>
-          <w:sz w:val="20"/>
-        </w:rPr>
-        <w:t>DevOps</w:t>
-      </w:r>
-      <w:proofErr w:type="spellEnd"/>
+        <w:t>Cloud &amp; DevOps</w:t>
+      </w:r>
       <w:r>
         <w:rPr>
           <w:rFonts w:ascii="Arial" w:hAnsi="Arial" w:cs="Arial"/>
@@ -1040,7 +917,6 @@
         </w:rPr>
         <w:t xml:space="preserve">, </w:t>
       </w:r>
-      <w:proofErr w:type="spellStart"/>
       <w:r>
         <w:rPr>
           <w:rStyle w:val="Strong"/>
@@ -1049,7 +925,6 @@
         </w:rPr>
         <w:t>CloudFront</w:t>
       </w:r>
-      <w:proofErr w:type="spellEnd"/>
       <w:r>
         <w:rPr>
           <w:rFonts w:ascii="Arial" w:hAnsi="Arial" w:cs="Arial"/>
@@ -1072,7 +947,6 @@
         </w:rPr>
         <w:t xml:space="preserve">, </w:t>
       </w:r>
-      <w:proofErr w:type="spellStart"/>
       <w:r>
         <w:rPr>
           <w:rStyle w:val="Strong"/>
@@ -1081,15 +955,13 @@
         </w:rPr>
         <w:t>DynamoDB</w:t>
       </w:r>
-      <w:proofErr w:type="spellEnd"/>
-      <w:r>
-        <w:rPr>
-          <w:rFonts w:ascii="Arial" w:hAnsi="Arial" w:cs="Arial"/>
-          <w:sz w:val="20"/>
-        </w:rPr>
-        <w:t xml:space="preserve">, </w:t>
-      </w:r>
-      <w:proofErr w:type="spellStart"/>
+      <w:r>
+        <w:rPr>
+          <w:rFonts w:ascii="Arial" w:hAnsi="Arial" w:cs="Arial"/>
+          <w:sz w:val="20"/>
+        </w:rPr>
+        <w:t xml:space="preserve">, </w:t>
+      </w:r>
       <w:r>
         <w:rPr>
           <w:rStyle w:val="Strong"/>
@@ -1098,15 +970,13 @@
         </w:rPr>
         <w:t>ElastiCache</w:t>
       </w:r>
-      <w:proofErr w:type="spellEnd"/>
-      <w:r>
-        <w:rPr>
-          <w:rFonts w:ascii="Arial" w:hAnsi="Arial" w:cs="Arial"/>
-          <w:sz w:val="20"/>
-        </w:rPr>
-        <w:t xml:space="preserve">, </w:t>
-      </w:r>
-      <w:proofErr w:type="spellStart"/>
+      <w:r>
+        <w:rPr>
+          <w:rFonts w:ascii="Arial" w:hAnsi="Arial" w:cs="Arial"/>
+          <w:sz w:val="20"/>
+        </w:rPr>
+        <w:t xml:space="preserve">, </w:t>
+      </w:r>
       <w:r>
         <w:rPr>
           <w:rStyle w:val="Strong"/>
@@ -1115,7 +985,6 @@
         </w:rPr>
         <w:t>EventBridge</w:t>
       </w:r>
-      <w:proofErr w:type="spellEnd"/>
       <w:r>
         <w:rPr>
           <w:rFonts w:ascii="Arial" w:hAnsi="Arial" w:cs="Arial"/>
@@ -1333,7 +1202,6 @@
         </w:rPr>
         <w:t xml:space="preserve">, </w:t>
       </w:r>
-      <w:proofErr w:type="spellStart"/>
       <w:r>
         <w:rPr>
           <w:rStyle w:val="Strong"/>
@@ -1342,7 +1210,6 @@
         </w:rPr>
         <w:t>BigQuery</w:t>
       </w:r>
-      <w:proofErr w:type="spellEnd"/>
       <w:r>
         <w:rPr>
           <w:rFonts w:ascii="Arial" w:hAnsi="Arial" w:cs="Arial"/>
@@ -1350,7 +1217,6 @@
         </w:rPr>
         <w:t xml:space="preserve"> | </w:t>
       </w:r>
-      <w:proofErr w:type="spellStart"/>
       <w:r>
         <w:rPr>
           <w:rStyle w:val="Strong"/>
@@ -1359,15 +1225,13 @@
         </w:rPr>
         <w:t>Docker</w:t>
       </w:r>
-      <w:proofErr w:type="spellEnd"/>
-      <w:r>
-        <w:rPr>
-          <w:rFonts w:ascii="Arial" w:hAnsi="Arial" w:cs="Arial"/>
-          <w:sz w:val="20"/>
-        </w:rPr>
-        <w:t xml:space="preserve">, </w:t>
-      </w:r>
-      <w:proofErr w:type="spellStart"/>
+      <w:r>
+        <w:rPr>
+          <w:rFonts w:ascii="Arial" w:hAnsi="Arial" w:cs="Arial"/>
+          <w:sz w:val="20"/>
+        </w:rPr>
+        <w:t xml:space="preserve">, </w:t>
+      </w:r>
       <w:r>
         <w:rPr>
           <w:rStyle w:val="Strong"/>
@@ -1376,7 +1240,6 @@
         </w:rPr>
         <w:t>Kubernetes</w:t>
       </w:r>
-      <w:proofErr w:type="spellEnd"/>
       <w:r>
         <w:rPr>
           <w:rFonts w:ascii="Arial" w:hAnsi="Arial" w:cs="Arial"/>
@@ -1414,7 +1277,6 @@
         </w:rPr>
         <w:t xml:space="preserve">, </w:t>
       </w:r>
-      <w:proofErr w:type="spellStart"/>
       <w:r>
         <w:rPr>
           <w:rStyle w:val="Strong"/>
@@ -1423,15 +1285,13 @@
         </w:rPr>
         <w:t>GitOps</w:t>
       </w:r>
-      <w:proofErr w:type="spellEnd"/>
-      <w:r>
-        <w:rPr>
-          <w:rFonts w:ascii="Arial" w:hAnsi="Arial" w:cs="Arial"/>
-          <w:sz w:val="20"/>
-        </w:rPr>
-        <w:t xml:space="preserve">, </w:t>
-      </w:r>
-      <w:proofErr w:type="spellStart"/>
+      <w:r>
+        <w:rPr>
+          <w:rFonts w:ascii="Arial" w:hAnsi="Arial" w:cs="Arial"/>
+          <w:sz w:val="20"/>
+        </w:rPr>
+        <w:t xml:space="preserve">, </w:t>
+      </w:r>
       <w:r>
         <w:rPr>
           <w:rStyle w:val="Strong"/>
@@ -1440,15 +1300,13 @@
         </w:rPr>
         <w:t>Terraform</w:t>
       </w:r>
-      <w:proofErr w:type="spellEnd"/>
-      <w:r>
-        <w:rPr>
-          <w:rFonts w:ascii="Arial" w:hAnsi="Arial" w:cs="Arial"/>
-          <w:sz w:val="20"/>
-        </w:rPr>
-        <w:t xml:space="preserve">, </w:t>
-      </w:r>
-      <w:proofErr w:type="spellStart"/>
+      <w:r>
+        <w:rPr>
+          <w:rFonts w:ascii="Arial" w:hAnsi="Arial" w:cs="Arial"/>
+          <w:sz w:val="20"/>
+        </w:rPr>
+        <w:t xml:space="preserve">, </w:t>
+      </w:r>
       <w:r>
         <w:rPr>
           <w:rStyle w:val="Strong"/>
@@ -1457,7 +1315,6 @@
         </w:rPr>
         <w:t>CloudFormation</w:t>
       </w:r>
-      <w:proofErr w:type="spellEnd"/>
       <w:r>
         <w:rPr>
           <w:rFonts w:ascii="Arial" w:hAnsi="Arial" w:cs="Arial"/>
@@ -1465,48 +1322,28 @@
         </w:rPr>
         <w:t xml:space="preserve">, CI/CD: </w:t>
       </w:r>
-      <w:proofErr w:type="spellStart"/>
-      <w:r>
-        <w:rPr>
-          <w:rStyle w:val="Strong"/>
-          <w:rFonts w:ascii="Arial" w:hAnsi="Arial" w:cs="Arial"/>
-          <w:sz w:val="20"/>
-        </w:rPr>
-        <w:t>GitHub</w:t>
-      </w:r>
-      <w:proofErr w:type="spellEnd"/>
-      <w:r>
-        <w:rPr>
-          <w:rStyle w:val="Strong"/>
-          <w:rFonts w:ascii="Arial" w:hAnsi="Arial" w:cs="Arial"/>
-          <w:sz w:val="20"/>
-        </w:rPr>
-        <w:t xml:space="preserve"> Actions</w:t>
-      </w:r>
-      <w:r>
-        <w:rPr>
-          <w:rFonts w:ascii="Arial" w:hAnsi="Arial" w:cs="Arial"/>
-          <w:sz w:val="20"/>
-        </w:rPr>
-        <w:t xml:space="preserve">, </w:t>
-      </w:r>
-      <w:proofErr w:type="spellStart"/>
-      <w:r>
-        <w:rPr>
-          <w:rStyle w:val="Strong"/>
-          <w:rFonts w:ascii="Arial" w:hAnsi="Arial" w:cs="Arial"/>
-          <w:sz w:val="20"/>
-        </w:rPr>
-        <w:t>GitLab</w:t>
-      </w:r>
-      <w:proofErr w:type="spellEnd"/>
-      <w:r>
-        <w:rPr>
-          <w:rStyle w:val="Strong"/>
-          <w:rFonts w:ascii="Arial" w:hAnsi="Arial" w:cs="Arial"/>
-          <w:sz w:val="20"/>
-        </w:rPr>
-        <w:t xml:space="preserve"> CI</w:t>
+      <w:r>
+        <w:rPr>
+          <w:rStyle w:val="Strong"/>
+          <w:rFonts w:ascii="Arial" w:hAnsi="Arial" w:cs="Arial"/>
+          <w:sz w:val="20"/>
+        </w:rPr>
+        <w:t>GitHub Actions</w:t>
+      </w:r>
+      <w:r>
+        <w:rPr>
+          <w:rFonts w:ascii="Arial" w:hAnsi="Arial" w:cs="Arial"/>
+          <w:sz w:val="20"/>
+        </w:rPr>
+        <w:t xml:space="preserve">, </w:t>
+      </w:r>
+      <w:r>
+        <w:rPr>
+          <w:rStyle w:val="Strong"/>
+          <w:rFonts w:ascii="Arial" w:hAnsi="Arial" w:cs="Arial"/>
+          <w:sz w:val="20"/>
+        </w:rPr>
+        <w:t>GitLab CI</w:t>
       </w:r>
       <w:r>
         <w:rPr>
@@ -1536,26 +1373,15 @@
           <w:rFonts w:ascii="Arial" w:hAnsi="Arial" w:cs="Arial"/>
           <w:sz w:val="20"/>
         </w:rPr>
-        <w:t xml:space="preserve">Azure </w:t>
-      </w:r>
-      <w:proofErr w:type="spellStart"/>
-      <w:r>
-        <w:rPr>
-          <w:rStyle w:val="Strong"/>
-          <w:rFonts w:ascii="Arial" w:hAnsi="Arial" w:cs="Arial"/>
-          <w:sz w:val="20"/>
-        </w:rPr>
-        <w:t>DevOps</w:t>
-      </w:r>
-      <w:proofErr w:type="spellEnd"/>
-      <w:r>
-        <w:rPr>
-          <w:rFonts w:ascii="Arial" w:hAnsi="Arial" w:cs="Arial"/>
-          <w:sz w:val="20"/>
-        </w:rPr>
-        <w:t xml:space="preserve">, </w:t>
-      </w:r>
-      <w:proofErr w:type="spellStart"/>
+        <w:t>Azure DevOps</w:t>
+      </w:r>
+      <w:r>
+        <w:rPr>
+          <w:rFonts w:ascii="Arial" w:hAnsi="Arial" w:cs="Arial"/>
+          <w:sz w:val="20"/>
+        </w:rPr>
+        <w:t xml:space="preserve">, </w:t>
+      </w:r>
       <w:r>
         <w:rPr>
           <w:rStyle w:val="Strong"/>
@@ -1564,7 +1390,6 @@
         </w:rPr>
         <w:t>CircleCI</w:t>
       </w:r>
-      <w:proofErr w:type="spellEnd"/>
     </w:p>
     <w:p>
       <w:pPr>
@@ -1579,23 +1404,13 @@
           <w:sz w:val="20"/>
         </w:rPr>
       </w:pPr>
-      <w:proofErr w:type="spellStart"/>
-      <w:r>
-        <w:rPr>
-          <w:rStyle w:val="Strong"/>
-          <w:rFonts w:ascii="Arial" w:hAnsi="Arial" w:cs="Arial"/>
-          <w:sz w:val="20"/>
-        </w:rPr>
-        <w:t>Observability</w:t>
-      </w:r>
-      <w:proofErr w:type="spellEnd"/>
-      <w:r>
-        <w:rPr>
-          <w:rStyle w:val="Strong"/>
-          <w:rFonts w:ascii="Arial" w:hAnsi="Arial" w:cs="Arial"/>
-          <w:sz w:val="20"/>
-        </w:rPr>
-        <w:t>, Quality &amp; Security</w:t>
+      <w:r>
+        <w:rPr>
+          <w:rStyle w:val="Strong"/>
+          <w:rFonts w:ascii="Arial" w:hAnsi="Arial" w:cs="Arial"/>
+          <w:sz w:val="20"/>
+        </w:rPr>
+        <w:t>Observability, Quality &amp; Security</w:t>
       </w:r>
       <w:r>
         <w:rPr>
@@ -1604,7 +1419,6 @@
         </w:rPr>
         <w:t xml:space="preserve"> — </w:t>
       </w:r>
-      <w:proofErr w:type="spellStart"/>
       <w:r>
         <w:rPr>
           <w:rStyle w:val="Strong"/>
@@ -1613,15 +1427,13 @@
         </w:rPr>
         <w:t>OpenTelemetry</w:t>
       </w:r>
-      <w:proofErr w:type="spellEnd"/>
-      <w:r>
-        <w:rPr>
-          <w:rFonts w:ascii="Arial" w:hAnsi="Arial" w:cs="Arial"/>
-          <w:sz w:val="20"/>
-        </w:rPr>
-        <w:t xml:space="preserve">, </w:t>
-      </w:r>
-      <w:proofErr w:type="spellStart"/>
+      <w:r>
+        <w:rPr>
+          <w:rFonts w:ascii="Arial" w:hAnsi="Arial" w:cs="Arial"/>
+          <w:sz w:val="20"/>
+        </w:rPr>
+        <w:t xml:space="preserve">, </w:t>
+      </w:r>
       <w:r>
         <w:rPr>
           <w:rStyle w:val="Strong"/>
@@ -1630,7 +1442,6 @@
         </w:rPr>
         <w:t>Datadog</w:t>
       </w:r>
-      <w:proofErr w:type="spellEnd"/>
       <w:r>
         <w:rPr>
           <w:rFonts w:ascii="Arial" w:hAnsi="Arial" w:cs="Arial"/>
@@ -1653,7 +1464,6 @@
         </w:rPr>
         <w:t xml:space="preserve">, </w:t>
       </w:r>
-      <w:proofErr w:type="spellStart"/>
       <w:r>
         <w:rPr>
           <w:rStyle w:val="Strong"/>
@@ -1662,7 +1472,6 @@
         </w:rPr>
         <w:t>Grafana</w:t>
       </w:r>
-      <w:proofErr w:type="spellEnd"/>
       <w:r>
         <w:rPr>
           <w:rFonts w:ascii="Arial" w:hAnsi="Arial" w:cs="Arial"/>
@@ -1685,7 +1494,6 @@
         </w:rPr>
         <w:t xml:space="preserve">, </w:t>
       </w:r>
-      <w:proofErr w:type="spellStart"/>
       <w:r>
         <w:rPr>
           <w:rStyle w:val="Strong"/>
@@ -1694,7 +1502,6 @@
         </w:rPr>
         <w:t>CloudWatch</w:t>
       </w:r>
-      <w:proofErr w:type="spellEnd"/>
       <w:r>
         <w:rPr>
           <w:rFonts w:ascii="Arial" w:hAnsi="Arial" w:cs="Arial"/>
@@ -1807,23 +1614,13 @@
         </w:rPr>
         <w:t xml:space="preserve">, </w:t>
       </w:r>
-      <w:proofErr w:type="spellStart"/>
-      <w:r>
-        <w:rPr>
-          <w:rStyle w:val="Strong"/>
-          <w:rFonts w:ascii="Arial" w:hAnsi="Arial" w:cs="Arial"/>
-          <w:sz w:val="20"/>
-        </w:rPr>
-        <w:t>OpenID</w:t>
-      </w:r>
-      <w:proofErr w:type="spellEnd"/>
-      <w:r>
-        <w:rPr>
-          <w:rStyle w:val="Strong"/>
-          <w:rFonts w:ascii="Arial" w:hAnsi="Arial" w:cs="Arial"/>
-          <w:sz w:val="20"/>
-        </w:rPr>
-        <w:t xml:space="preserve"> Connect</w:t>
+      <w:r>
+        <w:rPr>
+          <w:rStyle w:val="Strong"/>
+          <w:rFonts w:ascii="Arial" w:hAnsi="Arial" w:cs="Arial"/>
+          <w:sz w:val="20"/>
+        </w:rPr>
+        <w:t>OpenID Connect</w:t>
       </w:r>
       <w:r>
         <w:rPr>
@@ -1847,7 +1644,6 @@
         </w:rPr>
         <w:t xml:space="preserve">, </w:t>
       </w:r>
-      <w:proofErr w:type="spellStart"/>
       <w:r>
         <w:rPr>
           <w:rStyle w:val="Strong"/>
@@ -1856,7 +1652,6 @@
         </w:rPr>
         <w:t>Okta</w:t>
       </w:r>
-      <w:proofErr w:type="spellEnd"/>
       <w:r>
         <w:rPr>
           <w:rFonts w:ascii="Arial" w:hAnsi="Arial" w:cs="Arial"/>
@@ -1885,18 +1680,8 @@
           <w:rFonts w:ascii="Arial" w:hAnsi="Arial" w:cs="Arial"/>
           <w:sz w:val="20"/>
         </w:rPr>
-        <w:t xml:space="preserve">AWS </w:t>
-      </w:r>
-      <w:proofErr w:type="spellStart"/>
-      <w:r>
-        <w:rPr>
-          <w:rStyle w:val="Strong"/>
-          <w:rFonts w:ascii="Arial" w:hAnsi="Arial" w:cs="Arial"/>
-          <w:sz w:val="20"/>
-        </w:rPr>
-        <w:t>Cognito</w:t>
-      </w:r>
-      <w:proofErr w:type="spellEnd"/>
+        <w:t>AWS Cognito</w:t>
+      </w:r>
       <w:r>
         <w:rPr>
           <w:rFonts w:ascii="Arial" w:hAnsi="Arial" w:cs="Arial"/>
@@ -1933,23 +1718,13 @@
           <w:sz w:val="20"/>
         </w:rPr>
       </w:pPr>
-      <w:proofErr w:type="spellStart"/>
-      <w:r>
-        <w:rPr>
-          <w:rStyle w:val="Strong"/>
-          <w:rFonts w:ascii="Arial" w:hAnsi="Arial" w:cs="Arial"/>
-          <w:sz w:val="20"/>
-        </w:rPr>
-        <w:t>GenAI</w:t>
-      </w:r>
-      <w:proofErr w:type="spellEnd"/>
-      <w:r>
-        <w:rPr>
-          <w:rStyle w:val="Strong"/>
-          <w:rFonts w:ascii="Arial" w:hAnsi="Arial" w:cs="Arial"/>
-          <w:sz w:val="20"/>
-        </w:rPr>
-        <w:t xml:space="preserve"> / Intelligent Workflows</w:t>
+      <w:r>
+        <w:rPr>
+          <w:rStyle w:val="Strong"/>
+          <w:rFonts w:ascii="Arial" w:hAnsi="Arial" w:cs="Arial"/>
+          <w:sz w:val="20"/>
+        </w:rPr>
+        <w:t>GenAI / Intelligent Workflows</w:t>
       </w:r>
       <w:r>
         <w:rPr>
@@ -1971,23 +1746,7 @@
           <w:rFonts w:ascii="Arial" w:hAnsi="Arial" w:cs="Arial"/>
           <w:sz w:val="20"/>
         </w:rPr>
-        <w:t xml:space="preserve">, </w:t>
-      </w:r>
-      <w:proofErr w:type="spellStart"/>
-      <w:r>
-        <w:rPr>
-          <w:rFonts w:ascii="Arial" w:hAnsi="Arial" w:cs="Arial"/>
-          <w:sz w:val="20"/>
-        </w:rPr>
-        <w:t>embeddings</w:t>
-      </w:r>
-      <w:proofErr w:type="spellEnd"/>
-      <w:r>
-        <w:rPr>
-          <w:rFonts w:ascii="Arial" w:hAnsi="Arial" w:cs="Arial"/>
-          <w:sz w:val="20"/>
-        </w:rPr>
-        <w:t xml:space="preserve"> &amp; </w:t>
+        <w:t xml:space="preserve">, embeddings &amp; </w:t>
       </w:r>
       <w:r>
         <w:rPr>
@@ -2046,9 +1805,1126 @@
           <w:sz w:val="21"/>
           <w:szCs w:val="21"/>
         </w:rPr>
-        <w:t xml:space="preserve">Web </w:t>
-      </w:r>
-      <w:proofErr w:type="spellStart"/>
+        <w:t>Web Venturez LLC</w:t>
+      </w:r>
+    </w:p>
+    <w:p>
+      <w:r>
+        <w:rPr>
+          <w:rFonts w:ascii="Arial" w:eastAsia="Arial" w:hAnsi="Arial" w:cs="Arial"/>
+          <w:color w:val="4B5563"/>
+          <w:sz w:val="19"/>
+          <w:szCs w:val="19"/>
+        </w:rPr>
+        <w:t>February 2020 - October 2025</w:t>
+      </w:r>
+    </w:p>
+    <w:p>
+      <w:pPr>
+        <w:pStyle w:val="NormalWeb"/>
+        <w:numPr>
+          <w:ilvl w:val="0"/>
+          <w:numId w:val="3"/>
+        </w:numPr>
+        <w:jc w:val="both"/>
+        <w:rPr>
+          <w:rFonts w:ascii="Arial" w:hAnsi="Arial" w:cs="Arial"/>
+          <w:sz w:val="20"/>
+        </w:rPr>
+      </w:pPr>
+      <w:r>
+        <w:rPr>
+          <w:rFonts w:ascii="Arial" w:hAnsi="Arial" w:cs="Arial"/>
+          <w:sz w:val="20"/>
+        </w:rPr>
+        <w:t xml:space="preserve">Owned end-to-end delivery of </w:t>
+      </w:r>
+      <w:r>
+        <w:rPr>
+          <w:rStyle w:val="Strong"/>
+          <w:rFonts w:ascii="Arial" w:hAnsi="Arial" w:cs="Arial"/>
+          <w:sz w:val="20"/>
+        </w:rPr>
+        <w:t>cloud-native SaaS</w:t>
+      </w:r>
+      <w:r>
+        <w:rPr>
+          <w:rFonts w:ascii="Arial" w:hAnsi="Arial" w:cs="Arial"/>
+          <w:sz w:val="20"/>
+        </w:rPr>
+        <w:t xml:space="preserve"> features across </w:t>
+      </w:r>
+      <w:r>
+        <w:rPr>
+          <w:rStyle w:val="Strong"/>
+          <w:rFonts w:ascii="Arial" w:hAnsi="Arial" w:cs="Arial"/>
+          <w:sz w:val="20"/>
+        </w:rPr>
+        <w:t>Node.js</w:t>
+      </w:r>
+      <w:r>
+        <w:rPr>
+          <w:rFonts w:ascii="Arial" w:hAnsi="Arial" w:cs="Arial"/>
+          <w:sz w:val="20"/>
+        </w:rPr>
+        <w:t xml:space="preserve"> services and </w:t>
+      </w:r>
+      <w:r>
+        <w:rPr>
+          <w:rStyle w:val="Strong"/>
+          <w:rFonts w:ascii="Arial" w:hAnsi="Arial" w:cs="Arial"/>
+          <w:sz w:val="20"/>
+        </w:rPr>
+        <w:t>React</w:t>
+      </w:r>
+      <w:r>
+        <w:rPr>
+          <w:rFonts w:ascii="Arial" w:hAnsi="Arial" w:cs="Arial"/>
+          <w:sz w:val="20"/>
+        </w:rPr>
+        <w:t xml:space="preserve"> applications, from discovery through production hardening and operational support.</w:t>
+      </w:r>
+    </w:p>
+    <w:p>
+      <w:pPr>
+        <w:pStyle w:val="NormalWeb"/>
+        <w:numPr>
+          <w:ilvl w:val="0"/>
+          <w:numId w:val="3"/>
+        </w:numPr>
+        <w:jc w:val="both"/>
+        <w:rPr>
+          <w:rFonts w:ascii="Arial" w:hAnsi="Arial" w:cs="Arial"/>
+          <w:sz w:val="20"/>
+        </w:rPr>
+      </w:pPr>
+      <w:r>
+        <w:rPr>
+          <w:rFonts w:ascii="Arial" w:hAnsi="Arial" w:cs="Arial"/>
+          <w:sz w:val="20"/>
+        </w:rPr>
+        <w:t xml:space="preserve">Designed and shipped scalable </w:t>
+      </w:r>
+      <w:r>
+        <w:rPr>
+          <w:rStyle w:val="Strong"/>
+          <w:rFonts w:ascii="Arial" w:hAnsi="Arial" w:cs="Arial"/>
+          <w:sz w:val="20"/>
+        </w:rPr>
+        <w:t>REST APIs</w:t>
+      </w:r>
+      <w:r>
+        <w:rPr>
+          <w:rFonts w:ascii="Arial" w:hAnsi="Arial" w:cs="Arial"/>
+          <w:sz w:val="20"/>
+        </w:rPr>
+        <w:t xml:space="preserve"> with consistent validation, pagination, and error semantics, improving </w:t>
+      </w:r>
+      <w:r>
+        <w:rPr>
+          <w:rStyle w:val="Strong"/>
+          <w:rFonts w:ascii="Arial" w:hAnsi="Arial" w:cs="Arial"/>
+          <w:sz w:val="20"/>
+        </w:rPr>
+        <w:t>backward compatibility</w:t>
+      </w:r>
+      <w:r>
+        <w:rPr>
+          <w:rFonts w:ascii="Arial" w:hAnsi="Arial" w:cs="Arial"/>
+          <w:sz w:val="20"/>
+        </w:rPr>
+        <w:t xml:space="preserve"> for external integrations.</w:t>
+      </w:r>
+    </w:p>
+    <w:p>
+      <w:pPr>
+        <w:pStyle w:val="NormalWeb"/>
+        <w:numPr>
+          <w:ilvl w:val="0"/>
+          <w:numId w:val="3"/>
+        </w:numPr>
+        <w:jc w:val="both"/>
+        <w:rPr>
+          <w:rFonts w:ascii="Arial" w:hAnsi="Arial" w:cs="Arial"/>
+          <w:sz w:val="20"/>
+        </w:rPr>
+      </w:pPr>
+      <w:r>
+        <w:rPr>
+          <w:rFonts w:ascii="Arial" w:hAnsi="Arial" w:cs="Arial"/>
+          <w:sz w:val="20"/>
+        </w:rPr>
+        <w:t xml:space="preserve">Built </w:t>
+      </w:r>
+      <w:r>
+        <w:rPr>
+          <w:rStyle w:val="Strong"/>
+          <w:rFonts w:ascii="Arial" w:hAnsi="Arial" w:cs="Arial"/>
+          <w:sz w:val="20"/>
+        </w:rPr>
+        <w:t>event-driven</w:t>
+      </w:r>
+      <w:r>
+        <w:rPr>
+          <w:rFonts w:ascii="Arial" w:hAnsi="Arial" w:cs="Arial"/>
+          <w:sz w:val="20"/>
+        </w:rPr>
+        <w:t xml:space="preserve"> orchestration using </w:t>
+      </w:r>
+      <w:r>
+        <w:rPr>
+          <w:rStyle w:val="Strong"/>
+          <w:rFonts w:ascii="Arial" w:hAnsi="Arial" w:cs="Arial"/>
+          <w:sz w:val="20"/>
+        </w:rPr>
+        <w:t>AWS SNS/SQS</w:t>
+      </w:r>
+      <w:r>
+        <w:rPr>
+          <w:rFonts w:ascii="Arial" w:hAnsi="Arial" w:cs="Arial"/>
+          <w:sz w:val="20"/>
+        </w:rPr>
+        <w:t xml:space="preserve">, </w:t>
+      </w:r>
+      <w:r>
+        <w:rPr>
+          <w:rStyle w:val="Strong"/>
+          <w:rFonts w:ascii="Arial" w:hAnsi="Arial" w:cs="Arial"/>
+          <w:sz w:val="20"/>
+        </w:rPr>
+        <w:t>Kafka</w:t>
+      </w:r>
+      <w:r>
+        <w:rPr>
+          <w:rFonts w:ascii="Arial" w:hAnsi="Arial" w:cs="Arial"/>
+          <w:sz w:val="20"/>
+        </w:rPr>
+        <w:t xml:space="preserve">, and </w:t>
+      </w:r>
+      <w:r>
+        <w:rPr>
+          <w:rStyle w:val="Strong"/>
+          <w:rFonts w:ascii="Arial" w:hAnsi="Arial" w:cs="Arial"/>
+          <w:sz w:val="20"/>
+        </w:rPr>
+        <w:t>RabbitMQ</w:t>
+      </w:r>
+      <w:r>
+        <w:rPr>
+          <w:rFonts w:ascii="Arial" w:hAnsi="Arial" w:cs="Arial"/>
+          <w:sz w:val="20"/>
+        </w:rPr>
+        <w:t xml:space="preserve"> patterns to increase throughput and resilience for long-running enterprise workflows.</w:t>
+      </w:r>
+    </w:p>
+    <w:p>
+      <w:pPr>
+        <w:pStyle w:val="NormalWeb"/>
+        <w:numPr>
+          <w:ilvl w:val="0"/>
+          <w:numId w:val="3"/>
+        </w:numPr>
+        <w:jc w:val="both"/>
+        <w:rPr>
+          <w:rFonts w:ascii="Arial" w:hAnsi="Arial" w:cs="Arial"/>
+          <w:sz w:val="20"/>
+        </w:rPr>
+      </w:pPr>
+      <w:r>
+        <w:rPr>
+          <w:rFonts w:ascii="Arial" w:hAnsi="Arial" w:cs="Arial"/>
+          <w:sz w:val="20"/>
+        </w:rPr>
+        <w:t xml:space="preserve">Implemented retrieval-based intelligence using </w:t>
+      </w:r>
+      <w:r>
+        <w:rPr>
+          <w:rStyle w:val="Strong"/>
+          <w:rFonts w:ascii="Arial" w:hAnsi="Arial" w:cs="Arial"/>
+          <w:sz w:val="20"/>
+        </w:rPr>
+        <w:t>Elasticsearch/OpenSearch</w:t>
+      </w:r>
+      <w:r>
+        <w:rPr>
+          <w:rFonts w:ascii="Arial" w:hAnsi="Arial" w:cs="Arial"/>
+          <w:sz w:val="20"/>
+        </w:rPr>
+        <w:t xml:space="preserve"> and </w:t>
+      </w:r>
+      <w:r>
+        <w:rPr>
+          <w:rStyle w:val="Strong"/>
+          <w:rFonts w:ascii="Arial" w:hAnsi="Arial" w:cs="Arial"/>
+          <w:sz w:val="20"/>
+        </w:rPr>
+        <w:t>vector search</w:t>
+      </w:r>
+      <w:r>
+        <w:rPr>
+          <w:rFonts w:ascii="Arial" w:hAnsi="Arial" w:cs="Arial"/>
+          <w:sz w:val="20"/>
+        </w:rPr>
+        <w:t xml:space="preserve"> concepts to power </w:t>
+      </w:r>
+      <w:r>
+        <w:rPr>
+          <w:rStyle w:val="Strong"/>
+          <w:rFonts w:ascii="Arial" w:hAnsi="Arial" w:cs="Arial"/>
+          <w:sz w:val="20"/>
+        </w:rPr>
+        <w:t>GenAI-assisted</w:t>
+      </w:r>
+      <w:r>
+        <w:rPr>
+          <w:rFonts w:ascii="Arial" w:hAnsi="Arial" w:cs="Arial"/>
+          <w:sz w:val="20"/>
+        </w:rPr>
+        <w:t xml:space="preserve"> user flows with </w:t>
+      </w:r>
+      <w:r>
+        <w:rPr>
+          <w:rStyle w:val="Strong"/>
+          <w:rFonts w:ascii="Arial" w:hAnsi="Arial" w:cs="Arial"/>
+          <w:sz w:val="20"/>
+        </w:rPr>
+        <w:t>guardrails</w:t>
+      </w:r>
+      <w:r>
+        <w:rPr>
+          <w:rFonts w:ascii="Arial" w:hAnsi="Arial" w:cs="Arial"/>
+          <w:sz w:val="20"/>
+        </w:rPr>
+        <w:t xml:space="preserve"> and auditability.</w:t>
+      </w:r>
+    </w:p>
+    <w:p>
+      <w:pPr>
+        <w:pStyle w:val="NormalWeb"/>
+        <w:numPr>
+          <w:ilvl w:val="0"/>
+          <w:numId w:val="3"/>
+        </w:numPr>
+        <w:jc w:val="both"/>
+        <w:rPr>
+          <w:rFonts w:ascii="Arial" w:hAnsi="Arial" w:cs="Arial"/>
+          <w:sz w:val="20"/>
+        </w:rPr>
+      </w:pPr>
+      <w:r>
+        <w:rPr>
+          <w:rFonts w:ascii="Arial" w:hAnsi="Arial" w:cs="Arial"/>
+          <w:sz w:val="20"/>
+        </w:rPr>
+        <w:t xml:space="preserve">Strengthened reliability with </w:t>
+      </w:r>
+      <w:r>
+        <w:rPr>
+          <w:rStyle w:val="Strong"/>
+          <w:rFonts w:ascii="Arial" w:hAnsi="Arial" w:cs="Arial"/>
+          <w:sz w:val="20"/>
+        </w:rPr>
+        <w:t>idempotency keys</w:t>
+      </w:r>
+      <w:r>
+        <w:rPr>
+          <w:rFonts w:ascii="Arial" w:hAnsi="Arial" w:cs="Arial"/>
+          <w:sz w:val="20"/>
+        </w:rPr>
+        <w:t>, retries/backoff, timeouts, and circuit-breaker behaviors to reduce outages from unstable third-party dependencies.</w:t>
+      </w:r>
+    </w:p>
+    <w:p>
+      <w:pPr>
+        <w:pStyle w:val="NormalWeb"/>
+        <w:numPr>
+          <w:ilvl w:val="0"/>
+          <w:numId w:val="3"/>
+        </w:numPr>
+        <w:jc w:val="both"/>
+        <w:rPr>
+          <w:rFonts w:ascii="Arial" w:hAnsi="Arial" w:cs="Arial"/>
+          <w:sz w:val="20"/>
+        </w:rPr>
+      </w:pPr>
+      <w:r>
+        <w:rPr>
+          <w:rFonts w:ascii="Arial" w:hAnsi="Arial" w:cs="Arial"/>
+          <w:sz w:val="20"/>
+        </w:rPr>
+        <w:t xml:space="preserve">Optimized latency and compute cost by profiling hot paths, adding targeted caching with </w:t>
+      </w:r>
+      <w:r>
+        <w:rPr>
+          <w:rStyle w:val="Strong"/>
+          <w:rFonts w:ascii="Arial" w:hAnsi="Arial" w:cs="Arial"/>
+          <w:sz w:val="20"/>
+        </w:rPr>
+        <w:t>Redis / ElastiCache</w:t>
+      </w:r>
+      <w:r>
+        <w:rPr>
+          <w:rFonts w:ascii="Arial" w:hAnsi="Arial" w:cs="Arial"/>
+          <w:sz w:val="20"/>
+        </w:rPr>
+        <w:t xml:space="preserve">, and tuning persistence in </w:t>
+      </w:r>
+      <w:r>
+        <w:rPr>
+          <w:rStyle w:val="Strong"/>
+          <w:rFonts w:ascii="Arial" w:hAnsi="Arial" w:cs="Arial"/>
+          <w:sz w:val="20"/>
+        </w:rPr>
+        <w:t>PostgreSQL</w:t>
+      </w:r>
+      <w:r>
+        <w:rPr>
+          <w:rFonts w:ascii="Arial" w:hAnsi="Arial" w:cs="Arial"/>
+          <w:sz w:val="20"/>
+        </w:rPr>
+        <w:t xml:space="preserve">, </w:t>
+      </w:r>
+      <w:r>
+        <w:rPr>
+          <w:rStyle w:val="Strong"/>
+          <w:rFonts w:ascii="Arial" w:hAnsi="Arial" w:cs="Arial"/>
+          <w:sz w:val="20"/>
+        </w:rPr>
+        <w:t>MySQL</w:t>
+      </w:r>
+      <w:r>
+        <w:rPr>
+          <w:rFonts w:ascii="Arial" w:hAnsi="Arial" w:cs="Arial"/>
+          <w:sz w:val="20"/>
+        </w:rPr>
+        <w:t xml:space="preserve">, and </w:t>
+      </w:r>
+      <w:r>
+        <w:rPr>
+          <w:rStyle w:val="Strong"/>
+          <w:rFonts w:ascii="Arial" w:hAnsi="Arial" w:cs="Arial"/>
+          <w:sz w:val="20"/>
+        </w:rPr>
+        <w:t>SQL Server</w:t>
+      </w:r>
+      <w:r>
+        <w:rPr>
+          <w:rFonts w:ascii="Arial" w:hAnsi="Arial" w:cs="Arial"/>
+          <w:sz w:val="20"/>
+        </w:rPr>
+        <w:t>.</w:t>
+      </w:r>
+    </w:p>
+    <w:p>
+      <w:pPr>
+        <w:pStyle w:val="NormalWeb"/>
+        <w:numPr>
+          <w:ilvl w:val="0"/>
+          <w:numId w:val="3"/>
+        </w:numPr>
+        <w:jc w:val="both"/>
+        <w:rPr>
+          <w:rFonts w:ascii="Arial" w:hAnsi="Arial" w:cs="Arial"/>
+          <w:sz w:val="20"/>
+        </w:rPr>
+      </w:pPr>
+      <w:r>
+        <w:rPr>
+          <w:rFonts w:ascii="Arial" w:hAnsi="Arial" w:cs="Arial"/>
+          <w:sz w:val="20"/>
+        </w:rPr>
+        <w:t xml:space="preserve">Implemented data access patterns across </w:t>
+      </w:r>
+      <w:r>
+        <w:rPr>
+          <w:rStyle w:val="Strong"/>
+          <w:rFonts w:ascii="Arial" w:hAnsi="Arial" w:cs="Arial"/>
+          <w:sz w:val="20"/>
+        </w:rPr>
+        <w:t>RDS</w:t>
+      </w:r>
+      <w:r>
+        <w:rPr>
+          <w:rFonts w:ascii="Arial" w:hAnsi="Arial" w:cs="Arial"/>
+          <w:sz w:val="20"/>
+        </w:rPr>
+        <w:t xml:space="preserve">, </w:t>
+      </w:r>
+      <w:r>
+        <w:rPr>
+          <w:rStyle w:val="Strong"/>
+          <w:rFonts w:ascii="Arial" w:hAnsi="Arial" w:cs="Arial"/>
+          <w:sz w:val="20"/>
+        </w:rPr>
+        <w:t>DynamoDB</w:t>
+      </w:r>
+      <w:r>
+        <w:rPr>
+          <w:rFonts w:ascii="Arial" w:hAnsi="Arial" w:cs="Arial"/>
+          <w:sz w:val="20"/>
+        </w:rPr>
+        <w:t xml:space="preserve">, and </w:t>
+      </w:r>
+      <w:r>
+        <w:rPr>
+          <w:rStyle w:val="Strong"/>
+          <w:rFonts w:ascii="Arial" w:hAnsi="Arial" w:cs="Arial"/>
+          <w:sz w:val="20"/>
+        </w:rPr>
+        <w:t>MongoDB</w:t>
+      </w:r>
+      <w:r>
+        <w:rPr>
+          <w:rFonts w:ascii="Arial" w:hAnsi="Arial" w:cs="Arial"/>
+          <w:sz w:val="20"/>
+        </w:rPr>
+        <w:t>, applying schema evolution practices and safe migration rollouts to prevent breaking changes.</w:t>
+      </w:r>
+    </w:p>
+    <w:p>
+      <w:pPr>
+        <w:pStyle w:val="NormalWeb"/>
+        <w:numPr>
+          <w:ilvl w:val="0"/>
+          <w:numId w:val="3"/>
+        </w:numPr>
+        <w:jc w:val="both"/>
+        <w:rPr>
+          <w:rFonts w:ascii="Arial" w:hAnsi="Arial" w:cs="Arial"/>
+          <w:sz w:val="20"/>
+        </w:rPr>
+      </w:pPr>
+      <w:r>
+        <w:rPr>
+          <w:rFonts w:ascii="Arial" w:hAnsi="Arial" w:cs="Arial"/>
+          <w:sz w:val="20"/>
+        </w:rPr>
+        <w:t xml:space="preserve">Built secure authentication/authorization using </w:t>
+      </w:r>
+      <w:r>
+        <w:rPr>
+          <w:rStyle w:val="Strong"/>
+          <w:rFonts w:ascii="Arial" w:hAnsi="Arial" w:cs="Arial"/>
+          <w:sz w:val="20"/>
+        </w:rPr>
+        <w:t>OAuth2</w:t>
+      </w:r>
+      <w:r>
+        <w:rPr>
+          <w:rFonts w:ascii="Arial" w:hAnsi="Arial" w:cs="Arial"/>
+          <w:sz w:val="20"/>
+        </w:rPr>
+        <w:t xml:space="preserve">, </w:t>
+      </w:r>
+      <w:r>
+        <w:rPr>
+          <w:rStyle w:val="Strong"/>
+          <w:rFonts w:ascii="Arial" w:hAnsi="Arial" w:cs="Arial"/>
+          <w:sz w:val="20"/>
+        </w:rPr>
+        <w:t>OpenID Connect</w:t>
+      </w:r>
+      <w:r>
+        <w:rPr>
+          <w:rFonts w:ascii="Arial" w:hAnsi="Arial" w:cs="Arial"/>
+          <w:sz w:val="20"/>
+        </w:rPr>
+        <w:t xml:space="preserve">, </w:t>
+      </w:r>
+      <w:r>
+        <w:rPr>
+          <w:rStyle w:val="Strong"/>
+          <w:rFonts w:ascii="Arial" w:hAnsi="Arial" w:cs="Arial"/>
+          <w:sz w:val="20"/>
+        </w:rPr>
+        <w:t>JWT</w:t>
+      </w:r>
+      <w:r>
+        <w:rPr>
+          <w:rFonts w:ascii="Arial" w:hAnsi="Arial" w:cs="Arial"/>
+          <w:sz w:val="20"/>
+        </w:rPr>
+        <w:t xml:space="preserve">, and </w:t>
+      </w:r>
+      <w:r>
+        <w:rPr>
+          <w:rStyle w:val="Strong"/>
+          <w:rFonts w:ascii="Arial" w:hAnsi="Arial" w:cs="Arial"/>
+          <w:sz w:val="20"/>
+        </w:rPr>
+        <w:t>RBAC/ABAC</w:t>
+      </w:r>
+      <w:r>
+        <w:rPr>
+          <w:rFonts w:ascii="Arial" w:hAnsi="Arial" w:cs="Arial"/>
+          <w:sz w:val="20"/>
+        </w:rPr>
+        <w:t xml:space="preserve">, with integrations across </w:t>
+      </w:r>
+      <w:r>
+        <w:rPr>
+          <w:rStyle w:val="Strong"/>
+          <w:rFonts w:ascii="Arial" w:hAnsi="Arial" w:cs="Arial"/>
+          <w:sz w:val="20"/>
+        </w:rPr>
+        <w:t>Okta</w:t>
+      </w:r>
+      <w:r>
+        <w:rPr>
+          <w:rFonts w:ascii="Arial" w:hAnsi="Arial" w:cs="Arial"/>
+          <w:sz w:val="20"/>
+        </w:rPr>
+        <w:t xml:space="preserve">, </w:t>
+      </w:r>
+      <w:r>
+        <w:rPr>
+          <w:rStyle w:val="Strong"/>
+          <w:rFonts w:ascii="Arial" w:hAnsi="Arial" w:cs="Arial"/>
+          <w:sz w:val="20"/>
+        </w:rPr>
+        <w:t>Auth0</w:t>
+      </w:r>
+      <w:r>
+        <w:rPr>
+          <w:rFonts w:ascii="Arial" w:hAnsi="Arial" w:cs="Arial"/>
+          <w:sz w:val="20"/>
+        </w:rPr>
+        <w:t xml:space="preserve">, and </w:t>
+      </w:r>
+      <w:r>
+        <w:rPr>
+          <w:rStyle w:val="Strong"/>
+          <w:rFonts w:ascii="Arial" w:hAnsi="Arial" w:cs="Arial"/>
+          <w:sz w:val="20"/>
+        </w:rPr>
+        <w:t>AWS Cognito</w:t>
+      </w:r>
+      <w:r>
+        <w:rPr>
+          <w:rFonts w:ascii="Arial" w:hAnsi="Arial" w:cs="Arial"/>
+          <w:sz w:val="20"/>
+        </w:rPr>
+        <w:t xml:space="preserve"> where needed.</w:t>
+      </w:r>
+    </w:p>
+    <w:p>
+      <w:pPr>
+        <w:pStyle w:val="NormalWeb"/>
+        <w:numPr>
+          <w:ilvl w:val="0"/>
+          <w:numId w:val="3"/>
+        </w:numPr>
+        <w:jc w:val="both"/>
+        <w:rPr>
+          <w:rFonts w:ascii="Arial" w:hAnsi="Arial" w:cs="Arial"/>
+          <w:sz w:val="20"/>
+        </w:rPr>
+      </w:pPr>
+      <w:r>
+        <w:rPr>
+          <w:rFonts w:ascii="Arial" w:hAnsi="Arial" w:cs="Arial"/>
+          <w:sz w:val="20"/>
+        </w:rPr>
+        <w:t xml:space="preserve">Delivered compliant data-handling patterns using least-privilege </w:t>
+      </w:r>
+      <w:r>
+        <w:rPr>
+          <w:rStyle w:val="Strong"/>
+          <w:rFonts w:ascii="Arial" w:hAnsi="Arial" w:cs="Arial"/>
+          <w:sz w:val="20"/>
+        </w:rPr>
+        <w:t>IAM</w:t>
+      </w:r>
+      <w:r>
+        <w:rPr>
+          <w:rFonts w:ascii="Arial" w:hAnsi="Arial" w:cs="Arial"/>
+          <w:sz w:val="20"/>
+        </w:rPr>
+        <w:t xml:space="preserve">, secure secrets practices, </w:t>
+      </w:r>
+      <w:r>
+        <w:rPr>
+          <w:rStyle w:val="Strong"/>
+          <w:rFonts w:ascii="Arial" w:hAnsi="Arial" w:cs="Arial"/>
+          <w:sz w:val="20"/>
+        </w:rPr>
+        <w:t>audit logging</w:t>
+      </w:r>
+      <w:r>
+        <w:rPr>
+          <w:rFonts w:ascii="Arial" w:hAnsi="Arial" w:cs="Arial"/>
+          <w:sz w:val="20"/>
+        </w:rPr>
+        <w:t>, and sensitive-field handling across request lifecycles.</w:t>
+      </w:r>
+    </w:p>
+    <w:p>
+      <w:pPr>
+        <w:pStyle w:val="NormalWeb"/>
+        <w:numPr>
+          <w:ilvl w:val="0"/>
+          <w:numId w:val="3"/>
+        </w:numPr>
+        <w:jc w:val="both"/>
+        <w:rPr>
+          <w:rFonts w:ascii="Arial" w:hAnsi="Arial" w:cs="Arial"/>
+          <w:sz w:val="20"/>
+        </w:rPr>
+      </w:pPr>
+      <w:r>
+        <w:rPr>
+          <w:rFonts w:ascii="Arial" w:hAnsi="Arial" w:cs="Arial"/>
+          <w:sz w:val="20"/>
+        </w:rPr>
+        <w:t xml:space="preserve">Deployed and operated services on </w:t>
+      </w:r>
+      <w:r>
+        <w:rPr>
+          <w:rStyle w:val="Strong"/>
+          <w:rFonts w:ascii="Arial" w:hAnsi="Arial" w:cs="Arial"/>
+          <w:sz w:val="20"/>
+        </w:rPr>
+        <w:t>AWS EKS/ECS/EC2/Lambda</w:t>
+      </w:r>
+      <w:r>
+        <w:rPr>
+          <w:rFonts w:ascii="Arial" w:hAnsi="Arial" w:cs="Arial"/>
+          <w:sz w:val="20"/>
+        </w:rPr>
+        <w:t xml:space="preserve"> with </w:t>
+      </w:r>
+      <w:r>
+        <w:rPr>
+          <w:rStyle w:val="Strong"/>
+          <w:rFonts w:ascii="Arial" w:hAnsi="Arial" w:cs="Arial"/>
+          <w:sz w:val="20"/>
+        </w:rPr>
+        <w:t>API Gateway</w:t>
+      </w:r>
+      <w:r>
+        <w:rPr>
+          <w:rFonts w:ascii="Arial" w:hAnsi="Arial" w:cs="Arial"/>
+          <w:sz w:val="20"/>
+        </w:rPr>
+        <w:t xml:space="preserve">, </w:t>
+      </w:r>
+      <w:r>
+        <w:rPr>
+          <w:rStyle w:val="Strong"/>
+          <w:rFonts w:ascii="Arial" w:hAnsi="Arial" w:cs="Arial"/>
+          <w:sz w:val="20"/>
+        </w:rPr>
+        <w:t>S3</w:t>
+      </w:r>
+      <w:r>
+        <w:rPr>
+          <w:rFonts w:ascii="Arial" w:hAnsi="Arial" w:cs="Arial"/>
+          <w:sz w:val="20"/>
+        </w:rPr>
+        <w:t xml:space="preserve">, and </w:t>
+      </w:r>
+      <w:r>
+        <w:rPr>
+          <w:rStyle w:val="Strong"/>
+          <w:rFonts w:ascii="Arial" w:hAnsi="Arial" w:cs="Arial"/>
+          <w:sz w:val="20"/>
+        </w:rPr>
+        <w:t>CloudFront</w:t>
+      </w:r>
+      <w:r>
+        <w:rPr>
+          <w:rFonts w:ascii="Arial" w:hAnsi="Arial" w:cs="Arial"/>
+          <w:sz w:val="20"/>
+        </w:rPr>
+        <w:t>, aligning architecture choices to cost and performance targets.</w:t>
+      </w:r>
+    </w:p>
+    <w:p>
+      <w:pPr>
+        <w:pStyle w:val="NormalWeb"/>
+        <w:numPr>
+          <w:ilvl w:val="0"/>
+          <w:numId w:val="3"/>
+        </w:numPr>
+        <w:jc w:val="both"/>
+        <w:rPr>
+          <w:rFonts w:ascii="Arial" w:hAnsi="Arial" w:cs="Arial"/>
+          <w:sz w:val="20"/>
+        </w:rPr>
+      </w:pPr>
+      <w:r>
+        <w:rPr>
+          <w:rFonts w:ascii="Arial" w:hAnsi="Arial" w:cs="Arial"/>
+          <w:sz w:val="20"/>
+        </w:rPr>
+        <w:t xml:space="preserve">Automated workflows with </w:t>
+      </w:r>
+      <w:r>
+        <w:rPr>
+          <w:rStyle w:val="Strong"/>
+          <w:rFonts w:ascii="Arial" w:hAnsi="Arial" w:cs="Arial"/>
+          <w:sz w:val="20"/>
+        </w:rPr>
+        <w:t>EventBridge</w:t>
+      </w:r>
+      <w:r>
+        <w:rPr>
+          <w:rFonts w:ascii="Arial" w:hAnsi="Arial" w:cs="Arial"/>
+          <w:sz w:val="20"/>
+        </w:rPr>
+        <w:t xml:space="preserve"> and </w:t>
+      </w:r>
+      <w:r>
+        <w:rPr>
+          <w:rStyle w:val="Strong"/>
+          <w:rFonts w:ascii="Arial" w:hAnsi="Arial" w:cs="Arial"/>
+          <w:sz w:val="20"/>
+        </w:rPr>
+        <w:t>Step Functions</w:t>
+      </w:r>
+      <w:r>
+        <w:rPr>
+          <w:rFonts w:ascii="Arial" w:hAnsi="Arial" w:cs="Arial"/>
+          <w:sz w:val="20"/>
+        </w:rPr>
+        <w:t xml:space="preserve"> for scheduling, stateful orchestration, and reliable retries for background processing.</w:t>
+      </w:r>
+    </w:p>
+    <w:p>
+      <w:pPr>
+        <w:pStyle w:val="NormalWeb"/>
+        <w:numPr>
+          <w:ilvl w:val="0"/>
+          <w:numId w:val="3"/>
+        </w:numPr>
+        <w:jc w:val="both"/>
+        <w:rPr>
+          <w:rFonts w:ascii="Arial" w:hAnsi="Arial" w:cs="Arial"/>
+          <w:sz w:val="20"/>
+        </w:rPr>
+      </w:pPr>
+      <w:r>
+        <w:rPr>
+          <w:rFonts w:ascii="Arial" w:hAnsi="Arial" w:cs="Arial"/>
+          <w:sz w:val="20"/>
+        </w:rPr>
+        <w:lastRenderedPageBreak/>
+        <w:t xml:space="preserve">Established production observability using </w:t>
+      </w:r>
+      <w:r>
+        <w:rPr>
+          <w:rStyle w:val="Strong"/>
+          <w:rFonts w:ascii="Arial" w:hAnsi="Arial" w:cs="Arial"/>
+          <w:sz w:val="20"/>
+        </w:rPr>
+        <w:t>OpenTelemetry</w:t>
+      </w:r>
+      <w:r>
+        <w:rPr>
+          <w:rFonts w:ascii="Arial" w:hAnsi="Arial" w:cs="Arial"/>
+          <w:sz w:val="20"/>
+        </w:rPr>
+        <w:t xml:space="preserve">, </w:t>
+      </w:r>
+      <w:r>
+        <w:rPr>
+          <w:rStyle w:val="Strong"/>
+          <w:rFonts w:ascii="Arial" w:hAnsi="Arial" w:cs="Arial"/>
+          <w:sz w:val="20"/>
+        </w:rPr>
+        <w:t>CloudWatch</w:t>
+      </w:r>
+      <w:r>
+        <w:rPr>
+          <w:rFonts w:ascii="Arial" w:hAnsi="Arial" w:cs="Arial"/>
+          <w:sz w:val="20"/>
+        </w:rPr>
+        <w:t xml:space="preserve">, </w:t>
+      </w:r>
+      <w:r>
+        <w:rPr>
+          <w:rStyle w:val="Strong"/>
+          <w:rFonts w:ascii="Arial" w:hAnsi="Arial" w:cs="Arial"/>
+          <w:sz w:val="20"/>
+        </w:rPr>
+        <w:t>Datadog</w:t>
+      </w:r>
+      <w:r>
+        <w:rPr>
+          <w:rFonts w:ascii="Arial" w:hAnsi="Arial" w:cs="Arial"/>
+          <w:sz w:val="20"/>
+        </w:rPr>
+        <w:t xml:space="preserve">, and </w:t>
+      </w:r>
+      <w:r>
+        <w:rPr>
+          <w:rStyle w:val="Strong"/>
+          <w:rFonts w:ascii="Arial" w:hAnsi="Arial" w:cs="Arial"/>
+          <w:sz w:val="20"/>
+        </w:rPr>
+        <w:t>Grafana</w:t>
+      </w:r>
+      <w:r>
+        <w:rPr>
+          <w:rFonts w:ascii="Arial" w:hAnsi="Arial" w:cs="Arial"/>
+          <w:sz w:val="20"/>
+        </w:rPr>
+        <w:t xml:space="preserve">, with structured logs routed via </w:t>
+      </w:r>
+      <w:r>
+        <w:rPr>
+          <w:rStyle w:val="Strong"/>
+          <w:rFonts w:ascii="Arial" w:hAnsi="Arial" w:cs="Arial"/>
+          <w:sz w:val="20"/>
+        </w:rPr>
+        <w:t>ELK/EFK</w:t>
+      </w:r>
+      <w:r>
+        <w:rPr>
+          <w:rFonts w:ascii="Arial" w:hAnsi="Arial" w:cs="Arial"/>
+          <w:sz w:val="20"/>
+        </w:rPr>
+        <w:t xml:space="preserve"> for incident triage.</w:t>
+      </w:r>
+    </w:p>
+    <w:p>
+      <w:pPr>
+        <w:pStyle w:val="NormalWeb"/>
+        <w:numPr>
+          <w:ilvl w:val="0"/>
+          <w:numId w:val="3"/>
+        </w:numPr>
+        <w:jc w:val="both"/>
+        <w:rPr>
+          <w:rFonts w:ascii="Arial" w:hAnsi="Arial" w:cs="Arial"/>
+          <w:sz w:val="20"/>
+        </w:rPr>
+      </w:pPr>
+      <w:r>
+        <w:rPr>
+          <w:rFonts w:ascii="Arial" w:hAnsi="Arial" w:cs="Arial"/>
+          <w:sz w:val="20"/>
+        </w:rPr>
+        <w:t xml:space="preserve">Built CI/CD pipelines using </w:t>
+      </w:r>
+      <w:r>
+        <w:rPr>
+          <w:rStyle w:val="Strong"/>
+          <w:rFonts w:ascii="Arial" w:hAnsi="Arial" w:cs="Arial"/>
+          <w:sz w:val="20"/>
+        </w:rPr>
+        <w:t>GitHub Actions</w:t>
+      </w:r>
+      <w:r>
+        <w:rPr>
+          <w:rFonts w:ascii="Arial" w:hAnsi="Arial" w:cs="Arial"/>
+          <w:sz w:val="20"/>
+        </w:rPr>
+        <w:t xml:space="preserve">, </w:t>
+      </w:r>
+      <w:r>
+        <w:rPr>
+          <w:rStyle w:val="Strong"/>
+          <w:rFonts w:ascii="Arial" w:hAnsi="Arial" w:cs="Arial"/>
+          <w:sz w:val="20"/>
+        </w:rPr>
+        <w:t>GitLab CI</w:t>
+      </w:r>
+      <w:r>
+        <w:rPr>
+          <w:rFonts w:ascii="Arial" w:hAnsi="Arial" w:cs="Arial"/>
+          <w:sz w:val="20"/>
+        </w:rPr>
+        <w:t xml:space="preserve">, and </w:t>
+      </w:r>
+      <w:r>
+        <w:rPr>
+          <w:rStyle w:val="Strong"/>
+          <w:rFonts w:ascii="Arial" w:hAnsi="Arial" w:cs="Arial"/>
+          <w:sz w:val="20"/>
+        </w:rPr>
+        <w:t>Jenkins</w:t>
+      </w:r>
+      <w:r>
+        <w:rPr>
+          <w:rFonts w:ascii="Arial" w:hAnsi="Arial" w:cs="Arial"/>
+          <w:sz w:val="20"/>
+        </w:rPr>
+        <w:t xml:space="preserve">, adding quality gates with </w:t>
+      </w:r>
+      <w:r>
+        <w:rPr>
+          <w:rStyle w:val="Strong"/>
+          <w:rFonts w:ascii="Arial" w:hAnsi="Arial" w:cs="Arial"/>
+          <w:sz w:val="20"/>
+        </w:rPr>
+        <w:t>Jest</w:t>
+      </w:r>
+      <w:r>
+        <w:rPr>
+          <w:rFonts w:ascii="Arial" w:hAnsi="Arial" w:cs="Arial"/>
+          <w:sz w:val="20"/>
+        </w:rPr>
+        <w:t xml:space="preserve">, </w:t>
+      </w:r>
+      <w:r>
+        <w:rPr>
+          <w:rStyle w:val="Strong"/>
+          <w:rFonts w:ascii="Arial" w:hAnsi="Arial" w:cs="Arial"/>
+          <w:sz w:val="20"/>
+        </w:rPr>
+        <w:t>Mocha/Chai</w:t>
+      </w:r>
+      <w:r>
+        <w:rPr>
+          <w:rFonts w:ascii="Arial" w:hAnsi="Arial" w:cs="Arial"/>
+          <w:sz w:val="20"/>
+        </w:rPr>
+        <w:t>, and Pact-style contract testing.</w:t>
+      </w:r>
+    </w:p>
+    <w:p>
+      <w:pPr>
+        <w:pStyle w:val="NormalWeb"/>
+        <w:numPr>
+          <w:ilvl w:val="0"/>
+          <w:numId w:val="3"/>
+        </w:numPr>
+        <w:jc w:val="both"/>
+        <w:rPr>
+          <w:rFonts w:ascii="Arial" w:hAnsi="Arial" w:cs="Arial"/>
+          <w:sz w:val="20"/>
+        </w:rPr>
+      </w:pPr>
+      <w:r>
+        <w:rPr>
+          <w:rFonts w:ascii="Arial" w:hAnsi="Arial" w:cs="Arial"/>
+          <w:sz w:val="20"/>
+        </w:rPr>
+        <w:t xml:space="preserve">Improved UI quality and release confidence using </w:t>
+      </w:r>
+      <w:r>
+        <w:rPr>
+          <w:rStyle w:val="Strong"/>
+          <w:rFonts w:ascii="Arial" w:hAnsi="Arial" w:cs="Arial"/>
+          <w:sz w:val="20"/>
+        </w:rPr>
+        <w:t>React Testing Library</w:t>
+      </w:r>
+      <w:r>
+        <w:rPr>
+          <w:rFonts w:ascii="Arial" w:hAnsi="Arial" w:cs="Arial"/>
+          <w:sz w:val="20"/>
+        </w:rPr>
+        <w:t xml:space="preserve">, </w:t>
+      </w:r>
+      <w:r>
+        <w:rPr>
+          <w:rStyle w:val="Strong"/>
+          <w:rFonts w:ascii="Arial" w:hAnsi="Arial" w:cs="Arial"/>
+          <w:sz w:val="20"/>
+        </w:rPr>
+        <w:t>Cypress</w:t>
+      </w:r>
+      <w:r>
+        <w:rPr>
+          <w:rFonts w:ascii="Arial" w:hAnsi="Arial" w:cs="Arial"/>
+          <w:sz w:val="20"/>
+        </w:rPr>
+        <w:t xml:space="preserve">, and </w:t>
+      </w:r>
+      <w:r>
+        <w:rPr>
+          <w:rStyle w:val="Strong"/>
+          <w:rFonts w:ascii="Arial" w:hAnsi="Arial" w:cs="Arial"/>
+          <w:sz w:val="20"/>
+        </w:rPr>
+        <w:t>Playwright</w:t>
+      </w:r>
+      <w:r>
+        <w:rPr>
+          <w:rFonts w:ascii="Arial" w:hAnsi="Arial" w:cs="Arial"/>
+          <w:sz w:val="20"/>
+        </w:rPr>
+        <w:t xml:space="preserve"> to cover critical user journeys and regression-prone workflows.</w:t>
+      </w:r>
+    </w:p>
+    <w:p>
+      <w:pPr>
+        <w:pStyle w:val="NormalWeb"/>
+        <w:numPr>
+          <w:ilvl w:val="0"/>
+          <w:numId w:val="3"/>
+        </w:numPr>
+        <w:jc w:val="both"/>
+        <w:rPr>
+          <w:rFonts w:ascii="Arial" w:hAnsi="Arial" w:cs="Arial"/>
+          <w:sz w:val="20"/>
+        </w:rPr>
+      </w:pPr>
+      <w:r>
+        <w:rPr>
+          <w:rFonts w:ascii="Arial" w:hAnsi="Arial" w:cs="Arial"/>
+          <w:sz w:val="20"/>
+        </w:rPr>
+        <w:t xml:space="preserve">Partnered with teams on cross-cloud integrations by supporting consumer/integrator patterns across </w:t>
+      </w:r>
+      <w:r>
+        <w:rPr>
+          <w:rStyle w:val="Strong"/>
+          <w:rFonts w:ascii="Arial" w:hAnsi="Arial" w:cs="Arial"/>
+          <w:sz w:val="20"/>
+        </w:rPr>
+        <w:t>Azure AKS/App Service/Azure SQL/Service Bus/Key Vault/Application Insights</w:t>
+      </w:r>
+      <w:r>
+        <w:rPr>
+          <w:rFonts w:ascii="Arial" w:hAnsi="Arial" w:cs="Arial"/>
+          <w:sz w:val="20"/>
+        </w:rPr>
+        <w:t xml:space="preserve"> and </w:t>
+      </w:r>
+      <w:r>
+        <w:rPr>
+          <w:rStyle w:val="Strong"/>
+          <w:rFonts w:ascii="Arial" w:hAnsi="Arial" w:cs="Arial"/>
+          <w:sz w:val="20"/>
+        </w:rPr>
+        <w:t>GCP GKE/Cloud Run/Pub/Sub/Cloud Storage/BigQuery</w:t>
+      </w:r>
+      <w:r>
+        <w:rPr>
+          <w:rFonts w:ascii="Arial" w:hAnsi="Arial" w:cs="Arial"/>
+          <w:sz w:val="20"/>
+        </w:rPr>
+        <w:t>.</w:t>
+      </w:r>
+    </w:p>
+    <w:p>
+      <w:pPr>
+        <w:pBdr>
+          <w:bottom w:val="dashed" w:sz="4" w:space="0" w:color="CFD2CD"/>
+        </w:pBdr>
+        <w:spacing w:after="120"/>
+      </w:pPr>
+      <w:r>
+        <w:t xml:space="preserve"> </w:t>
+      </w:r>
+    </w:p>
+    <w:p>
+      <w:r>
+        <w:rPr>
+          <w:rFonts w:ascii="Arial" w:eastAsia="Arial" w:hAnsi="Arial" w:cs="Arial"/>
+          <w:b/>
+          <w:bCs/>
+          <w:color w:val="111111"/>
+          <w:sz w:val="23"/>
+          <w:szCs w:val="23"/>
+        </w:rPr>
+        <w:t>Full Stack Engineer</w:t>
+      </w:r>
+    </w:p>
+    <w:p>
       <w:r>
         <w:rPr>
           <w:rFonts w:ascii="Arial" w:eastAsia="Arial" w:hAnsi="Arial" w:cs="Arial"/>
@@ -2058,9 +2934,513 @@
           <w:sz w:val="21"/>
           <w:szCs w:val="21"/>
         </w:rPr>
-        <w:t>Venturez</w:t>
-      </w:r>
-      <w:proofErr w:type="spellEnd"/>
+        <w:t>Webiz Digital</w:t>
+      </w:r>
+    </w:p>
+    <w:p>
+      <w:r>
+        <w:rPr>
+          <w:rFonts w:ascii="Arial" w:eastAsia="Arial" w:hAnsi="Arial" w:cs="Arial"/>
+          <w:color w:val="4B5563"/>
+          <w:sz w:val="19"/>
+          <w:szCs w:val="19"/>
+        </w:rPr>
+        <w:t>July 2017 - January 2020</w:t>
+      </w:r>
+    </w:p>
+    <w:p>
+      <w:pPr>
+        <w:pStyle w:val="NormalWeb"/>
+        <w:numPr>
+          <w:ilvl w:val="0"/>
+          <w:numId w:val="5"/>
+        </w:numPr>
+        <w:jc w:val="both"/>
+        <w:rPr>
+          <w:rFonts w:ascii="Arial" w:hAnsi="Arial" w:cs="Arial"/>
+          <w:sz w:val="20"/>
+        </w:rPr>
+      </w:pPr>
+      <w:r>
+        <w:rPr>
+          <w:rFonts w:ascii="Arial" w:hAnsi="Arial" w:cs="Arial"/>
+          <w:sz w:val="20"/>
+        </w:rPr>
+        <w:t xml:space="preserve">Delivered full-stack product increments using </w:t>
+      </w:r>
+      <w:r>
+        <w:rPr>
+          <w:rStyle w:val="Strong"/>
+          <w:rFonts w:ascii="Arial" w:hAnsi="Arial" w:cs="Arial"/>
+          <w:sz w:val="20"/>
+        </w:rPr>
+        <w:t>Node.js</w:t>
+      </w:r>
+      <w:r>
+        <w:rPr>
+          <w:rFonts w:ascii="Arial" w:hAnsi="Arial" w:cs="Arial"/>
+          <w:sz w:val="20"/>
+        </w:rPr>
+        <w:t xml:space="preserve"> services and </w:t>
+      </w:r>
+      <w:r>
+        <w:rPr>
+          <w:rStyle w:val="Strong"/>
+          <w:rFonts w:ascii="Arial" w:hAnsi="Arial" w:cs="Arial"/>
+          <w:sz w:val="20"/>
+        </w:rPr>
+        <w:t>React</w:t>
+      </w:r>
+      <w:r>
+        <w:rPr>
+          <w:rFonts w:ascii="Arial" w:hAnsi="Arial" w:cs="Arial"/>
+          <w:sz w:val="20"/>
+        </w:rPr>
+        <w:t xml:space="preserve"> interfaces, translating requirements into shippable work with consistent engineering standards.</w:t>
+      </w:r>
+    </w:p>
+    <w:p>
+      <w:pPr>
+        <w:pStyle w:val="NormalWeb"/>
+        <w:numPr>
+          <w:ilvl w:val="0"/>
+          <w:numId w:val="5"/>
+        </w:numPr>
+        <w:jc w:val="both"/>
+        <w:rPr>
+          <w:rFonts w:ascii="Arial" w:hAnsi="Arial" w:cs="Arial"/>
+          <w:sz w:val="20"/>
+        </w:rPr>
+      </w:pPr>
+      <w:r>
+        <w:rPr>
+          <w:rFonts w:ascii="Arial" w:hAnsi="Arial" w:cs="Arial"/>
+          <w:sz w:val="20"/>
+        </w:rPr>
+        <w:t xml:space="preserve">Designed backend business logic and </w:t>
+      </w:r>
+      <w:r>
+        <w:rPr>
+          <w:rStyle w:val="Strong"/>
+          <w:rFonts w:ascii="Arial" w:hAnsi="Arial" w:cs="Arial"/>
+          <w:sz w:val="20"/>
+        </w:rPr>
+        <w:t>REST</w:t>
+      </w:r>
+      <w:r>
+        <w:rPr>
+          <w:rFonts w:ascii="Arial" w:hAnsi="Arial" w:cs="Arial"/>
+          <w:sz w:val="20"/>
+        </w:rPr>
+        <w:t xml:space="preserve"> endpoints with stable contracts, predictable error handling, and schema evolution practices to protect clients from breaking changes.</w:t>
+      </w:r>
+    </w:p>
+    <w:p>
+      <w:pPr>
+        <w:pStyle w:val="NormalWeb"/>
+        <w:numPr>
+          <w:ilvl w:val="0"/>
+          <w:numId w:val="5"/>
+        </w:numPr>
+        <w:jc w:val="both"/>
+        <w:rPr>
+          <w:rFonts w:ascii="Arial" w:hAnsi="Arial" w:cs="Arial"/>
+          <w:sz w:val="20"/>
+        </w:rPr>
+      </w:pPr>
+      <w:r>
+        <w:rPr>
+          <w:rFonts w:ascii="Arial" w:hAnsi="Arial" w:cs="Arial"/>
+          <w:sz w:val="20"/>
+        </w:rPr>
+        <w:t>Improved responsiveness by optimizing rendering patterns, reducing unnecessary client-side state churn, and tightening payload sizes and network call patterns.</w:t>
+      </w:r>
+    </w:p>
+    <w:p>
+      <w:pPr>
+        <w:pStyle w:val="NormalWeb"/>
+        <w:numPr>
+          <w:ilvl w:val="0"/>
+          <w:numId w:val="5"/>
+        </w:numPr>
+        <w:jc w:val="both"/>
+        <w:rPr>
+          <w:rFonts w:ascii="Arial" w:hAnsi="Arial" w:cs="Arial"/>
+          <w:sz w:val="20"/>
+        </w:rPr>
+      </w:pPr>
+      <w:r>
+        <w:rPr>
+          <w:rFonts w:ascii="Arial" w:hAnsi="Arial" w:cs="Arial"/>
+          <w:sz w:val="20"/>
+        </w:rPr>
+        <w:t xml:space="preserve">Built reusable UI primitives and component patterns in </w:t>
+      </w:r>
+      <w:r>
+        <w:rPr>
+          <w:rStyle w:val="Strong"/>
+          <w:rFonts w:ascii="Arial" w:hAnsi="Arial" w:cs="Arial"/>
+          <w:sz w:val="20"/>
+        </w:rPr>
+        <w:t>TypeScript</w:t>
+      </w:r>
+      <w:r>
+        <w:rPr>
+          <w:rFonts w:ascii="Arial" w:hAnsi="Arial" w:cs="Arial"/>
+          <w:sz w:val="20"/>
+        </w:rPr>
+        <w:t xml:space="preserve"> to reduce styling drift and raise consistency across customer-facing screens.</w:t>
+      </w:r>
+    </w:p>
+    <w:p>
+      <w:pPr>
+        <w:pStyle w:val="NormalWeb"/>
+        <w:numPr>
+          <w:ilvl w:val="0"/>
+          <w:numId w:val="5"/>
+        </w:numPr>
+        <w:jc w:val="both"/>
+        <w:rPr>
+          <w:rFonts w:ascii="Arial" w:hAnsi="Arial" w:cs="Arial"/>
+          <w:sz w:val="20"/>
+        </w:rPr>
+      </w:pPr>
+      <w:r>
+        <w:rPr>
+          <w:rFonts w:ascii="Arial" w:hAnsi="Arial" w:cs="Arial"/>
+          <w:sz w:val="20"/>
+        </w:rPr>
+        <w:t>Implemented resilient vendor integrations using secure auth flows, retries/backoff, and idempotent handlers to prevent external instability from cascading into outages.</w:t>
+      </w:r>
+    </w:p>
+    <w:p>
+      <w:pPr>
+        <w:pStyle w:val="NormalWeb"/>
+        <w:numPr>
+          <w:ilvl w:val="0"/>
+          <w:numId w:val="5"/>
+        </w:numPr>
+        <w:jc w:val="both"/>
+        <w:rPr>
+          <w:rFonts w:ascii="Arial" w:hAnsi="Arial" w:cs="Arial"/>
+          <w:sz w:val="20"/>
+        </w:rPr>
+      </w:pPr>
+      <w:r>
+        <w:rPr>
+          <w:rFonts w:ascii="Arial" w:hAnsi="Arial" w:cs="Arial"/>
+          <w:sz w:val="20"/>
+        </w:rPr>
+        <w:t xml:space="preserve">Strengthened deployment discipline with containerized delivery using </w:t>
+      </w:r>
+      <w:r>
+        <w:rPr>
+          <w:rStyle w:val="Strong"/>
+          <w:rFonts w:ascii="Arial" w:hAnsi="Arial" w:cs="Arial"/>
+          <w:sz w:val="20"/>
+        </w:rPr>
+        <w:t>Docker</w:t>
+      </w:r>
+      <w:r>
+        <w:rPr>
+          <w:rFonts w:ascii="Arial" w:hAnsi="Arial" w:cs="Arial"/>
+          <w:sz w:val="20"/>
+        </w:rPr>
+        <w:t>, environment configuration hygiene, and safer rollout practices for production stability.</w:t>
+      </w:r>
+    </w:p>
+    <w:p>
+      <w:pPr>
+        <w:pStyle w:val="NormalWeb"/>
+        <w:numPr>
+          <w:ilvl w:val="0"/>
+          <w:numId w:val="5"/>
+        </w:numPr>
+        <w:jc w:val="both"/>
+        <w:rPr>
+          <w:rFonts w:ascii="Arial" w:hAnsi="Arial" w:cs="Arial"/>
+          <w:sz w:val="20"/>
+        </w:rPr>
+      </w:pPr>
+      <w:r>
+        <w:rPr>
+          <w:rFonts w:ascii="Arial" w:hAnsi="Arial" w:cs="Arial"/>
+          <w:sz w:val="20"/>
+        </w:rPr>
+        <w:t xml:space="preserve">Supported data-heavy workflows by tuning queries and access patterns in </w:t>
+      </w:r>
+      <w:r>
+        <w:rPr>
+          <w:rStyle w:val="Strong"/>
+          <w:rFonts w:ascii="Arial" w:hAnsi="Arial" w:cs="Arial"/>
+          <w:sz w:val="20"/>
+        </w:rPr>
+        <w:t>PostgreSQL/MySQL</w:t>
+      </w:r>
+      <w:r>
+        <w:rPr>
+          <w:rFonts w:ascii="Arial" w:hAnsi="Arial" w:cs="Arial"/>
+          <w:sz w:val="20"/>
+        </w:rPr>
+        <w:t xml:space="preserve">, and introducing caching patterns with </w:t>
+      </w:r>
+      <w:r>
+        <w:rPr>
+          <w:rStyle w:val="Strong"/>
+          <w:rFonts w:ascii="Arial" w:hAnsi="Arial" w:cs="Arial"/>
+          <w:sz w:val="20"/>
+        </w:rPr>
+        <w:t>Redis</w:t>
+      </w:r>
+      <w:r>
+        <w:rPr>
+          <w:rFonts w:ascii="Arial" w:hAnsi="Arial" w:cs="Arial"/>
+          <w:sz w:val="20"/>
+        </w:rPr>
+        <w:t xml:space="preserve"> for high-read datasets.</w:t>
+      </w:r>
+    </w:p>
+    <w:p>
+      <w:pPr>
+        <w:pStyle w:val="NormalWeb"/>
+        <w:numPr>
+          <w:ilvl w:val="0"/>
+          <w:numId w:val="5"/>
+        </w:numPr>
+        <w:jc w:val="both"/>
+        <w:rPr>
+          <w:rFonts w:ascii="Arial" w:hAnsi="Arial" w:cs="Arial"/>
+          <w:sz w:val="20"/>
+        </w:rPr>
+      </w:pPr>
+      <w:r>
+        <w:rPr>
+          <w:rFonts w:ascii="Arial" w:hAnsi="Arial" w:cs="Arial"/>
+          <w:sz w:val="20"/>
+        </w:rPr>
+        <w:t xml:space="preserve">Implemented asynchronous processing for long-running tasks using queue-based patterns aligned with </w:t>
+      </w:r>
+      <w:r>
+        <w:rPr>
+          <w:rStyle w:val="Strong"/>
+          <w:rFonts w:ascii="Arial" w:hAnsi="Arial" w:cs="Arial"/>
+          <w:sz w:val="20"/>
+        </w:rPr>
+        <w:t>AWS SQS/SNS</w:t>
+      </w:r>
+      <w:r>
+        <w:rPr>
+          <w:rFonts w:ascii="Arial" w:hAnsi="Arial" w:cs="Arial"/>
+          <w:sz w:val="20"/>
+        </w:rPr>
+        <w:t xml:space="preserve"> and messaging concepts like </w:t>
+      </w:r>
+      <w:r>
+        <w:rPr>
+          <w:rStyle w:val="Strong"/>
+          <w:rFonts w:ascii="Arial" w:hAnsi="Arial" w:cs="Arial"/>
+          <w:sz w:val="20"/>
+        </w:rPr>
+        <w:t>RabbitMQ</w:t>
+      </w:r>
+      <w:r>
+        <w:rPr>
+          <w:rFonts w:ascii="Arial" w:hAnsi="Arial" w:cs="Arial"/>
+          <w:sz w:val="20"/>
+        </w:rPr>
+        <w:t>.</w:t>
+      </w:r>
+    </w:p>
+    <w:p>
+      <w:pPr>
+        <w:pStyle w:val="NormalWeb"/>
+        <w:numPr>
+          <w:ilvl w:val="0"/>
+          <w:numId w:val="5"/>
+        </w:numPr>
+        <w:jc w:val="both"/>
+        <w:rPr>
+          <w:rFonts w:ascii="Arial" w:hAnsi="Arial" w:cs="Arial"/>
+          <w:sz w:val="20"/>
+        </w:rPr>
+      </w:pPr>
+      <w:r>
+        <w:rPr>
+          <w:rFonts w:ascii="Arial" w:hAnsi="Arial" w:cs="Arial"/>
+          <w:sz w:val="20"/>
+        </w:rPr>
+        <w:t xml:space="preserve">Added search-driven experiences using </w:t>
+      </w:r>
+      <w:r>
+        <w:rPr>
+          <w:rStyle w:val="Strong"/>
+          <w:rFonts w:ascii="Arial" w:hAnsi="Arial" w:cs="Arial"/>
+          <w:sz w:val="20"/>
+        </w:rPr>
+        <w:t>Elasticsearch/OpenSearch</w:t>
+      </w:r>
+      <w:r>
+        <w:rPr>
+          <w:rFonts w:ascii="Arial" w:hAnsi="Arial" w:cs="Arial"/>
+          <w:sz w:val="20"/>
+        </w:rPr>
+        <w:t xml:space="preserve"> concepts, enabling faster filtering and retrieval for large datasets.</w:t>
+      </w:r>
+    </w:p>
+    <w:p>
+      <w:pPr>
+        <w:pStyle w:val="NormalWeb"/>
+        <w:numPr>
+          <w:ilvl w:val="0"/>
+          <w:numId w:val="5"/>
+        </w:numPr>
+        <w:jc w:val="both"/>
+        <w:rPr>
+          <w:rFonts w:ascii="Arial" w:hAnsi="Arial" w:cs="Arial"/>
+          <w:sz w:val="20"/>
+        </w:rPr>
+      </w:pPr>
+      <w:r>
+        <w:rPr>
+          <w:rFonts w:ascii="Arial" w:hAnsi="Arial" w:cs="Arial"/>
+          <w:sz w:val="20"/>
+        </w:rPr>
+        <w:t>Improved service visibility with structured logging and actionable telemetry, aligning logs/metrics to faster debugging and clearer ownership.</w:t>
+      </w:r>
+    </w:p>
+    <w:p>
+      <w:pPr>
+        <w:pStyle w:val="NormalWeb"/>
+        <w:numPr>
+          <w:ilvl w:val="0"/>
+          <w:numId w:val="5"/>
+        </w:numPr>
+        <w:jc w:val="both"/>
+        <w:rPr>
+          <w:rFonts w:ascii="Arial" w:hAnsi="Arial" w:cs="Arial"/>
+          <w:sz w:val="20"/>
+        </w:rPr>
+      </w:pPr>
+      <w:r>
+        <w:rPr>
+          <w:rFonts w:ascii="Arial" w:hAnsi="Arial" w:cs="Arial"/>
+          <w:sz w:val="20"/>
+        </w:rPr>
+        <w:t xml:space="preserve">Reduced defect rates by introducing pragmatic automated testing with </w:t>
+      </w:r>
+      <w:r>
+        <w:rPr>
+          <w:rStyle w:val="Strong"/>
+          <w:rFonts w:ascii="Arial" w:hAnsi="Arial" w:cs="Arial"/>
+          <w:sz w:val="20"/>
+        </w:rPr>
+        <w:t>Jest</w:t>
+      </w:r>
+      <w:r>
+        <w:rPr>
+          <w:rFonts w:ascii="Arial" w:hAnsi="Arial" w:cs="Arial"/>
+          <w:sz w:val="20"/>
+        </w:rPr>
+        <w:t xml:space="preserve">, plus targeted UI regression coverage using </w:t>
+      </w:r>
+      <w:r>
+        <w:rPr>
+          <w:rStyle w:val="Strong"/>
+          <w:rFonts w:ascii="Arial" w:hAnsi="Arial" w:cs="Arial"/>
+          <w:sz w:val="20"/>
+        </w:rPr>
+        <w:t>Cypress</w:t>
+      </w:r>
+      <w:r>
+        <w:rPr>
+          <w:rFonts w:ascii="Arial" w:hAnsi="Arial" w:cs="Arial"/>
+          <w:sz w:val="20"/>
+        </w:rPr>
+        <w:t>.</w:t>
+      </w:r>
+    </w:p>
+    <w:p>
+      <w:pPr>
+        <w:pStyle w:val="NormalWeb"/>
+        <w:numPr>
+          <w:ilvl w:val="0"/>
+          <w:numId w:val="5"/>
+        </w:numPr>
+        <w:jc w:val="both"/>
+        <w:rPr>
+          <w:rFonts w:ascii="Arial" w:hAnsi="Arial" w:cs="Arial"/>
+          <w:sz w:val="20"/>
+        </w:rPr>
+      </w:pPr>
+      <w:r>
+        <w:rPr>
+          <w:rFonts w:ascii="Arial" w:hAnsi="Arial" w:cs="Arial"/>
+          <w:sz w:val="20"/>
+        </w:rPr>
+        <w:t>Collaborated cross-functionally to clarify requirements early, communicate tradeoffs clearly, and keep delivery predictable under changing priorities.</w:t>
+      </w:r>
+    </w:p>
+    <w:p>
+      <w:pPr>
+        <w:pStyle w:val="NormalWeb"/>
+        <w:numPr>
+          <w:ilvl w:val="0"/>
+          <w:numId w:val="5"/>
+        </w:numPr>
+        <w:jc w:val="both"/>
+        <w:rPr>
+          <w:rFonts w:ascii="Arial" w:hAnsi="Arial" w:cs="Arial"/>
+          <w:sz w:val="20"/>
+        </w:rPr>
+      </w:pPr>
+      <w:r>
+        <w:rPr>
+          <w:rFonts w:ascii="Arial" w:hAnsi="Arial" w:cs="Arial"/>
+          <w:sz w:val="20"/>
+        </w:rPr>
+        <w:t xml:space="preserve">Contributed to CI/CD improvements using </w:t>
+      </w:r>
+      <w:r>
+        <w:rPr>
+          <w:rStyle w:val="Strong"/>
+          <w:rFonts w:ascii="Arial" w:hAnsi="Arial" w:cs="Arial"/>
+          <w:sz w:val="20"/>
+        </w:rPr>
+        <w:t>Jenkins</w:t>
+      </w:r>
+      <w:r>
+        <w:rPr>
+          <w:rFonts w:ascii="Arial" w:hAnsi="Arial" w:cs="Arial"/>
+          <w:sz w:val="20"/>
+        </w:rPr>
+        <w:t xml:space="preserve"> and early pipeline automation patterns, reducing manual release work and improving repeatability.</w:t>
+      </w:r>
+    </w:p>
+    <w:p>
+      <w:pPr>
+        <w:pBdr>
+          <w:bottom w:val="dashed" w:sz="4" w:space="0" w:color="CFD2CD"/>
+        </w:pBdr>
+        <w:spacing w:after="120"/>
+      </w:pPr>
+      <w:r>
+        <w:t xml:space="preserve"> </w:t>
+      </w:r>
+    </w:p>
+    <w:p>
+      <w:r>
+        <w:rPr>
+          <w:rFonts w:ascii="Arial" w:eastAsia="Arial" w:hAnsi="Arial" w:cs="Arial"/>
+          <w:b/>
+          <w:bCs/>
+          <w:color w:val="111111"/>
+          <w:sz w:val="23"/>
+          <w:szCs w:val="23"/>
+        </w:rPr>
+        <w:t>Software Developer</w:t>
+      </w:r>
+    </w:p>
+    <w:p>
       <w:r>
         <w:rPr>
           <w:rFonts w:ascii="Arial" w:eastAsia="Arial" w:hAnsi="Arial" w:cs="Arial"/>
@@ -2070,7 +3450,7 @@
           <w:sz w:val="21"/>
           <w:szCs w:val="21"/>
         </w:rPr>
-        <w:t xml:space="preserve"> LLC</w:t>
+        <w:t>Centric Tech Inc.</w:t>
       </w:r>
     </w:p>
     <w:p>
@@ -2081,7 +3461,7 @@
           <w:sz w:val="19"/>
           <w:szCs w:val="19"/>
         </w:rPr>
-        <w:t>February 2020 - October 2025</w:t>
+        <w:t>October 2013 - June 2017</w:t>
       </w:r>
     </w:p>
     <w:p>
@@ -2089,75 +3469,22 @@
         <w:pStyle w:val="NormalWeb"/>
         <w:numPr>
           <w:ilvl w:val="0"/>
-          <w:numId w:val="3"/>
+          <w:numId w:val="7"/>
         </w:numPr>
         <w:jc w:val="both"/>
         <w:rPr>
           <w:rFonts w:ascii="Arial" w:hAnsi="Arial" w:cs="Arial"/>
           <w:sz w:val="20"/>
-        </w:rPr>
-      </w:pPr>
-      <w:r>
-        <w:rPr>
-          <w:rFonts w:ascii="Arial" w:hAnsi="Arial" w:cs="Arial"/>
-          <w:sz w:val="20"/>
-        </w:rPr>
-        <w:t xml:space="preserve">Owned end-to-end delivery of </w:t>
-      </w:r>
-      <w:r>
-        <w:rPr>
-          <w:rStyle w:val="Strong"/>
-          <w:rFonts w:ascii="Arial" w:hAnsi="Arial" w:cs="Arial"/>
-          <w:sz w:val="20"/>
-        </w:rPr>
-        <w:t xml:space="preserve">cloud-native </w:t>
-      </w:r>
-      <w:proofErr w:type="spellStart"/>
-      <w:r>
-        <w:rPr>
-          <w:rStyle w:val="Strong"/>
-          <w:rFonts w:ascii="Arial" w:hAnsi="Arial" w:cs="Arial"/>
-          <w:sz w:val="20"/>
-        </w:rPr>
-        <w:t>SaaS</w:t>
-      </w:r>
-      <w:proofErr w:type="spellEnd"/>
-      <w:r>
-        <w:rPr>
-          <w:rFonts w:ascii="Arial" w:hAnsi="Arial" w:cs="Arial"/>
-          <w:sz w:val="20"/>
-        </w:rPr>
-        <w:t xml:space="preserve"> features across </w:t>
-      </w:r>
-      <w:r>
-        <w:rPr>
-          <w:rStyle w:val="Strong"/>
-          <w:rFonts w:ascii="Arial" w:hAnsi="Arial" w:cs="Arial"/>
-          <w:sz w:val="20"/>
-        </w:rPr>
-        <w:t>Node.js</w:t>
-      </w:r>
-      <w:r>
-        <w:rPr>
-          <w:rFonts w:ascii="Arial" w:hAnsi="Arial" w:cs="Arial"/>
-          <w:sz w:val="20"/>
-        </w:rPr>
-        <w:t xml:space="preserve"> services and </w:t>
-      </w:r>
-      <w:r>
-        <w:rPr>
-          <w:rStyle w:val="Strong"/>
-          <w:rFonts w:ascii="Arial" w:hAnsi="Arial" w:cs="Arial"/>
-          <w:sz w:val="20"/>
-        </w:rPr>
-        <w:t>React</w:t>
-      </w:r>
-      <w:r>
-        <w:rPr>
-          <w:rFonts w:ascii="Arial" w:hAnsi="Arial" w:cs="Arial"/>
-          <w:sz w:val="20"/>
-        </w:rPr>
-        <w:t xml:space="preserve"> applications, from discovery through production hardening and operational support.</w:t>
+          <w:szCs w:val="20"/>
+        </w:rPr>
+      </w:pPr>
+      <w:r>
+        <w:rPr>
+          <w:rFonts w:ascii="Arial" w:hAnsi="Arial" w:cs="Arial"/>
+          <w:sz w:val="20"/>
+          <w:szCs w:val="20"/>
+        </w:rPr>
+        <w:t>Built and maintained backend services and web applications supporting internal and client-facing systems, emphasizing correctness, stability, and clear separation of concerns.</w:t>
       </w:r>
     </w:p>
     <w:p>
@@ -2165,50 +3492,22 @@
         <w:pStyle w:val="NormalWeb"/>
         <w:numPr>
           <w:ilvl w:val="0"/>
-          <w:numId w:val="3"/>
+          <w:numId w:val="7"/>
         </w:numPr>
         <w:jc w:val="both"/>
         <w:rPr>
           <w:rFonts w:ascii="Arial" w:hAnsi="Arial" w:cs="Arial"/>
           <w:sz w:val="20"/>
-        </w:rPr>
-      </w:pPr>
-      <w:r>
-        <w:rPr>
-          <w:rFonts w:ascii="Arial" w:hAnsi="Arial" w:cs="Arial"/>
-          <w:sz w:val="20"/>
-        </w:rPr>
-        <w:t xml:space="preserve">Designed and shipped scalable </w:t>
-      </w:r>
-      <w:r>
-        <w:rPr>
-          <w:rStyle w:val="Strong"/>
-          <w:rFonts w:ascii="Arial" w:hAnsi="Arial" w:cs="Arial"/>
-          <w:sz w:val="20"/>
-        </w:rPr>
-        <w:t>REST APIs</w:t>
-      </w:r>
-      <w:r>
-        <w:rPr>
-          <w:rFonts w:ascii="Arial" w:hAnsi="Arial" w:cs="Arial"/>
-          <w:sz w:val="20"/>
-        </w:rPr>
-        <w:t xml:space="preserve"> with consistent validation, pagination, and error semantics, improving </w:t>
-      </w:r>
-      <w:r>
-        <w:rPr>
-          <w:rStyle w:val="Strong"/>
-          <w:rFonts w:ascii="Arial" w:hAnsi="Arial" w:cs="Arial"/>
-          <w:sz w:val="20"/>
-        </w:rPr>
-        <w:t>backward compatibility</w:t>
-      </w:r>
-      <w:r>
-        <w:rPr>
-          <w:rFonts w:ascii="Arial" w:hAnsi="Arial" w:cs="Arial"/>
-          <w:sz w:val="20"/>
-        </w:rPr>
-        <w:t xml:space="preserve"> for external integrations.</w:t>
+          <w:szCs w:val="20"/>
+        </w:rPr>
+      </w:pPr>
+      <w:r>
+        <w:rPr>
+          <w:rFonts w:ascii="Arial" w:hAnsi="Arial" w:cs="Arial"/>
+          <w:sz w:val="20"/>
+          <w:szCs w:val="20"/>
+        </w:rPr>
+        <w:t>Implemented API endpoints and business logic with disciplined input validation, predictable response contracts, and secure data handling patterns.</w:t>
       </w:r>
     </w:p>
     <w:p>
@@ -2216,82 +3515,22 @@
         <w:pStyle w:val="NormalWeb"/>
         <w:numPr>
           <w:ilvl w:val="0"/>
-          <w:numId w:val="3"/>
+          <w:numId w:val="7"/>
         </w:numPr>
         <w:jc w:val="both"/>
         <w:rPr>
           <w:rFonts w:ascii="Arial" w:hAnsi="Arial" w:cs="Arial"/>
           <w:sz w:val="20"/>
-        </w:rPr>
-      </w:pPr>
-      <w:r>
-        <w:rPr>
-          <w:rFonts w:ascii="Arial" w:hAnsi="Arial" w:cs="Arial"/>
-          <w:sz w:val="20"/>
-        </w:rPr>
-        <w:t xml:space="preserve">Built </w:t>
-      </w:r>
-      <w:r>
-        <w:rPr>
-          <w:rStyle w:val="Strong"/>
-          <w:rFonts w:ascii="Arial" w:hAnsi="Arial" w:cs="Arial"/>
-          <w:sz w:val="20"/>
-        </w:rPr>
-        <w:t>event-driven</w:t>
-      </w:r>
-      <w:r>
-        <w:rPr>
-          <w:rFonts w:ascii="Arial" w:hAnsi="Arial" w:cs="Arial"/>
-          <w:sz w:val="20"/>
-        </w:rPr>
-        <w:t xml:space="preserve"> orchestration using </w:t>
-      </w:r>
-      <w:r>
-        <w:rPr>
-          <w:rStyle w:val="Strong"/>
-          <w:rFonts w:ascii="Arial" w:hAnsi="Arial" w:cs="Arial"/>
-          <w:sz w:val="20"/>
-        </w:rPr>
-        <w:t>AWS SNS/SQS</w:t>
-      </w:r>
-      <w:r>
-        <w:rPr>
-          <w:rFonts w:ascii="Arial" w:hAnsi="Arial" w:cs="Arial"/>
-          <w:sz w:val="20"/>
-        </w:rPr>
-        <w:t xml:space="preserve">, </w:t>
-      </w:r>
-      <w:r>
-        <w:rPr>
-          <w:rStyle w:val="Strong"/>
-          <w:rFonts w:ascii="Arial" w:hAnsi="Arial" w:cs="Arial"/>
-          <w:sz w:val="20"/>
-        </w:rPr>
-        <w:t>Kafka</w:t>
-      </w:r>
-      <w:r>
-        <w:rPr>
-          <w:rFonts w:ascii="Arial" w:hAnsi="Arial" w:cs="Arial"/>
-          <w:sz w:val="20"/>
-        </w:rPr>
-        <w:t xml:space="preserve">, and </w:t>
-      </w:r>
-      <w:proofErr w:type="spellStart"/>
-      <w:r>
-        <w:rPr>
-          <w:rStyle w:val="Strong"/>
-          <w:rFonts w:ascii="Arial" w:hAnsi="Arial" w:cs="Arial"/>
-          <w:sz w:val="20"/>
-        </w:rPr>
-        <w:t>RabbitMQ</w:t>
-      </w:r>
-      <w:proofErr w:type="spellEnd"/>
-      <w:r>
-        <w:rPr>
-          <w:rFonts w:ascii="Arial" w:hAnsi="Arial" w:cs="Arial"/>
-          <w:sz w:val="20"/>
-        </w:rPr>
-        <w:t xml:space="preserve"> patterns to increase throughput and resilience for long-running enterprise workflows.</w:t>
+          <w:szCs w:val="20"/>
+        </w:rPr>
+      </w:pPr>
+      <w:r>
+        <w:rPr>
+          <w:rFonts w:ascii="Arial" w:hAnsi="Arial" w:cs="Arial"/>
+          <w:sz w:val="20"/>
+          <w:szCs w:val="20"/>
+        </w:rPr>
+        <w:t>Supported asynchronous job processing and scheduling for recurring workflows, adding safeguards for partial failure recovery and operational reliability.</w:t>
       </w:r>
     </w:p>
     <w:p>
@@ -2299,100 +3538,39 @@
         <w:pStyle w:val="NormalWeb"/>
         <w:numPr>
           <w:ilvl w:val="0"/>
-          <w:numId w:val="3"/>
+          <w:numId w:val="7"/>
         </w:numPr>
         <w:jc w:val="both"/>
         <w:rPr>
           <w:rFonts w:ascii="Arial" w:hAnsi="Arial" w:cs="Arial"/>
           <w:sz w:val="20"/>
-        </w:rPr>
-      </w:pPr>
-      <w:r>
-        <w:rPr>
-          <w:rFonts w:ascii="Arial" w:hAnsi="Arial" w:cs="Arial"/>
-          <w:sz w:val="20"/>
-        </w:rPr>
-        <w:t xml:space="preserve">Implemented retrieval-based intelligence using </w:t>
-      </w:r>
-      <w:proofErr w:type="spellStart"/>
-      <w:r>
-        <w:rPr>
-          <w:rStyle w:val="Strong"/>
-          <w:rFonts w:ascii="Arial" w:hAnsi="Arial" w:cs="Arial"/>
-          <w:sz w:val="20"/>
-        </w:rPr>
-        <w:t>Elasticsearch</w:t>
-      </w:r>
-      <w:proofErr w:type="spellEnd"/>
-      <w:r>
-        <w:rPr>
-          <w:rStyle w:val="Strong"/>
-          <w:rFonts w:ascii="Arial" w:hAnsi="Arial" w:cs="Arial"/>
-          <w:sz w:val="20"/>
-        </w:rPr>
-        <w:t>/OpenSearch</w:t>
-      </w:r>
-      <w:r>
-        <w:rPr>
-          <w:rFonts w:ascii="Arial" w:hAnsi="Arial" w:cs="Arial"/>
-          <w:sz w:val="20"/>
-        </w:rPr>
-        <w:t xml:space="preserve"> and </w:t>
-      </w:r>
-      <w:r>
-        <w:rPr>
-          <w:rStyle w:val="Strong"/>
-          <w:rFonts w:ascii="Arial" w:hAnsi="Arial" w:cs="Arial"/>
-          <w:sz w:val="20"/>
-        </w:rPr>
-        <w:t>vector search</w:t>
-      </w:r>
-      <w:r>
-        <w:rPr>
-          <w:rFonts w:ascii="Arial" w:hAnsi="Arial" w:cs="Arial"/>
-          <w:sz w:val="20"/>
-        </w:rPr>
-        <w:t xml:space="preserve"> concepts to power </w:t>
-      </w:r>
-      <w:proofErr w:type="spellStart"/>
-      <w:r>
-        <w:rPr>
-          <w:rStyle w:val="Strong"/>
-          <w:rFonts w:ascii="Arial" w:hAnsi="Arial" w:cs="Arial"/>
-          <w:sz w:val="20"/>
-        </w:rPr>
-        <w:t>GenAI</w:t>
-      </w:r>
-      <w:proofErr w:type="spellEnd"/>
-      <w:r>
-        <w:rPr>
-          <w:rStyle w:val="Strong"/>
-          <w:rFonts w:ascii="Arial" w:hAnsi="Arial" w:cs="Arial"/>
-          <w:sz w:val="20"/>
-        </w:rPr>
-        <w:t>-assisted</w:t>
-      </w:r>
-      <w:r>
-        <w:rPr>
-          <w:rFonts w:ascii="Arial" w:hAnsi="Arial" w:cs="Arial"/>
-          <w:sz w:val="20"/>
-        </w:rPr>
-        <w:t xml:space="preserve"> user flows with </w:t>
-      </w:r>
-      <w:r>
-        <w:rPr>
-          <w:rStyle w:val="Strong"/>
-          <w:rFonts w:ascii="Arial" w:hAnsi="Arial" w:cs="Arial"/>
-          <w:sz w:val="20"/>
-        </w:rPr>
-        <w:t>guardrails</w:t>
-      </w:r>
-      <w:r>
-        <w:rPr>
-          <w:rFonts w:ascii="Arial" w:hAnsi="Arial" w:cs="Arial"/>
-          <w:sz w:val="20"/>
-        </w:rPr>
-        <w:t xml:space="preserve"> and auditability.</w:t>
+          <w:szCs w:val="20"/>
+        </w:rPr>
+      </w:pPr>
+      <w:r>
+        <w:rPr>
+          <w:rFonts w:ascii="Arial" w:hAnsi="Arial" w:cs="Arial"/>
+          <w:sz w:val="20"/>
+          <w:szCs w:val="20"/>
+        </w:rPr>
+        <w:t xml:space="preserve">Improved data persistence and reporting workflows using </w:t>
+      </w:r>
+      <w:r>
+        <w:rPr>
+          <w:rStyle w:val="Strong"/>
+          <w:rFonts w:ascii="Arial" w:hAnsi="Arial" w:cs="Arial"/>
+          <w:sz w:val="20"/>
+          <w:szCs w:val="20"/>
+        </w:rPr>
+        <w:t>SQL</w:t>
+      </w:r>
+      <w:r>
+        <w:rPr>
+          <w:rFonts w:ascii="Arial" w:hAnsi="Arial" w:cs="Arial"/>
+          <w:sz w:val="20"/>
+          <w:szCs w:val="20"/>
+        </w:rPr>
+        <w:t xml:space="preserve"> across relational stores, strengthening indexing practices and query performance under load.</w:t>
       </w:r>
     </w:p>
     <w:p>
@@ -2400,61 +3578,39 @@
         <w:pStyle w:val="NormalWeb"/>
         <w:numPr>
           <w:ilvl w:val="0"/>
-          <w:numId w:val="3"/>
+          <w:numId w:val="7"/>
         </w:numPr>
         <w:jc w:val="both"/>
         <w:rPr>
           <w:rFonts w:ascii="Arial" w:hAnsi="Arial" w:cs="Arial"/>
           <w:sz w:val="20"/>
-        </w:rPr>
-      </w:pPr>
-      <w:r>
-        <w:rPr>
-          <w:rFonts w:ascii="Arial" w:hAnsi="Arial" w:cs="Arial"/>
-          <w:sz w:val="20"/>
-        </w:rPr>
-        <w:t xml:space="preserve">Strengthened reliability with </w:t>
-      </w:r>
-      <w:proofErr w:type="spellStart"/>
-      <w:r>
-        <w:rPr>
-          <w:rStyle w:val="Strong"/>
-          <w:rFonts w:ascii="Arial" w:hAnsi="Arial" w:cs="Arial"/>
-          <w:sz w:val="20"/>
-        </w:rPr>
-        <w:t>idempotency</w:t>
-      </w:r>
-      <w:proofErr w:type="spellEnd"/>
-      <w:r>
-        <w:rPr>
-          <w:rStyle w:val="Strong"/>
-          <w:rFonts w:ascii="Arial" w:hAnsi="Arial" w:cs="Arial"/>
-          <w:sz w:val="20"/>
-        </w:rPr>
-        <w:t xml:space="preserve"> keys</w:t>
-      </w:r>
-      <w:r>
-        <w:rPr>
-          <w:rFonts w:ascii="Arial" w:hAnsi="Arial" w:cs="Arial"/>
-          <w:sz w:val="20"/>
-        </w:rPr>
-        <w:t>, retries/</w:t>
-      </w:r>
-      <w:proofErr w:type="spellStart"/>
-      <w:r>
-        <w:rPr>
-          <w:rFonts w:ascii="Arial" w:hAnsi="Arial" w:cs="Arial"/>
-          <w:sz w:val="20"/>
-        </w:rPr>
-        <w:t>backoff</w:t>
-      </w:r>
-      <w:proofErr w:type="spellEnd"/>
-      <w:r>
-        <w:rPr>
-          <w:rFonts w:ascii="Arial" w:hAnsi="Arial" w:cs="Arial"/>
-          <w:sz w:val="20"/>
-        </w:rPr>
-        <w:t>, timeouts, and circuit-breaker behaviors to reduce outages from unstable third-party dependencies.</w:t>
+          <w:szCs w:val="20"/>
+        </w:rPr>
+      </w:pPr>
+      <w:r>
+        <w:rPr>
+          <w:rFonts w:ascii="Arial" w:hAnsi="Arial" w:cs="Arial"/>
+          <w:sz w:val="20"/>
+          <w:szCs w:val="20"/>
+        </w:rPr>
+        <w:t xml:space="preserve">Introduced caching patterns using </w:t>
+      </w:r>
+      <w:r>
+        <w:rPr>
+          <w:rStyle w:val="Strong"/>
+          <w:rFonts w:ascii="Arial" w:hAnsi="Arial" w:cs="Arial"/>
+          <w:sz w:val="20"/>
+          <w:szCs w:val="20"/>
+        </w:rPr>
+        <w:t>Redis-style</w:t>
+      </w:r>
+      <w:r>
+        <w:rPr>
+          <w:rFonts w:ascii="Arial" w:hAnsi="Arial" w:cs="Arial"/>
+          <w:sz w:val="20"/>
+          <w:szCs w:val="20"/>
+        </w:rPr>
+        <w:t xml:space="preserve"> approaches to protect primary databases and reduce repeated computations during traffic spikes.</w:t>
       </w:r>
     </w:p>
     <w:p>
@@ -2462,102 +3618,22 @@
         <w:pStyle w:val="NormalWeb"/>
         <w:numPr>
           <w:ilvl w:val="0"/>
-          <w:numId w:val="3"/>
+          <w:numId w:val="7"/>
         </w:numPr>
         <w:jc w:val="both"/>
         <w:rPr>
           <w:rFonts w:ascii="Arial" w:hAnsi="Arial" w:cs="Arial"/>
           <w:sz w:val="20"/>
-        </w:rPr>
-      </w:pPr>
-      <w:r>
-        <w:rPr>
-          <w:rFonts w:ascii="Arial" w:hAnsi="Arial" w:cs="Arial"/>
-          <w:sz w:val="20"/>
-        </w:rPr>
-        <w:t xml:space="preserve">Optimized latency and compute cost by profiling hot paths, adding targeted caching with </w:t>
-      </w:r>
-      <w:proofErr w:type="spellStart"/>
-      <w:r>
-        <w:rPr>
-          <w:rStyle w:val="Strong"/>
-          <w:rFonts w:ascii="Arial" w:hAnsi="Arial" w:cs="Arial"/>
-          <w:sz w:val="20"/>
-        </w:rPr>
-        <w:t>Redis</w:t>
-      </w:r>
-      <w:proofErr w:type="spellEnd"/>
-      <w:r>
-        <w:rPr>
-          <w:rStyle w:val="Strong"/>
-          <w:rFonts w:ascii="Arial" w:hAnsi="Arial" w:cs="Arial"/>
-          <w:sz w:val="20"/>
-        </w:rPr>
-        <w:t xml:space="preserve"> / </w:t>
-      </w:r>
-      <w:proofErr w:type="spellStart"/>
-      <w:r>
-        <w:rPr>
-          <w:rStyle w:val="Strong"/>
-          <w:rFonts w:ascii="Arial" w:hAnsi="Arial" w:cs="Arial"/>
-          <w:sz w:val="20"/>
-        </w:rPr>
-        <w:t>ElastiCache</w:t>
-      </w:r>
-      <w:proofErr w:type="spellEnd"/>
-      <w:r>
-        <w:rPr>
-          <w:rFonts w:ascii="Arial" w:hAnsi="Arial" w:cs="Arial"/>
-          <w:sz w:val="20"/>
-        </w:rPr>
-        <w:t xml:space="preserve">, and tuning persistence in </w:t>
-      </w:r>
-      <w:proofErr w:type="spellStart"/>
-      <w:r>
-        <w:rPr>
-          <w:rStyle w:val="Strong"/>
-          <w:rFonts w:ascii="Arial" w:hAnsi="Arial" w:cs="Arial"/>
-          <w:sz w:val="20"/>
-        </w:rPr>
-        <w:t>PostgreSQL</w:t>
-      </w:r>
-      <w:proofErr w:type="spellEnd"/>
-      <w:r>
-        <w:rPr>
-          <w:rFonts w:ascii="Arial" w:hAnsi="Arial" w:cs="Arial"/>
-          <w:sz w:val="20"/>
-        </w:rPr>
-        <w:t xml:space="preserve">, </w:t>
-      </w:r>
-      <w:r>
-        <w:rPr>
-          <w:rStyle w:val="Strong"/>
-          <w:rFonts w:ascii="Arial" w:hAnsi="Arial" w:cs="Arial"/>
-          <w:sz w:val="20"/>
-        </w:rPr>
-        <w:t>MySQL</w:t>
-      </w:r>
-      <w:r>
-        <w:rPr>
-          <w:rFonts w:ascii="Arial" w:hAnsi="Arial" w:cs="Arial"/>
-          <w:sz w:val="20"/>
-        </w:rPr>
-        <w:t xml:space="preserve">, and </w:t>
-      </w:r>
-      <w:r>
-        <w:rPr>
-          <w:rStyle w:val="Strong"/>
-          <w:rFonts w:ascii="Arial" w:hAnsi="Arial" w:cs="Arial"/>
-          <w:sz w:val="20"/>
-        </w:rPr>
-        <w:t>SQL Server</w:t>
-      </w:r>
-      <w:r>
-        <w:rPr>
-          <w:rFonts w:ascii="Arial" w:hAnsi="Arial" w:cs="Arial"/>
-          <w:sz w:val="20"/>
-        </w:rPr>
-        <w:t>.</w:t>
+          <w:szCs w:val="20"/>
+        </w:rPr>
+      </w:pPr>
+      <w:r>
+        <w:rPr>
+          <w:rFonts w:ascii="Arial" w:hAnsi="Arial" w:cs="Arial"/>
+          <w:sz w:val="20"/>
+          <w:szCs w:val="20"/>
+        </w:rPr>
+        <w:t>Assisted with production debugging using structured logs and trace-style correlation habits, applying targeted fixes that minimized user-facing disruption.</w:t>
       </w:r>
     </w:p>
     <w:p>
@@ -2565,69 +3641,22 @@
         <w:pStyle w:val="NormalWeb"/>
         <w:numPr>
           <w:ilvl w:val="0"/>
-          <w:numId w:val="3"/>
+          <w:numId w:val="7"/>
         </w:numPr>
         <w:jc w:val="both"/>
         <w:rPr>
           <w:rFonts w:ascii="Arial" w:hAnsi="Arial" w:cs="Arial"/>
           <w:sz w:val="20"/>
-        </w:rPr>
-      </w:pPr>
-      <w:r>
-        <w:rPr>
-          <w:rFonts w:ascii="Arial" w:hAnsi="Arial" w:cs="Arial"/>
-          <w:sz w:val="20"/>
-        </w:rPr>
-        <w:t xml:space="preserve">Implemented data access patterns across </w:t>
-      </w:r>
-      <w:r>
-        <w:rPr>
-          <w:rStyle w:val="Strong"/>
-          <w:rFonts w:ascii="Arial" w:hAnsi="Arial" w:cs="Arial"/>
-          <w:sz w:val="20"/>
-        </w:rPr>
-        <w:t>RDS</w:t>
-      </w:r>
-      <w:r>
-        <w:rPr>
-          <w:rFonts w:ascii="Arial" w:hAnsi="Arial" w:cs="Arial"/>
-          <w:sz w:val="20"/>
-        </w:rPr>
-        <w:t xml:space="preserve">, </w:t>
-      </w:r>
-      <w:proofErr w:type="spellStart"/>
-      <w:r>
-        <w:rPr>
-          <w:rStyle w:val="Strong"/>
-          <w:rFonts w:ascii="Arial" w:hAnsi="Arial" w:cs="Arial"/>
-          <w:sz w:val="20"/>
-        </w:rPr>
-        <w:t>DynamoDB</w:t>
-      </w:r>
-      <w:proofErr w:type="spellEnd"/>
-      <w:r>
-        <w:rPr>
-          <w:rFonts w:ascii="Arial" w:hAnsi="Arial" w:cs="Arial"/>
-          <w:sz w:val="20"/>
-        </w:rPr>
-        <w:t xml:space="preserve">, and </w:t>
-      </w:r>
-      <w:proofErr w:type="spellStart"/>
-      <w:r>
-        <w:rPr>
-          <w:rStyle w:val="Strong"/>
-          <w:rFonts w:ascii="Arial" w:hAnsi="Arial" w:cs="Arial"/>
-          <w:sz w:val="20"/>
-        </w:rPr>
-        <w:t>MongoDB</w:t>
-      </w:r>
-      <w:proofErr w:type="spellEnd"/>
-      <w:r>
-        <w:rPr>
-          <w:rFonts w:ascii="Arial" w:hAnsi="Arial" w:cs="Arial"/>
-          <w:sz w:val="20"/>
-        </w:rPr>
-        <w:t>, applying schema evolution practices and safe migration rollouts to prevent breaking changes.</w:t>
+          <w:szCs w:val="20"/>
+        </w:rPr>
+      </w:pPr>
+      <w:r>
+        <w:rPr>
+          <w:rFonts w:ascii="Arial" w:hAnsi="Arial" w:cs="Arial"/>
+          <w:sz w:val="20"/>
+          <w:szCs w:val="20"/>
+        </w:rPr>
+        <w:t>Collaborated with senior engineers on system design and deployment workflows, contributing incremental improvements and learning operational best practices.</w:t>
       </w:r>
     </w:p>
     <w:p>
@@ -2635,147 +3664,39 @@
         <w:pStyle w:val="NormalWeb"/>
         <w:numPr>
           <w:ilvl w:val="0"/>
-          <w:numId w:val="3"/>
+          <w:numId w:val="7"/>
         </w:numPr>
         <w:jc w:val="both"/>
         <w:rPr>
           <w:rFonts w:ascii="Arial" w:hAnsi="Arial" w:cs="Arial"/>
           <w:sz w:val="20"/>
-        </w:rPr>
-      </w:pPr>
-      <w:r>
-        <w:rPr>
-          <w:rFonts w:ascii="Arial" w:hAnsi="Arial" w:cs="Arial"/>
-          <w:sz w:val="20"/>
-        </w:rPr>
-        <w:t xml:space="preserve">Built secure authentication/authorization using </w:t>
-      </w:r>
-      <w:r>
-        <w:rPr>
-          <w:rStyle w:val="Strong"/>
-          <w:rFonts w:ascii="Arial" w:hAnsi="Arial" w:cs="Arial"/>
-          <w:sz w:val="20"/>
-        </w:rPr>
-        <w:t>OAuth2</w:t>
-      </w:r>
-      <w:r>
-        <w:rPr>
-          <w:rFonts w:ascii="Arial" w:hAnsi="Arial" w:cs="Arial"/>
-          <w:sz w:val="20"/>
-        </w:rPr>
-        <w:t xml:space="preserve">, </w:t>
-      </w:r>
-      <w:proofErr w:type="spellStart"/>
-      <w:r>
-        <w:rPr>
-          <w:rStyle w:val="Strong"/>
-          <w:rFonts w:ascii="Arial" w:hAnsi="Arial" w:cs="Arial"/>
-          <w:sz w:val="20"/>
-        </w:rPr>
-        <w:t>OpenID</w:t>
-      </w:r>
-      <w:proofErr w:type="spellEnd"/>
-      <w:r>
-        <w:rPr>
-          <w:rStyle w:val="Strong"/>
-          <w:rFonts w:ascii="Arial" w:hAnsi="Arial" w:cs="Arial"/>
-          <w:sz w:val="20"/>
-        </w:rPr>
-        <w:t xml:space="preserve"> Connect</w:t>
-      </w:r>
-      <w:r>
-        <w:rPr>
-          <w:rFonts w:ascii="Arial" w:hAnsi="Arial" w:cs="Arial"/>
-          <w:sz w:val="20"/>
-        </w:rPr>
-        <w:t xml:space="preserve">, </w:t>
-      </w:r>
-      <w:r>
-        <w:rPr>
-          <w:rStyle w:val="Strong"/>
-          <w:rFonts w:ascii="Arial" w:hAnsi="Arial" w:cs="Arial"/>
-          <w:sz w:val="20"/>
-        </w:rPr>
-        <w:t>JWT</w:t>
-      </w:r>
-      <w:r>
-        <w:rPr>
-          <w:rFonts w:ascii="Arial" w:hAnsi="Arial" w:cs="Arial"/>
-          <w:sz w:val="20"/>
-        </w:rPr>
-        <w:t xml:space="preserve">, and </w:t>
-      </w:r>
-      <w:r>
-        <w:rPr>
-          <w:rStyle w:val="Strong"/>
-          <w:rFonts w:ascii="Arial" w:hAnsi="Arial" w:cs="Arial"/>
-          <w:sz w:val="20"/>
-        </w:rPr>
-        <w:t>RBAC/ABAC</w:t>
-      </w:r>
-      <w:r>
-        <w:rPr>
-          <w:rFonts w:ascii="Arial" w:hAnsi="Arial" w:cs="Arial"/>
-          <w:sz w:val="20"/>
-        </w:rPr>
-        <w:t xml:space="preserve">, with integrations across </w:t>
-      </w:r>
-      <w:proofErr w:type="spellStart"/>
-      <w:r>
-        <w:rPr>
-          <w:rStyle w:val="Strong"/>
-          <w:rFonts w:ascii="Arial" w:hAnsi="Arial" w:cs="Arial"/>
-          <w:sz w:val="20"/>
-        </w:rPr>
-        <w:t>Okta</w:t>
-      </w:r>
-      <w:proofErr w:type="spellEnd"/>
-      <w:r>
-        <w:rPr>
-          <w:rFonts w:ascii="Arial" w:hAnsi="Arial" w:cs="Arial"/>
-          <w:sz w:val="20"/>
-        </w:rPr>
-        <w:t xml:space="preserve">, </w:t>
-      </w:r>
-      <w:r>
-        <w:rPr>
-          <w:rStyle w:val="Strong"/>
-          <w:rFonts w:ascii="Arial" w:hAnsi="Arial" w:cs="Arial"/>
-          <w:sz w:val="20"/>
-        </w:rPr>
-        <w:t>Auth0</w:t>
-      </w:r>
-      <w:r>
-        <w:rPr>
-          <w:rFonts w:ascii="Arial" w:hAnsi="Arial" w:cs="Arial"/>
-          <w:sz w:val="20"/>
-        </w:rPr>
-        <w:t xml:space="preserve">, and </w:t>
-      </w:r>
-      <w:r>
-        <w:rPr>
-          <w:rStyle w:val="Strong"/>
-          <w:rFonts w:ascii="Arial" w:hAnsi="Arial" w:cs="Arial"/>
-          <w:sz w:val="20"/>
-        </w:rPr>
-        <w:t xml:space="preserve">AWS </w:t>
-      </w:r>
-      <w:proofErr w:type="spellStart"/>
-      <w:r>
-        <w:rPr>
-          <w:rStyle w:val="Strong"/>
-          <w:rFonts w:ascii="Arial" w:hAnsi="Arial" w:cs="Arial"/>
-          <w:sz w:val="20"/>
-        </w:rPr>
-        <w:t>Cognito</w:t>
-      </w:r>
-      <w:proofErr w:type="spellEnd"/>
-      <w:r>
-        <w:rPr>
-          <w:rFonts w:ascii="Arial" w:hAnsi="Arial" w:cs="Arial"/>
-          <w:sz w:val="20"/>
-        </w:rPr>
-        <w:t xml:space="preserve"> where needed.</w:t>
+          <w:szCs w:val="20"/>
+        </w:rPr>
+      </w:pPr>
+      <w:r>
+        <w:rPr>
+          <w:rFonts w:ascii="Arial" w:hAnsi="Arial" w:cs="Arial"/>
+          <w:sz w:val="20"/>
+          <w:szCs w:val="20"/>
+        </w:rPr>
+        <w:t xml:space="preserve">Implemented search and retrieval enhancements using early </w:t>
+      </w:r>
+      <w:r>
+        <w:rPr>
+          <w:rStyle w:val="Strong"/>
+          <w:rFonts w:ascii="Arial" w:hAnsi="Arial" w:cs="Arial"/>
+          <w:sz w:val="20"/>
+          <w:szCs w:val="20"/>
+        </w:rPr>
+        <w:t>Elasticsearch</w:t>
+      </w:r>
+      <w:r>
+        <w:rPr>
+          <w:rFonts w:ascii="Arial" w:hAnsi="Arial" w:cs="Arial"/>
+          <w:sz w:val="20"/>
+          <w:szCs w:val="20"/>
+        </w:rPr>
+        <w:t xml:space="preserve"> patterns to improve filtering and discovery in data-heavy screens.</w:t>
       </w:r>
     </w:p>
     <w:p>
@@ -2783,50 +3704,57 @@
         <w:pStyle w:val="NormalWeb"/>
         <w:numPr>
           <w:ilvl w:val="0"/>
-          <w:numId w:val="3"/>
+          <w:numId w:val="7"/>
         </w:numPr>
         <w:jc w:val="both"/>
         <w:rPr>
           <w:rFonts w:ascii="Arial" w:hAnsi="Arial" w:cs="Arial"/>
           <w:sz w:val="20"/>
-        </w:rPr>
-      </w:pPr>
-      <w:r>
-        <w:rPr>
-          <w:rFonts w:ascii="Arial" w:hAnsi="Arial" w:cs="Arial"/>
-          <w:sz w:val="20"/>
-        </w:rPr>
-        <w:t xml:space="preserve">Delivered compliant data-handling patterns using least-privilege </w:t>
-      </w:r>
-      <w:r>
-        <w:rPr>
-          <w:rStyle w:val="Strong"/>
-          <w:rFonts w:ascii="Arial" w:hAnsi="Arial" w:cs="Arial"/>
-          <w:sz w:val="20"/>
-        </w:rPr>
-        <w:t>IAM</w:t>
-      </w:r>
-      <w:r>
-        <w:rPr>
-          <w:rFonts w:ascii="Arial" w:hAnsi="Arial" w:cs="Arial"/>
-          <w:sz w:val="20"/>
-        </w:rPr>
-        <w:t xml:space="preserve">, secure secrets practices, </w:t>
-      </w:r>
-      <w:r>
-        <w:rPr>
-          <w:rStyle w:val="Strong"/>
-          <w:rFonts w:ascii="Arial" w:hAnsi="Arial" w:cs="Arial"/>
-          <w:sz w:val="20"/>
-        </w:rPr>
-        <w:t>audit logging</w:t>
-      </w:r>
-      <w:r>
-        <w:rPr>
-          <w:rFonts w:ascii="Arial" w:hAnsi="Arial" w:cs="Arial"/>
-          <w:sz w:val="20"/>
-        </w:rPr>
-        <w:t>, and sensitive-field handling across request lifecycles.</w:t>
+          <w:szCs w:val="20"/>
+        </w:rPr>
+      </w:pPr>
+      <w:r>
+        <w:rPr>
+          <w:rFonts w:ascii="Arial" w:hAnsi="Arial" w:cs="Arial"/>
+          <w:sz w:val="20"/>
+          <w:szCs w:val="20"/>
+        </w:rPr>
+        <w:lastRenderedPageBreak/>
+        <w:t xml:space="preserve">Built automation utilities and scripts with </w:t>
+      </w:r>
+      <w:r>
+        <w:rPr>
+          <w:rStyle w:val="Strong"/>
+          <w:rFonts w:ascii="Arial" w:hAnsi="Arial" w:cs="Arial"/>
+          <w:sz w:val="20"/>
+          <w:szCs w:val="20"/>
+        </w:rPr>
+        <w:t>Python</w:t>
+      </w:r>
+      <w:r>
+        <w:rPr>
+          <w:rFonts w:ascii="Arial" w:hAnsi="Arial" w:cs="Arial"/>
+          <w:sz w:val="20"/>
+          <w:szCs w:val="20"/>
+        </w:rPr>
+        <w:t xml:space="preserve"> and </w:t>
+      </w:r>
+      <w:r>
+        <w:rPr>
+          <w:rStyle w:val="Strong"/>
+          <w:rFonts w:ascii="Arial" w:hAnsi="Arial" w:cs="Arial"/>
+          <w:sz w:val="20"/>
+          <w:szCs w:val="20"/>
+        </w:rPr>
+        <w:t>Bash/Shell</w:t>
+      </w:r>
+      <w:r>
+        <w:rPr>
+          <w:rFonts w:ascii="Arial" w:hAnsi="Arial" w:cs="Arial"/>
+          <w:sz w:val="20"/>
+          <w:szCs w:val="20"/>
+        </w:rPr>
+        <w:t xml:space="preserve"> to standardize imports, validations, and operational tasks.</w:t>
       </w:r>
     </w:p>
     <w:p>
@@ -2834,82 +3762,22 @@
         <w:pStyle w:val="NormalWeb"/>
         <w:numPr>
           <w:ilvl w:val="0"/>
-          <w:numId w:val="3"/>
+          <w:numId w:val="7"/>
         </w:numPr>
         <w:jc w:val="both"/>
         <w:rPr>
           <w:rFonts w:ascii="Arial" w:hAnsi="Arial" w:cs="Arial"/>
           <w:sz w:val="20"/>
-        </w:rPr>
-      </w:pPr>
-      <w:r>
-        <w:rPr>
-          <w:rFonts w:ascii="Arial" w:hAnsi="Arial" w:cs="Arial"/>
-          <w:sz w:val="20"/>
-        </w:rPr>
-        <w:t xml:space="preserve">Deployed and operated services on </w:t>
-      </w:r>
-      <w:r>
-        <w:rPr>
-          <w:rStyle w:val="Strong"/>
-          <w:rFonts w:ascii="Arial" w:hAnsi="Arial" w:cs="Arial"/>
-          <w:sz w:val="20"/>
-        </w:rPr>
-        <w:t>AWS EKS/ECS/EC2/Lambda</w:t>
-      </w:r>
-      <w:r>
-        <w:rPr>
-          <w:rFonts w:ascii="Arial" w:hAnsi="Arial" w:cs="Arial"/>
-          <w:sz w:val="20"/>
-        </w:rPr>
-        <w:t xml:space="preserve"> with </w:t>
-      </w:r>
-      <w:r>
-        <w:rPr>
-          <w:rStyle w:val="Strong"/>
-          <w:rFonts w:ascii="Arial" w:hAnsi="Arial" w:cs="Arial"/>
-          <w:sz w:val="20"/>
-        </w:rPr>
-        <w:t>API Gateway</w:t>
-      </w:r>
-      <w:r>
-        <w:rPr>
-          <w:rFonts w:ascii="Arial" w:hAnsi="Arial" w:cs="Arial"/>
-          <w:sz w:val="20"/>
-        </w:rPr>
-        <w:t xml:space="preserve">, </w:t>
-      </w:r>
-      <w:r>
-        <w:rPr>
-          <w:rStyle w:val="Strong"/>
-          <w:rFonts w:ascii="Arial" w:hAnsi="Arial" w:cs="Arial"/>
-          <w:sz w:val="20"/>
-        </w:rPr>
-        <w:t>S3</w:t>
-      </w:r>
-      <w:r>
-        <w:rPr>
-          <w:rFonts w:ascii="Arial" w:hAnsi="Arial" w:cs="Arial"/>
-          <w:sz w:val="20"/>
-        </w:rPr>
-        <w:t xml:space="preserve">, and </w:t>
-      </w:r>
-      <w:proofErr w:type="spellStart"/>
-      <w:r>
-        <w:rPr>
-          <w:rStyle w:val="Strong"/>
-          <w:rFonts w:ascii="Arial" w:hAnsi="Arial" w:cs="Arial"/>
-          <w:sz w:val="20"/>
-        </w:rPr>
-        <w:t>CloudFront</w:t>
-      </w:r>
-      <w:proofErr w:type="spellEnd"/>
-      <w:r>
-        <w:rPr>
-          <w:rFonts w:ascii="Arial" w:hAnsi="Arial" w:cs="Arial"/>
-          <w:sz w:val="20"/>
-        </w:rPr>
-        <w:t>, aligning architecture choices to cost and performance targets.</w:t>
+          <w:szCs w:val="20"/>
+        </w:rPr>
+      </w:pPr>
+      <w:r>
+        <w:rPr>
+          <w:rFonts w:ascii="Arial" w:hAnsi="Arial" w:cs="Arial"/>
+          <w:sz w:val="20"/>
+          <w:szCs w:val="20"/>
+        </w:rPr>
+        <w:t>Contributed to CI discipline and release readiness through code reviews, refactoring, and practical test additions to prevent regressions.</w:t>
       </w:r>
     </w:p>
     <w:p>
@@ -2917,443 +3785,40 @@
         <w:pStyle w:val="NormalWeb"/>
         <w:numPr>
           <w:ilvl w:val="0"/>
-          <w:numId w:val="3"/>
+          <w:numId w:val="7"/>
         </w:numPr>
         <w:jc w:val="both"/>
         <w:rPr>
           <w:rFonts w:ascii="Arial" w:hAnsi="Arial" w:cs="Arial"/>
           <w:sz w:val="20"/>
-        </w:rPr>
-      </w:pPr>
-      <w:r>
-        <w:rPr>
-          <w:rFonts w:ascii="Arial" w:hAnsi="Arial" w:cs="Arial"/>
-          <w:sz w:val="20"/>
-        </w:rPr>
-        <w:t xml:space="preserve">Automated workflows with </w:t>
-      </w:r>
-      <w:proofErr w:type="spellStart"/>
-      <w:r>
-        <w:rPr>
-          <w:rStyle w:val="Strong"/>
-          <w:rFonts w:ascii="Arial" w:hAnsi="Arial" w:cs="Arial"/>
-          <w:sz w:val="20"/>
-        </w:rPr>
-        <w:t>EventBridge</w:t>
-      </w:r>
-      <w:proofErr w:type="spellEnd"/>
-      <w:r>
-        <w:rPr>
-          <w:rFonts w:ascii="Arial" w:hAnsi="Arial" w:cs="Arial"/>
-          <w:sz w:val="20"/>
-        </w:rPr>
-        <w:t xml:space="preserve"> and </w:t>
-      </w:r>
-      <w:r>
-        <w:rPr>
-          <w:rStyle w:val="Strong"/>
-          <w:rFonts w:ascii="Arial" w:hAnsi="Arial" w:cs="Arial"/>
-          <w:sz w:val="20"/>
-        </w:rPr>
-        <w:t>Step Functions</w:t>
-      </w:r>
-      <w:r>
-        <w:rPr>
-          <w:rFonts w:ascii="Arial" w:hAnsi="Arial" w:cs="Arial"/>
-          <w:sz w:val="20"/>
-        </w:rPr>
-        <w:t xml:space="preserve"> for scheduling, </w:t>
-      </w:r>
-      <w:proofErr w:type="spellStart"/>
-      <w:r>
-        <w:rPr>
-          <w:rFonts w:ascii="Arial" w:hAnsi="Arial" w:cs="Arial"/>
-          <w:sz w:val="20"/>
-        </w:rPr>
-        <w:t>stateful</w:t>
-      </w:r>
-      <w:proofErr w:type="spellEnd"/>
-      <w:r>
-        <w:rPr>
-          <w:rFonts w:ascii="Arial" w:hAnsi="Arial" w:cs="Arial"/>
-          <w:sz w:val="20"/>
-        </w:rPr>
-        <w:t xml:space="preserve"> orchestration, and reliable retries for background processing.</w:t>
-      </w:r>
-    </w:p>
-    <w:p>
-      <w:pPr>
-        <w:pStyle w:val="NormalWeb"/>
-        <w:numPr>
-          <w:ilvl w:val="0"/>
-          <w:numId w:val="3"/>
-        </w:numPr>
-        <w:jc w:val="both"/>
-        <w:rPr>
-          <w:rFonts w:ascii="Arial" w:hAnsi="Arial" w:cs="Arial"/>
-          <w:sz w:val="20"/>
-        </w:rPr>
-      </w:pPr>
-      <w:r>
-        <w:rPr>
-          <w:rFonts w:ascii="Arial" w:hAnsi="Arial" w:cs="Arial"/>
-          <w:sz w:val="20"/>
-        </w:rPr>
-        <w:lastRenderedPageBreak/>
-        <w:t xml:space="preserve">Established production </w:t>
-      </w:r>
-      <w:proofErr w:type="spellStart"/>
-      <w:r>
-        <w:rPr>
-          <w:rFonts w:ascii="Arial" w:hAnsi="Arial" w:cs="Arial"/>
-          <w:sz w:val="20"/>
-        </w:rPr>
-        <w:t>observability</w:t>
-      </w:r>
-      <w:proofErr w:type="spellEnd"/>
-      <w:r>
-        <w:rPr>
-          <w:rFonts w:ascii="Arial" w:hAnsi="Arial" w:cs="Arial"/>
-          <w:sz w:val="20"/>
-        </w:rPr>
-        <w:t xml:space="preserve"> using </w:t>
-      </w:r>
-      <w:proofErr w:type="spellStart"/>
-      <w:r>
-        <w:rPr>
-          <w:rStyle w:val="Strong"/>
-          <w:rFonts w:ascii="Arial" w:hAnsi="Arial" w:cs="Arial"/>
-          <w:sz w:val="20"/>
-        </w:rPr>
-        <w:t>OpenTelemetry</w:t>
-      </w:r>
-      <w:proofErr w:type="spellEnd"/>
-      <w:r>
-        <w:rPr>
-          <w:rFonts w:ascii="Arial" w:hAnsi="Arial" w:cs="Arial"/>
-          <w:sz w:val="20"/>
-        </w:rPr>
-        <w:t xml:space="preserve">, </w:t>
-      </w:r>
-      <w:proofErr w:type="spellStart"/>
-      <w:r>
-        <w:rPr>
-          <w:rStyle w:val="Strong"/>
-          <w:rFonts w:ascii="Arial" w:hAnsi="Arial" w:cs="Arial"/>
-          <w:sz w:val="20"/>
-        </w:rPr>
-        <w:t>CloudWatch</w:t>
-      </w:r>
-      <w:proofErr w:type="spellEnd"/>
-      <w:r>
-        <w:rPr>
-          <w:rFonts w:ascii="Arial" w:hAnsi="Arial" w:cs="Arial"/>
-          <w:sz w:val="20"/>
-        </w:rPr>
-        <w:t xml:space="preserve">, </w:t>
-      </w:r>
-      <w:proofErr w:type="spellStart"/>
-      <w:r>
-        <w:rPr>
-          <w:rStyle w:val="Strong"/>
-          <w:rFonts w:ascii="Arial" w:hAnsi="Arial" w:cs="Arial"/>
-          <w:sz w:val="20"/>
-        </w:rPr>
-        <w:t>Datadog</w:t>
-      </w:r>
-      <w:proofErr w:type="spellEnd"/>
-      <w:r>
-        <w:rPr>
-          <w:rFonts w:ascii="Arial" w:hAnsi="Arial" w:cs="Arial"/>
-          <w:sz w:val="20"/>
-        </w:rPr>
-        <w:t xml:space="preserve">, and </w:t>
-      </w:r>
-      <w:proofErr w:type="spellStart"/>
-      <w:r>
-        <w:rPr>
-          <w:rStyle w:val="Strong"/>
-          <w:rFonts w:ascii="Arial" w:hAnsi="Arial" w:cs="Arial"/>
-          <w:sz w:val="20"/>
-        </w:rPr>
-        <w:t>Grafana</w:t>
-      </w:r>
-      <w:proofErr w:type="spellEnd"/>
-      <w:r>
-        <w:rPr>
-          <w:rFonts w:ascii="Arial" w:hAnsi="Arial" w:cs="Arial"/>
-          <w:sz w:val="20"/>
-        </w:rPr>
-        <w:t xml:space="preserve">, with structured logs routed via </w:t>
-      </w:r>
-      <w:r>
-        <w:rPr>
-          <w:rStyle w:val="Strong"/>
-          <w:rFonts w:ascii="Arial" w:hAnsi="Arial" w:cs="Arial"/>
-          <w:sz w:val="20"/>
-        </w:rPr>
-        <w:t>ELK/EFK</w:t>
-      </w:r>
-      <w:r>
-        <w:rPr>
-          <w:rFonts w:ascii="Arial" w:hAnsi="Arial" w:cs="Arial"/>
-          <w:sz w:val="20"/>
-        </w:rPr>
-        <w:t xml:space="preserve"> for incident triage.</w:t>
-      </w:r>
-    </w:p>
-    <w:p>
-      <w:pPr>
-        <w:pStyle w:val="NormalWeb"/>
-        <w:numPr>
-          <w:ilvl w:val="0"/>
-          <w:numId w:val="3"/>
-        </w:numPr>
-        <w:jc w:val="both"/>
-        <w:rPr>
-          <w:rFonts w:ascii="Arial" w:hAnsi="Arial" w:cs="Arial"/>
-          <w:sz w:val="20"/>
-        </w:rPr>
-      </w:pPr>
-      <w:r>
-        <w:rPr>
-          <w:rFonts w:ascii="Arial" w:hAnsi="Arial" w:cs="Arial"/>
-          <w:sz w:val="20"/>
-        </w:rPr>
-        <w:t xml:space="preserve">Built CI/CD pipelines using </w:t>
-      </w:r>
-      <w:proofErr w:type="spellStart"/>
-      <w:r>
-        <w:rPr>
-          <w:rStyle w:val="Strong"/>
-          <w:rFonts w:ascii="Arial" w:hAnsi="Arial" w:cs="Arial"/>
-          <w:sz w:val="20"/>
-        </w:rPr>
-        <w:t>GitHub</w:t>
-      </w:r>
-      <w:proofErr w:type="spellEnd"/>
-      <w:r>
-        <w:rPr>
-          <w:rStyle w:val="Strong"/>
-          <w:rFonts w:ascii="Arial" w:hAnsi="Arial" w:cs="Arial"/>
-          <w:sz w:val="20"/>
-        </w:rPr>
-        <w:t xml:space="preserve"> Actions</w:t>
-      </w:r>
-      <w:r>
-        <w:rPr>
-          <w:rFonts w:ascii="Arial" w:hAnsi="Arial" w:cs="Arial"/>
-          <w:sz w:val="20"/>
-        </w:rPr>
-        <w:t xml:space="preserve">, </w:t>
-      </w:r>
-      <w:proofErr w:type="spellStart"/>
-      <w:r>
-        <w:rPr>
-          <w:rStyle w:val="Strong"/>
-          <w:rFonts w:ascii="Arial" w:hAnsi="Arial" w:cs="Arial"/>
-          <w:sz w:val="20"/>
-        </w:rPr>
-        <w:t>GitLab</w:t>
-      </w:r>
-      <w:proofErr w:type="spellEnd"/>
-      <w:r>
-        <w:rPr>
-          <w:rStyle w:val="Strong"/>
-          <w:rFonts w:ascii="Arial" w:hAnsi="Arial" w:cs="Arial"/>
-          <w:sz w:val="20"/>
-        </w:rPr>
-        <w:t xml:space="preserve"> CI</w:t>
-      </w:r>
-      <w:r>
-        <w:rPr>
-          <w:rFonts w:ascii="Arial" w:hAnsi="Arial" w:cs="Arial"/>
-          <w:sz w:val="20"/>
-        </w:rPr>
-        <w:t xml:space="preserve">, and </w:t>
-      </w:r>
-      <w:r>
-        <w:rPr>
-          <w:rStyle w:val="Strong"/>
-          <w:rFonts w:ascii="Arial" w:hAnsi="Arial" w:cs="Arial"/>
-          <w:sz w:val="20"/>
-        </w:rPr>
-        <w:t>Jenkins</w:t>
-      </w:r>
-      <w:r>
-        <w:rPr>
-          <w:rFonts w:ascii="Arial" w:hAnsi="Arial" w:cs="Arial"/>
-          <w:sz w:val="20"/>
-        </w:rPr>
-        <w:t xml:space="preserve">, adding quality gates with </w:t>
-      </w:r>
-      <w:r>
-        <w:rPr>
-          <w:rStyle w:val="Strong"/>
-          <w:rFonts w:ascii="Arial" w:hAnsi="Arial" w:cs="Arial"/>
-          <w:sz w:val="20"/>
-        </w:rPr>
-        <w:t>Jest</w:t>
-      </w:r>
-      <w:r>
-        <w:rPr>
-          <w:rFonts w:ascii="Arial" w:hAnsi="Arial" w:cs="Arial"/>
-          <w:sz w:val="20"/>
-        </w:rPr>
-        <w:t xml:space="preserve">, </w:t>
-      </w:r>
-      <w:r>
-        <w:rPr>
-          <w:rStyle w:val="Strong"/>
-          <w:rFonts w:ascii="Arial" w:hAnsi="Arial" w:cs="Arial"/>
-          <w:sz w:val="20"/>
-        </w:rPr>
-        <w:t>Mocha/Chai</w:t>
-      </w:r>
-      <w:r>
-        <w:rPr>
-          <w:rFonts w:ascii="Arial" w:hAnsi="Arial" w:cs="Arial"/>
-          <w:sz w:val="20"/>
-        </w:rPr>
-        <w:t>, and Pact-style contract testing.</w:t>
-      </w:r>
-    </w:p>
-    <w:p>
-      <w:pPr>
-        <w:pStyle w:val="NormalWeb"/>
-        <w:numPr>
-          <w:ilvl w:val="0"/>
-          <w:numId w:val="3"/>
-        </w:numPr>
-        <w:jc w:val="both"/>
-        <w:rPr>
-          <w:rFonts w:ascii="Arial" w:hAnsi="Arial" w:cs="Arial"/>
-          <w:sz w:val="20"/>
-        </w:rPr>
-      </w:pPr>
-      <w:r>
-        <w:rPr>
-          <w:rFonts w:ascii="Arial" w:hAnsi="Arial" w:cs="Arial"/>
-          <w:sz w:val="20"/>
-        </w:rPr>
-        <w:t xml:space="preserve">Improved UI quality and release confidence using </w:t>
-      </w:r>
-      <w:r>
-        <w:rPr>
-          <w:rStyle w:val="Strong"/>
-          <w:rFonts w:ascii="Arial" w:hAnsi="Arial" w:cs="Arial"/>
-          <w:sz w:val="20"/>
-        </w:rPr>
-        <w:t>React Testing Library</w:t>
-      </w:r>
-      <w:r>
-        <w:rPr>
-          <w:rFonts w:ascii="Arial" w:hAnsi="Arial" w:cs="Arial"/>
-          <w:sz w:val="20"/>
-        </w:rPr>
-        <w:t xml:space="preserve">, </w:t>
-      </w:r>
-      <w:r>
-        <w:rPr>
-          <w:rStyle w:val="Strong"/>
-          <w:rFonts w:ascii="Arial" w:hAnsi="Arial" w:cs="Arial"/>
-          <w:sz w:val="20"/>
-        </w:rPr>
-        <w:t>Cypress</w:t>
-      </w:r>
-      <w:r>
-        <w:rPr>
-          <w:rFonts w:ascii="Arial" w:hAnsi="Arial" w:cs="Arial"/>
-          <w:sz w:val="20"/>
-        </w:rPr>
-        <w:t xml:space="preserve">, and </w:t>
-      </w:r>
-      <w:r>
-        <w:rPr>
-          <w:rStyle w:val="Strong"/>
-          <w:rFonts w:ascii="Arial" w:hAnsi="Arial" w:cs="Arial"/>
-          <w:sz w:val="20"/>
-        </w:rPr>
-        <w:t>Playwright</w:t>
-      </w:r>
-      <w:r>
-        <w:rPr>
-          <w:rFonts w:ascii="Arial" w:hAnsi="Arial" w:cs="Arial"/>
-          <w:sz w:val="20"/>
-        </w:rPr>
-        <w:t xml:space="preserve"> to cover critical user journeys and regression-prone workflows.</w:t>
-      </w:r>
-    </w:p>
-    <w:p>
-      <w:pPr>
-        <w:pStyle w:val="NormalWeb"/>
-        <w:numPr>
-          <w:ilvl w:val="0"/>
-          <w:numId w:val="3"/>
-        </w:numPr>
-        <w:jc w:val="both"/>
-        <w:rPr>
-          <w:rFonts w:ascii="Arial" w:hAnsi="Arial" w:cs="Arial"/>
-          <w:sz w:val="20"/>
-        </w:rPr>
-      </w:pPr>
-      <w:r>
-        <w:rPr>
-          <w:rFonts w:ascii="Arial" w:hAnsi="Arial" w:cs="Arial"/>
-          <w:sz w:val="20"/>
-        </w:rPr>
-        <w:t xml:space="preserve">Partnered with teams on cross-cloud integrations by supporting consumer/integrator patterns across </w:t>
-      </w:r>
-      <w:r>
-        <w:rPr>
-          <w:rStyle w:val="Strong"/>
-          <w:rFonts w:ascii="Arial" w:hAnsi="Arial" w:cs="Arial"/>
-          <w:sz w:val="20"/>
-        </w:rPr>
-        <w:t>Azure AKS/App Service/Azure SQL/Service Bus/Key Vault/Application Insights</w:t>
-      </w:r>
-      <w:r>
-        <w:rPr>
-          <w:rFonts w:ascii="Arial" w:hAnsi="Arial" w:cs="Arial"/>
-          <w:sz w:val="20"/>
-        </w:rPr>
-        <w:t xml:space="preserve"> and </w:t>
-      </w:r>
-      <w:r>
-        <w:rPr>
-          <w:rStyle w:val="Strong"/>
-          <w:rFonts w:ascii="Arial" w:hAnsi="Arial" w:cs="Arial"/>
-          <w:sz w:val="20"/>
-        </w:rPr>
-        <w:t>GCP GKE/Cloud Run/Pub/Sub/Cloud Storage/</w:t>
-      </w:r>
-      <w:proofErr w:type="spellStart"/>
-      <w:r>
-        <w:rPr>
-          <w:rStyle w:val="Strong"/>
-          <w:rFonts w:ascii="Arial" w:hAnsi="Arial" w:cs="Arial"/>
-          <w:sz w:val="20"/>
-        </w:rPr>
-        <w:t>BigQuery</w:t>
-      </w:r>
-      <w:proofErr w:type="spellEnd"/>
-      <w:r>
-        <w:rPr>
-          <w:rFonts w:ascii="Arial" w:hAnsi="Arial" w:cs="Arial"/>
-          <w:sz w:val="20"/>
-        </w:rPr>
-        <w:t>.</w:t>
+          <w:szCs w:val="20"/>
+        </w:rPr>
+      </w:pPr>
+      <w:r>
+        <w:rPr>
+          <w:rFonts w:ascii="Arial" w:hAnsi="Arial" w:cs="Arial"/>
+          <w:sz w:val="20"/>
+          <w:szCs w:val="20"/>
+        </w:rPr>
+        <w:t>Worked closely with QA/product to break work into testable increments, communicate risks early, and keep changes reviewable and maintainable.</w:t>
       </w:r>
     </w:p>
     <w:p>
       <w:pPr>
         <w:pBdr>
-          <w:bottom w:val="dashed" w:sz="4" w:space="0" w:color="CFD2CD"/>
+          <w:bottom w:val="single" w:sz="6" w:space="0" w:color="111111"/>
         </w:pBdr>
-        <w:spacing w:after="120"/>
-      </w:pPr>
-      <w:r>
-        <w:t xml:space="preserve"> </w:t>
+        <w:spacing w:before="120" w:after="80"/>
+      </w:pPr>
+      <w:r>
+        <w:rPr>
+          <w:b/>
+          <w:bCs/>
+          <w:color w:val="111111"/>
+          <w:sz w:val="24"/>
+          <w:szCs w:val="24"/>
+        </w:rPr>
+        <w:t>EDUCATION</w:t>
       </w:r>
     </w:p>
     <w:p>
@@ -3363,14 +3828,13 @@
           <w:b/>
           <w:bCs/>
           <w:color w:val="111111"/>
-          <w:sz w:val="23"/>
-          <w:szCs w:val="23"/>
-        </w:rPr>
-        <w:t>Full Stack Engineer</w:t>
-      </w:r>
-    </w:p>
-    <w:p>
-      <w:proofErr w:type="spellStart"/>
+          <w:sz w:val="22"/>
+          <w:szCs w:val="22"/>
+        </w:rPr>
+        <w:t>Bachelor’s degree in Computer Science</w:t>
+      </w:r>
+    </w:p>
+    <w:p>
       <w:r>
         <w:rPr>
           <w:rFonts w:ascii="Arial" w:eastAsia="Arial" w:hAnsi="Arial" w:cs="Arial"/>
@@ -3380,600 +3844,18 @@
           <w:sz w:val="21"/>
           <w:szCs w:val="21"/>
         </w:rPr>
-        <w:t>Webiz</w:t>
-      </w:r>
-      <w:proofErr w:type="spellEnd"/>
-      <w:r>
-        <w:rPr>
-          <w:rFonts w:ascii="Arial" w:eastAsia="Arial" w:hAnsi="Arial" w:cs="Arial"/>
-          <w:b/>
-          <w:bCs/>
-          <w:color w:val="6F8F6B"/>
-          <w:sz w:val="21"/>
-          <w:szCs w:val="21"/>
-        </w:rPr>
-        <w:t xml:space="preserve"> Digital</w:t>
-      </w:r>
-    </w:p>
-    <w:p>
-      <w:r>
+        <w:t>Florida State University</w:t>
+      </w:r>
+    </w:p>
+    <w:p>
+      <w:pPr>
         <w:rPr>
           <w:rFonts w:ascii="Arial" w:eastAsia="Arial" w:hAnsi="Arial" w:cs="Arial"/>
           <w:color w:val="4B5563"/>
           <w:sz w:val="19"/>
           <w:szCs w:val="19"/>
         </w:rPr>
-        <w:t>July 2017 - January 2020</w:t>
-      </w:r>
-    </w:p>
-    <w:p>
-      <w:pPr>
-        <w:pStyle w:val="NormalWeb"/>
-        <w:numPr>
-          <w:ilvl w:val="0"/>
-          <w:numId w:val="5"/>
-        </w:numPr>
-        <w:jc w:val="both"/>
-        <w:rPr>
-          <w:rFonts w:ascii="Arial" w:hAnsi="Arial" w:cs="Arial"/>
-          <w:sz w:val="20"/>
-        </w:rPr>
-      </w:pPr>
-      <w:r>
-        <w:rPr>
-          <w:rFonts w:ascii="Arial" w:hAnsi="Arial" w:cs="Arial"/>
-          <w:sz w:val="20"/>
-        </w:rPr>
-        <w:t xml:space="preserve">Delivered full-stack product increments using </w:t>
-      </w:r>
-      <w:r>
-        <w:rPr>
-          <w:rStyle w:val="Strong"/>
-          <w:rFonts w:ascii="Arial" w:hAnsi="Arial" w:cs="Arial"/>
-          <w:sz w:val="20"/>
-        </w:rPr>
-        <w:t>Node.js</w:t>
-      </w:r>
-      <w:r>
-        <w:rPr>
-          <w:rFonts w:ascii="Arial" w:hAnsi="Arial" w:cs="Arial"/>
-          <w:sz w:val="20"/>
-        </w:rPr>
-        <w:t xml:space="preserve"> services and </w:t>
-      </w:r>
-      <w:r>
-        <w:rPr>
-          <w:rStyle w:val="Strong"/>
-          <w:rFonts w:ascii="Arial" w:hAnsi="Arial" w:cs="Arial"/>
-          <w:sz w:val="20"/>
-        </w:rPr>
-        <w:t>React</w:t>
-      </w:r>
-      <w:r>
-        <w:rPr>
-          <w:rFonts w:ascii="Arial" w:hAnsi="Arial" w:cs="Arial"/>
-          <w:sz w:val="20"/>
-        </w:rPr>
-        <w:t xml:space="preserve"> interfaces, translating requirements into shippable work with consistent engineering standards.</w:t>
-      </w:r>
-    </w:p>
-    <w:p>
-      <w:pPr>
-        <w:pStyle w:val="NormalWeb"/>
-        <w:numPr>
-          <w:ilvl w:val="0"/>
-          <w:numId w:val="5"/>
-        </w:numPr>
-        <w:jc w:val="both"/>
-        <w:rPr>
-          <w:rFonts w:ascii="Arial" w:hAnsi="Arial" w:cs="Arial"/>
-          <w:sz w:val="20"/>
-        </w:rPr>
-      </w:pPr>
-      <w:r>
-        <w:rPr>
-          <w:rFonts w:ascii="Arial" w:hAnsi="Arial" w:cs="Arial"/>
-          <w:sz w:val="20"/>
-        </w:rPr>
-        <w:t xml:space="preserve">Designed backend business logic and </w:t>
-      </w:r>
-      <w:r>
-        <w:rPr>
-          <w:rStyle w:val="Strong"/>
-          <w:rFonts w:ascii="Arial" w:hAnsi="Arial" w:cs="Arial"/>
-          <w:sz w:val="20"/>
-        </w:rPr>
-        <w:t>REST</w:t>
-      </w:r>
-      <w:r>
-        <w:rPr>
-          <w:rFonts w:ascii="Arial" w:hAnsi="Arial" w:cs="Arial"/>
-          <w:sz w:val="20"/>
-        </w:rPr>
-        <w:t xml:space="preserve"> endpoints with stable contracts, predictable error handling, and schema evolution practices to protect clients from breaking changes.</w:t>
-      </w:r>
-    </w:p>
-    <w:p>
-      <w:pPr>
-        <w:pStyle w:val="NormalWeb"/>
-        <w:numPr>
-          <w:ilvl w:val="0"/>
-          <w:numId w:val="5"/>
-        </w:numPr>
-        <w:jc w:val="both"/>
-        <w:rPr>
-          <w:rFonts w:ascii="Arial" w:hAnsi="Arial" w:cs="Arial"/>
-          <w:sz w:val="20"/>
-        </w:rPr>
-      </w:pPr>
-      <w:r>
-        <w:rPr>
-          <w:rFonts w:ascii="Arial" w:hAnsi="Arial" w:cs="Arial"/>
-          <w:sz w:val="20"/>
-        </w:rPr>
-        <w:t>Improved responsiveness by optimizing rendering patterns, reducing unnecessary client-side state churn, and tightening payload sizes and network call patterns.</w:t>
-      </w:r>
-    </w:p>
-    <w:p>
-      <w:pPr>
-        <w:pStyle w:val="NormalWeb"/>
-        <w:numPr>
-          <w:ilvl w:val="0"/>
-          <w:numId w:val="5"/>
-        </w:numPr>
-        <w:jc w:val="both"/>
-        <w:rPr>
-          <w:rFonts w:ascii="Arial" w:hAnsi="Arial" w:cs="Arial"/>
-          <w:sz w:val="20"/>
-        </w:rPr>
-      </w:pPr>
-      <w:r>
-        <w:rPr>
-          <w:rFonts w:ascii="Arial" w:hAnsi="Arial" w:cs="Arial"/>
-          <w:sz w:val="20"/>
-        </w:rPr>
-        <w:t xml:space="preserve">Built reusable UI primitives and component patterns in </w:t>
-      </w:r>
-      <w:proofErr w:type="spellStart"/>
-      <w:r>
-        <w:rPr>
-          <w:rStyle w:val="Strong"/>
-          <w:rFonts w:ascii="Arial" w:hAnsi="Arial" w:cs="Arial"/>
-          <w:sz w:val="20"/>
-        </w:rPr>
-        <w:t>TypeScript</w:t>
-      </w:r>
-      <w:proofErr w:type="spellEnd"/>
-      <w:r>
-        <w:rPr>
-          <w:rFonts w:ascii="Arial" w:hAnsi="Arial" w:cs="Arial"/>
-          <w:sz w:val="20"/>
-        </w:rPr>
-        <w:t xml:space="preserve"> to reduce styling drift and raise consistency across customer-facing screens.</w:t>
-      </w:r>
-    </w:p>
-    <w:p>
-      <w:pPr>
-        <w:pStyle w:val="NormalWeb"/>
-        <w:numPr>
-          <w:ilvl w:val="0"/>
-          <w:numId w:val="5"/>
-        </w:numPr>
-        <w:jc w:val="both"/>
-        <w:rPr>
-          <w:rFonts w:ascii="Arial" w:hAnsi="Arial" w:cs="Arial"/>
-          <w:sz w:val="20"/>
-        </w:rPr>
-      </w:pPr>
-      <w:r>
-        <w:rPr>
-          <w:rFonts w:ascii="Arial" w:hAnsi="Arial" w:cs="Arial"/>
-          <w:sz w:val="20"/>
-        </w:rPr>
-        <w:t xml:space="preserve">Implemented resilient vendor integrations using secure </w:t>
-      </w:r>
-      <w:proofErr w:type="spellStart"/>
-      <w:r>
-        <w:rPr>
-          <w:rFonts w:ascii="Arial" w:hAnsi="Arial" w:cs="Arial"/>
-          <w:sz w:val="20"/>
-        </w:rPr>
-        <w:t>auth</w:t>
-      </w:r>
-      <w:proofErr w:type="spellEnd"/>
-      <w:r>
-        <w:rPr>
-          <w:rFonts w:ascii="Arial" w:hAnsi="Arial" w:cs="Arial"/>
-          <w:sz w:val="20"/>
-        </w:rPr>
-        <w:t xml:space="preserve"> flows, retries/</w:t>
-      </w:r>
-      <w:proofErr w:type="spellStart"/>
-      <w:r>
-        <w:rPr>
-          <w:rFonts w:ascii="Arial" w:hAnsi="Arial" w:cs="Arial"/>
-          <w:sz w:val="20"/>
-        </w:rPr>
-        <w:t>backoff</w:t>
-      </w:r>
-      <w:proofErr w:type="spellEnd"/>
-      <w:r>
-        <w:rPr>
-          <w:rFonts w:ascii="Arial" w:hAnsi="Arial" w:cs="Arial"/>
-          <w:sz w:val="20"/>
-        </w:rPr>
-        <w:t>, and idempotent handlers to prevent external instability from cascading into outages.</w:t>
-      </w:r>
-    </w:p>
-    <w:p>
-      <w:pPr>
-        <w:pStyle w:val="NormalWeb"/>
-        <w:numPr>
-          <w:ilvl w:val="0"/>
-          <w:numId w:val="5"/>
-        </w:numPr>
-        <w:jc w:val="both"/>
-        <w:rPr>
-          <w:rFonts w:ascii="Arial" w:hAnsi="Arial" w:cs="Arial"/>
-          <w:sz w:val="20"/>
-        </w:rPr>
-      </w:pPr>
-      <w:r>
-        <w:rPr>
-          <w:rFonts w:ascii="Arial" w:hAnsi="Arial" w:cs="Arial"/>
-          <w:sz w:val="20"/>
-        </w:rPr>
-        <w:t xml:space="preserve">Strengthened deployment discipline with containerized delivery using </w:t>
-      </w:r>
-      <w:proofErr w:type="spellStart"/>
-      <w:r>
-        <w:rPr>
-          <w:rStyle w:val="Strong"/>
-          <w:rFonts w:ascii="Arial" w:hAnsi="Arial" w:cs="Arial"/>
-          <w:sz w:val="20"/>
-        </w:rPr>
-        <w:t>Docker</w:t>
-      </w:r>
-      <w:proofErr w:type="spellEnd"/>
-      <w:r>
-        <w:rPr>
-          <w:rFonts w:ascii="Arial" w:hAnsi="Arial" w:cs="Arial"/>
-          <w:sz w:val="20"/>
-        </w:rPr>
-        <w:t>, environment configuration hygiene, and safer rollout practices for production stability.</w:t>
-      </w:r>
-    </w:p>
-    <w:p>
-      <w:pPr>
-        <w:pStyle w:val="NormalWeb"/>
-        <w:numPr>
-          <w:ilvl w:val="0"/>
-          <w:numId w:val="5"/>
-        </w:numPr>
-        <w:jc w:val="both"/>
-        <w:rPr>
-          <w:rFonts w:ascii="Arial" w:hAnsi="Arial" w:cs="Arial"/>
-          <w:sz w:val="20"/>
-        </w:rPr>
-      </w:pPr>
-      <w:r>
-        <w:rPr>
-          <w:rFonts w:ascii="Arial" w:hAnsi="Arial" w:cs="Arial"/>
-          <w:sz w:val="20"/>
-        </w:rPr>
-        <w:t xml:space="preserve">Supported data-heavy workflows by tuning queries and access patterns in </w:t>
-      </w:r>
-      <w:proofErr w:type="spellStart"/>
-      <w:r>
-        <w:rPr>
-          <w:rStyle w:val="Strong"/>
-          <w:rFonts w:ascii="Arial" w:hAnsi="Arial" w:cs="Arial"/>
-          <w:sz w:val="20"/>
-        </w:rPr>
-        <w:t>PostgreSQL</w:t>
-      </w:r>
-      <w:proofErr w:type="spellEnd"/>
-      <w:r>
-        <w:rPr>
-          <w:rStyle w:val="Strong"/>
-          <w:rFonts w:ascii="Arial" w:hAnsi="Arial" w:cs="Arial"/>
-          <w:sz w:val="20"/>
-        </w:rPr>
-        <w:t>/MySQL</w:t>
-      </w:r>
-      <w:r>
-        <w:rPr>
-          <w:rFonts w:ascii="Arial" w:hAnsi="Arial" w:cs="Arial"/>
-          <w:sz w:val="20"/>
-        </w:rPr>
-        <w:t xml:space="preserve">, and introducing caching patterns with </w:t>
-      </w:r>
-      <w:proofErr w:type="spellStart"/>
-      <w:r>
-        <w:rPr>
-          <w:rStyle w:val="Strong"/>
-          <w:rFonts w:ascii="Arial" w:hAnsi="Arial" w:cs="Arial"/>
-          <w:sz w:val="20"/>
-        </w:rPr>
-        <w:t>Redis</w:t>
-      </w:r>
-      <w:proofErr w:type="spellEnd"/>
-      <w:r>
-        <w:rPr>
-          <w:rFonts w:ascii="Arial" w:hAnsi="Arial" w:cs="Arial"/>
-          <w:sz w:val="20"/>
-        </w:rPr>
-        <w:t xml:space="preserve"> for high-read datasets.</w:t>
-      </w:r>
-    </w:p>
-    <w:p>
-      <w:pPr>
-        <w:pStyle w:val="NormalWeb"/>
-        <w:numPr>
-          <w:ilvl w:val="0"/>
-          <w:numId w:val="5"/>
-        </w:numPr>
-        <w:jc w:val="both"/>
-        <w:rPr>
-          <w:rFonts w:ascii="Arial" w:hAnsi="Arial" w:cs="Arial"/>
-          <w:sz w:val="20"/>
-        </w:rPr>
-      </w:pPr>
-      <w:r>
-        <w:rPr>
-          <w:rFonts w:ascii="Arial" w:hAnsi="Arial" w:cs="Arial"/>
-          <w:sz w:val="20"/>
-        </w:rPr>
-        <w:t xml:space="preserve">Implemented asynchronous processing for long-running tasks using queue-based patterns aligned with </w:t>
-      </w:r>
-      <w:r>
-        <w:rPr>
-          <w:rStyle w:val="Strong"/>
-          <w:rFonts w:ascii="Arial" w:hAnsi="Arial" w:cs="Arial"/>
-          <w:sz w:val="20"/>
-        </w:rPr>
-        <w:t>AWS SQS/SNS</w:t>
-      </w:r>
-      <w:r>
-        <w:rPr>
-          <w:rFonts w:ascii="Arial" w:hAnsi="Arial" w:cs="Arial"/>
-          <w:sz w:val="20"/>
-        </w:rPr>
-        <w:t xml:space="preserve"> and messaging concepts like </w:t>
-      </w:r>
-      <w:proofErr w:type="spellStart"/>
-      <w:r>
-        <w:rPr>
-          <w:rStyle w:val="Strong"/>
-          <w:rFonts w:ascii="Arial" w:hAnsi="Arial" w:cs="Arial"/>
-          <w:sz w:val="20"/>
-        </w:rPr>
-        <w:t>RabbitMQ</w:t>
-      </w:r>
-      <w:proofErr w:type="spellEnd"/>
-      <w:r>
-        <w:rPr>
-          <w:rFonts w:ascii="Arial" w:hAnsi="Arial" w:cs="Arial"/>
-          <w:sz w:val="20"/>
-        </w:rPr>
-        <w:t>.</w:t>
-      </w:r>
-    </w:p>
-    <w:p>
-      <w:pPr>
-        <w:pStyle w:val="NormalWeb"/>
-        <w:numPr>
-          <w:ilvl w:val="0"/>
-          <w:numId w:val="5"/>
-        </w:numPr>
-        <w:jc w:val="both"/>
-        <w:rPr>
-          <w:rFonts w:ascii="Arial" w:hAnsi="Arial" w:cs="Arial"/>
-          <w:sz w:val="20"/>
-        </w:rPr>
-      </w:pPr>
-      <w:r>
-        <w:rPr>
-          <w:rFonts w:ascii="Arial" w:hAnsi="Arial" w:cs="Arial"/>
-          <w:sz w:val="20"/>
-        </w:rPr>
-        <w:t xml:space="preserve">Added search-driven experiences using </w:t>
-      </w:r>
-      <w:proofErr w:type="spellStart"/>
-      <w:r>
-        <w:rPr>
-          <w:rStyle w:val="Strong"/>
-          <w:rFonts w:ascii="Arial" w:hAnsi="Arial" w:cs="Arial"/>
-          <w:sz w:val="20"/>
-        </w:rPr>
-        <w:t>Elasticsearch</w:t>
-      </w:r>
-      <w:proofErr w:type="spellEnd"/>
-      <w:r>
-        <w:rPr>
-          <w:rStyle w:val="Strong"/>
-          <w:rFonts w:ascii="Arial" w:hAnsi="Arial" w:cs="Arial"/>
-          <w:sz w:val="20"/>
-        </w:rPr>
-        <w:t>/OpenSearch</w:t>
-      </w:r>
-      <w:r>
-        <w:rPr>
-          <w:rFonts w:ascii="Arial" w:hAnsi="Arial" w:cs="Arial"/>
-          <w:sz w:val="20"/>
-        </w:rPr>
-        <w:t xml:space="preserve"> concepts, enabling faster filtering and retrieval for large datasets.</w:t>
-      </w:r>
-    </w:p>
-    <w:p>
-      <w:pPr>
-        <w:pStyle w:val="NormalWeb"/>
-        <w:numPr>
-          <w:ilvl w:val="0"/>
-          <w:numId w:val="5"/>
-        </w:numPr>
-        <w:jc w:val="both"/>
-        <w:rPr>
-          <w:rFonts w:ascii="Arial" w:hAnsi="Arial" w:cs="Arial"/>
-          <w:sz w:val="20"/>
-        </w:rPr>
-      </w:pPr>
-      <w:r>
-        <w:rPr>
-          <w:rFonts w:ascii="Arial" w:hAnsi="Arial" w:cs="Arial"/>
-          <w:sz w:val="20"/>
-        </w:rPr>
-        <w:t>Improved service visibility with structured logging and actionable telemetry, aligning logs/metrics to faster debugging and clearer ownership.</w:t>
-      </w:r>
-    </w:p>
-    <w:p>
-      <w:pPr>
-        <w:pStyle w:val="NormalWeb"/>
-        <w:numPr>
-          <w:ilvl w:val="0"/>
-          <w:numId w:val="5"/>
-        </w:numPr>
-        <w:jc w:val="both"/>
-        <w:rPr>
-          <w:rFonts w:ascii="Arial" w:hAnsi="Arial" w:cs="Arial"/>
-          <w:sz w:val="20"/>
-        </w:rPr>
-      </w:pPr>
-      <w:r>
-        <w:rPr>
-          <w:rFonts w:ascii="Arial" w:hAnsi="Arial" w:cs="Arial"/>
-          <w:sz w:val="20"/>
-        </w:rPr>
-        <w:t xml:space="preserve">Reduced defect rates by introducing pragmatic automated testing with </w:t>
-      </w:r>
-      <w:r>
-        <w:rPr>
-          <w:rStyle w:val="Strong"/>
-          <w:rFonts w:ascii="Arial" w:hAnsi="Arial" w:cs="Arial"/>
-          <w:sz w:val="20"/>
-        </w:rPr>
-        <w:t>Jest</w:t>
-      </w:r>
-      <w:r>
-        <w:rPr>
-          <w:rFonts w:ascii="Arial" w:hAnsi="Arial" w:cs="Arial"/>
-          <w:sz w:val="20"/>
-        </w:rPr>
-        <w:t xml:space="preserve">, plus targeted UI regression coverage using </w:t>
-      </w:r>
-      <w:r>
-        <w:rPr>
-          <w:rStyle w:val="Strong"/>
-          <w:rFonts w:ascii="Arial" w:hAnsi="Arial" w:cs="Arial"/>
-          <w:sz w:val="20"/>
-        </w:rPr>
-        <w:t>Cypress</w:t>
-      </w:r>
-      <w:r>
-        <w:rPr>
-          <w:rFonts w:ascii="Arial" w:hAnsi="Arial" w:cs="Arial"/>
-          <w:sz w:val="20"/>
-        </w:rPr>
-        <w:t>.</w:t>
-      </w:r>
-    </w:p>
-    <w:p>
-      <w:pPr>
-        <w:pStyle w:val="NormalWeb"/>
-        <w:numPr>
-          <w:ilvl w:val="0"/>
-          <w:numId w:val="5"/>
-        </w:numPr>
-        <w:jc w:val="both"/>
-        <w:rPr>
-          <w:rFonts w:ascii="Arial" w:hAnsi="Arial" w:cs="Arial"/>
-          <w:sz w:val="20"/>
-        </w:rPr>
-      </w:pPr>
-      <w:r>
-        <w:rPr>
-          <w:rFonts w:ascii="Arial" w:hAnsi="Arial" w:cs="Arial"/>
-          <w:sz w:val="20"/>
-        </w:rPr>
-        <w:t>Collaborated cross-functionally to clarify requirements early, communicate tradeoffs clearly, and keep delivery predictable under changing priorities.</w:t>
-      </w:r>
-    </w:p>
-    <w:p>
-      <w:pPr>
-        <w:pStyle w:val="NormalWeb"/>
-        <w:numPr>
-          <w:ilvl w:val="0"/>
-          <w:numId w:val="5"/>
-        </w:numPr>
-        <w:jc w:val="both"/>
-        <w:rPr>
-          <w:rFonts w:ascii="Arial" w:hAnsi="Arial" w:cs="Arial"/>
-          <w:sz w:val="20"/>
-        </w:rPr>
-      </w:pPr>
-      <w:r>
-        <w:rPr>
-          <w:rFonts w:ascii="Arial" w:hAnsi="Arial" w:cs="Arial"/>
-          <w:sz w:val="20"/>
-        </w:rPr>
-        <w:t xml:space="preserve">Contributed to CI/CD improvements using </w:t>
-      </w:r>
-      <w:r>
-        <w:rPr>
-          <w:rStyle w:val="Strong"/>
-          <w:rFonts w:ascii="Arial" w:hAnsi="Arial" w:cs="Arial"/>
-          <w:sz w:val="20"/>
-        </w:rPr>
-        <w:t>Jenkins</w:t>
-      </w:r>
-      <w:r>
-        <w:rPr>
-          <w:rFonts w:ascii="Arial" w:hAnsi="Arial" w:cs="Arial"/>
-          <w:sz w:val="20"/>
-        </w:rPr>
-        <w:t xml:space="preserve"> and early pipeline automation patterns, reducing manual release work and improving repeatability.</w:t>
-      </w:r>
-    </w:p>
-    <w:p>
-      <w:pPr>
-        <w:pBdr>
-          <w:bottom w:val="dashed" w:sz="4" w:space="0" w:color="CFD2CD"/>
-        </w:pBdr>
-        <w:spacing w:after="120"/>
-      </w:pPr>
-      <w:r>
-        <w:t xml:space="preserve"> </w:t>
-      </w:r>
-    </w:p>
-    <w:p>
-      <w:r>
-        <w:rPr>
-          <w:rFonts w:ascii="Arial" w:eastAsia="Arial" w:hAnsi="Arial" w:cs="Arial"/>
-          <w:b/>
-          <w:bCs/>
-          <w:color w:val="111111"/>
-          <w:sz w:val="23"/>
-          <w:szCs w:val="23"/>
-        </w:rPr>
-        <w:t>Software Developer</w:t>
-      </w:r>
-    </w:p>
-    <w:p>
-      <w:proofErr w:type="gramStart"/>
-      <w:r>
-        <w:rPr>
-          <w:rFonts w:ascii="Arial" w:eastAsia="Arial" w:hAnsi="Arial" w:cs="Arial"/>
-          <w:b/>
-          <w:bCs/>
-          <w:color w:val="6F8F6B"/>
-          <w:sz w:val="21"/>
-          <w:szCs w:val="21"/>
-        </w:rPr>
-        <w:t>Centric Tech Inc.</w:t>
-      </w:r>
-      <w:proofErr w:type="gramEnd"/>
-    </w:p>
-    <w:p>
+      </w:pPr>
       <w:r>
         <w:rPr>
           <w:rFonts w:ascii="Arial" w:eastAsia="Arial" w:hAnsi="Arial" w:cs="Arial"/>
@@ -3981,360 +3863,98 @@
           <w:sz w:val="19"/>
           <w:szCs w:val="19"/>
         </w:rPr>
-        <w:t>October 2013 - June 2017</w:t>
-      </w:r>
-    </w:p>
-    <w:p>
-      <w:pPr>
-        <w:pStyle w:val="NormalWeb"/>
+        <w:t xml:space="preserve">2009 </w:t>
+      </w:r>
+      <w:r>
+        <w:rPr>
+          <w:rFonts w:ascii="Arial" w:eastAsia="Arial" w:hAnsi="Arial" w:cs="Arial"/>
+          <w:color w:val="4B5563"/>
+          <w:sz w:val="19"/>
+          <w:szCs w:val="19"/>
+        </w:rPr>
+        <w:t>–</w:t>
+      </w:r>
+      <w:r>
+        <w:rPr>
+          <w:rFonts w:ascii="Arial" w:eastAsia="Arial" w:hAnsi="Arial" w:cs="Arial"/>
+          <w:color w:val="4B5563"/>
+          <w:sz w:val="19"/>
+          <w:szCs w:val="19"/>
+        </w:rPr>
+        <w:t xml:space="preserve"> 2013</w:t>
+      </w:r>
+    </w:p>
+    <w:p>
+      <w:pPr>
+        <w:rPr>
+          <w:rFonts w:ascii="Arial" w:eastAsia="Arial" w:hAnsi="Arial" w:cs="Arial"/>
+          <w:color w:val="4B5563"/>
+          <w:sz w:val="19"/>
+          <w:szCs w:val="19"/>
+        </w:rPr>
+      </w:pPr>
+    </w:p>
+    <w:p>
+      <w:pPr>
+        <w:pStyle w:val="ListParagraph"/>
         <w:numPr>
           <w:ilvl w:val="0"/>
-          <w:numId w:val="7"/>
+          <w:numId w:val="13"/>
         </w:numPr>
-        <w:jc w:val="both"/>
-        <w:rPr>
-          <w:rFonts w:ascii="Arial" w:hAnsi="Arial" w:cs="Arial"/>
-          <w:sz w:val="20"/>
-          <w:szCs w:val="20"/>
-        </w:rPr>
-      </w:pPr>
-      <w:r>
-        <w:rPr>
-          <w:rFonts w:ascii="Arial" w:hAnsi="Arial" w:cs="Arial"/>
-          <w:sz w:val="20"/>
-          <w:szCs w:val="20"/>
-        </w:rPr>
-        <w:t>Built and maintained backend services and web applications supporting internal and client-facing systems, emphasizing correctness, stability, and clear separation of concerns.</w:t>
-      </w:r>
-    </w:p>
-    <w:p>
-      <w:pPr>
-        <w:pStyle w:val="NormalWeb"/>
-        <w:numPr>
-          <w:ilvl w:val="0"/>
-          <w:numId w:val="7"/>
-        </w:numPr>
-        <w:jc w:val="both"/>
-        <w:rPr>
-          <w:rFonts w:ascii="Arial" w:hAnsi="Arial" w:cs="Arial"/>
-          <w:sz w:val="20"/>
-          <w:szCs w:val="20"/>
-        </w:rPr>
-      </w:pPr>
-      <w:r>
-        <w:rPr>
-          <w:rFonts w:ascii="Arial" w:hAnsi="Arial" w:cs="Arial"/>
-          <w:sz w:val="20"/>
-          <w:szCs w:val="20"/>
-        </w:rPr>
-        <w:t>Implemented API endpoints and business logic with disciplined input validation, predictable response contracts, and secure data handling patterns.</w:t>
-      </w:r>
-    </w:p>
-    <w:p>
-      <w:pPr>
-        <w:pStyle w:val="NormalWeb"/>
-        <w:numPr>
-          <w:ilvl w:val="0"/>
-          <w:numId w:val="7"/>
-        </w:numPr>
-        <w:jc w:val="both"/>
-        <w:rPr>
-          <w:rFonts w:ascii="Arial" w:hAnsi="Arial" w:cs="Arial"/>
-          <w:sz w:val="20"/>
-          <w:szCs w:val="20"/>
-        </w:rPr>
-      </w:pPr>
-      <w:r>
-        <w:rPr>
-          <w:rFonts w:ascii="Arial" w:hAnsi="Arial" w:cs="Arial"/>
-          <w:sz w:val="20"/>
-          <w:szCs w:val="20"/>
-        </w:rPr>
-        <w:t>Supported asynchronous job processing and scheduling for recurring workflows, adding safeguards for partial failure recovery and operational reliability.</w:t>
-      </w:r>
-    </w:p>
-    <w:p>
-      <w:pPr>
-        <w:pStyle w:val="NormalWeb"/>
-        <w:numPr>
-          <w:ilvl w:val="0"/>
-          <w:numId w:val="7"/>
-        </w:numPr>
-        <w:jc w:val="both"/>
-        <w:rPr>
-          <w:rFonts w:ascii="Arial" w:hAnsi="Arial" w:cs="Arial"/>
-          <w:sz w:val="20"/>
-          <w:szCs w:val="20"/>
-        </w:rPr>
-      </w:pPr>
-      <w:r>
-        <w:rPr>
-          <w:rFonts w:ascii="Arial" w:hAnsi="Arial" w:cs="Arial"/>
-          <w:sz w:val="20"/>
-          <w:szCs w:val="20"/>
-        </w:rPr>
-        <w:t xml:space="preserve">Improved data persistence and reporting workflows using </w:t>
-      </w:r>
-      <w:r>
-        <w:rPr>
-          <w:rStyle w:val="Strong"/>
-          <w:rFonts w:ascii="Arial" w:hAnsi="Arial" w:cs="Arial"/>
-          <w:sz w:val="20"/>
-          <w:szCs w:val="20"/>
-        </w:rPr>
-        <w:t>SQL</w:t>
-      </w:r>
-      <w:r>
-        <w:rPr>
-          <w:rFonts w:ascii="Arial" w:hAnsi="Arial" w:cs="Arial"/>
-          <w:sz w:val="20"/>
-          <w:szCs w:val="20"/>
-        </w:rPr>
-        <w:t xml:space="preserve"> across relational stores, strengthening indexing practices and query performance under load.</w:t>
-      </w:r>
-    </w:p>
-    <w:p>
-      <w:pPr>
-        <w:pStyle w:val="NormalWeb"/>
-        <w:numPr>
-          <w:ilvl w:val="0"/>
-          <w:numId w:val="7"/>
-        </w:numPr>
-        <w:jc w:val="both"/>
-        <w:rPr>
-          <w:rFonts w:ascii="Arial" w:hAnsi="Arial" w:cs="Arial"/>
-          <w:sz w:val="20"/>
-          <w:szCs w:val="20"/>
-        </w:rPr>
-      </w:pPr>
-      <w:r>
-        <w:rPr>
-          <w:rFonts w:ascii="Arial" w:hAnsi="Arial" w:cs="Arial"/>
-          <w:sz w:val="20"/>
-          <w:szCs w:val="20"/>
-        </w:rPr>
-        <w:t xml:space="preserve">Introduced caching patterns using </w:t>
-      </w:r>
-      <w:proofErr w:type="spellStart"/>
-      <w:r>
-        <w:rPr>
-          <w:rStyle w:val="Strong"/>
-          <w:rFonts w:ascii="Arial" w:hAnsi="Arial" w:cs="Arial"/>
-          <w:sz w:val="20"/>
-          <w:szCs w:val="20"/>
-        </w:rPr>
-        <w:t>Redis</w:t>
-      </w:r>
-      <w:proofErr w:type="spellEnd"/>
-      <w:r>
-        <w:rPr>
-          <w:rStyle w:val="Strong"/>
-          <w:rFonts w:ascii="Arial" w:hAnsi="Arial" w:cs="Arial"/>
-          <w:sz w:val="20"/>
-          <w:szCs w:val="20"/>
-        </w:rPr>
-        <w:t>-style</w:t>
-      </w:r>
-      <w:r>
-        <w:rPr>
-          <w:rFonts w:ascii="Arial" w:hAnsi="Arial" w:cs="Arial"/>
-          <w:sz w:val="20"/>
-          <w:szCs w:val="20"/>
-        </w:rPr>
-        <w:t xml:space="preserve"> approaches to protect primary databases and reduce repeated computations during traffic spikes.</w:t>
-      </w:r>
-    </w:p>
-    <w:p>
-      <w:pPr>
-        <w:pStyle w:val="NormalWeb"/>
-        <w:numPr>
-          <w:ilvl w:val="0"/>
-          <w:numId w:val="7"/>
-        </w:numPr>
-        <w:jc w:val="both"/>
-        <w:rPr>
-          <w:rFonts w:ascii="Arial" w:hAnsi="Arial" w:cs="Arial"/>
-          <w:sz w:val="20"/>
-          <w:szCs w:val="20"/>
-        </w:rPr>
-      </w:pPr>
-      <w:r>
-        <w:rPr>
-          <w:rFonts w:ascii="Arial" w:hAnsi="Arial" w:cs="Arial"/>
-          <w:sz w:val="20"/>
-          <w:szCs w:val="20"/>
-        </w:rPr>
-        <w:t>Assisted with production debugging using structured logs and trace-style correlation habits, applying targeted fixes that minimized user-facing disruption.</w:t>
-      </w:r>
-    </w:p>
-    <w:p>
-      <w:pPr>
-        <w:pStyle w:val="NormalWeb"/>
-        <w:numPr>
-          <w:ilvl w:val="0"/>
-          <w:numId w:val="7"/>
-        </w:numPr>
-        <w:jc w:val="both"/>
-        <w:rPr>
-          <w:rFonts w:ascii="Arial" w:hAnsi="Arial" w:cs="Arial"/>
-          <w:sz w:val="20"/>
-          <w:szCs w:val="20"/>
-        </w:rPr>
-      </w:pPr>
-      <w:r>
-        <w:rPr>
-          <w:rFonts w:ascii="Arial" w:hAnsi="Arial" w:cs="Arial"/>
-          <w:sz w:val="20"/>
-          <w:szCs w:val="20"/>
-        </w:rPr>
-        <w:t>Collaborated with senior engineers on system design and deployment workflows, contributing incremental improvements and learning operational best practices.</w:t>
-      </w:r>
-    </w:p>
-    <w:p>
-      <w:pPr>
-        <w:pStyle w:val="NormalWeb"/>
-        <w:numPr>
-          <w:ilvl w:val="0"/>
-          <w:numId w:val="7"/>
-        </w:numPr>
-        <w:jc w:val="both"/>
-        <w:rPr>
-          <w:rFonts w:ascii="Arial" w:hAnsi="Arial" w:cs="Arial"/>
-          <w:sz w:val="20"/>
-          <w:szCs w:val="20"/>
-        </w:rPr>
-      </w:pPr>
-      <w:r>
-        <w:rPr>
-          <w:rFonts w:ascii="Arial" w:hAnsi="Arial" w:cs="Arial"/>
-          <w:sz w:val="20"/>
-          <w:szCs w:val="20"/>
-        </w:rPr>
-        <w:t xml:space="preserve">Implemented search and retrieval enhancements using early </w:t>
-      </w:r>
-      <w:proofErr w:type="spellStart"/>
-      <w:r>
-        <w:rPr>
-          <w:rStyle w:val="Strong"/>
-          <w:rFonts w:ascii="Arial" w:hAnsi="Arial" w:cs="Arial"/>
-          <w:sz w:val="20"/>
-          <w:szCs w:val="20"/>
-        </w:rPr>
-        <w:t>Elasticsearch</w:t>
-      </w:r>
-      <w:proofErr w:type="spellEnd"/>
-      <w:r>
-        <w:rPr>
-          <w:rFonts w:ascii="Arial" w:hAnsi="Arial" w:cs="Arial"/>
-          <w:sz w:val="20"/>
-          <w:szCs w:val="20"/>
-        </w:rPr>
-        <w:t xml:space="preserve"> patterns to improve filtering and discovery in data-heavy screens.</w:t>
-      </w:r>
-    </w:p>
-    <w:p>
-      <w:pPr>
-        <w:pStyle w:val="NormalWeb"/>
-        <w:numPr>
-          <w:ilvl w:val="0"/>
-          <w:numId w:val="7"/>
-        </w:numPr>
-        <w:jc w:val="both"/>
-        <w:rPr>
-          <w:rFonts w:ascii="Arial" w:hAnsi="Arial" w:cs="Arial"/>
-          <w:sz w:val="20"/>
-          <w:szCs w:val="20"/>
-        </w:rPr>
-      </w:pPr>
-      <w:r>
-        <w:rPr>
-          <w:rFonts w:ascii="Arial" w:hAnsi="Arial" w:cs="Arial"/>
-          <w:sz w:val="20"/>
-          <w:szCs w:val="20"/>
-        </w:rPr>
-        <w:lastRenderedPageBreak/>
-        <w:t xml:space="preserve">Built automation utilities and scripts with </w:t>
-      </w:r>
-      <w:r>
-        <w:rPr>
-          <w:rStyle w:val="Strong"/>
-          <w:rFonts w:ascii="Arial" w:hAnsi="Arial" w:cs="Arial"/>
-          <w:sz w:val="20"/>
-          <w:szCs w:val="20"/>
-        </w:rPr>
-        <w:t>Python</w:t>
-      </w:r>
-      <w:r>
-        <w:rPr>
-          <w:rFonts w:ascii="Arial" w:hAnsi="Arial" w:cs="Arial"/>
-          <w:sz w:val="20"/>
-          <w:szCs w:val="20"/>
-        </w:rPr>
-        <w:t xml:space="preserve"> and </w:t>
-      </w:r>
-      <w:r>
-        <w:rPr>
-          <w:rStyle w:val="Strong"/>
-          <w:rFonts w:ascii="Arial" w:hAnsi="Arial" w:cs="Arial"/>
-          <w:sz w:val="20"/>
-          <w:szCs w:val="20"/>
-        </w:rPr>
-        <w:t>Bash/Shell</w:t>
-      </w:r>
-      <w:r>
-        <w:rPr>
-          <w:rFonts w:ascii="Arial" w:hAnsi="Arial" w:cs="Arial"/>
-          <w:sz w:val="20"/>
-          <w:szCs w:val="20"/>
-        </w:rPr>
-        <w:t xml:space="preserve"> to standardize imports, validations, and operational tasks.</w:t>
-      </w:r>
-    </w:p>
-    <w:p>
-      <w:pPr>
-        <w:pStyle w:val="NormalWeb"/>
-        <w:numPr>
-          <w:ilvl w:val="0"/>
-          <w:numId w:val="7"/>
-        </w:numPr>
-        <w:jc w:val="both"/>
-        <w:rPr>
-          <w:rFonts w:ascii="Arial" w:hAnsi="Arial" w:cs="Arial"/>
-          <w:sz w:val="20"/>
-          <w:szCs w:val="20"/>
-        </w:rPr>
-      </w:pPr>
-      <w:r>
-        <w:rPr>
-          <w:rFonts w:ascii="Arial" w:hAnsi="Arial" w:cs="Arial"/>
-          <w:sz w:val="20"/>
-          <w:szCs w:val="20"/>
-        </w:rPr>
-        <w:t>Contributed to CI discipline and release readiness through code reviews, refactoring, and practical test additions to prevent regressions.</w:t>
-      </w:r>
-    </w:p>
-    <w:p>
-      <w:pPr>
-        <w:pStyle w:val="NormalWeb"/>
-        <w:numPr>
-          <w:ilvl w:val="0"/>
-          <w:numId w:val="7"/>
-        </w:numPr>
-        <w:jc w:val="both"/>
-        <w:rPr>
-          <w:rFonts w:ascii="Arial" w:hAnsi="Arial" w:cs="Arial"/>
-          <w:sz w:val="20"/>
-          <w:szCs w:val="20"/>
-        </w:rPr>
-      </w:pPr>
-      <w:r>
-        <w:rPr>
-          <w:rFonts w:ascii="Arial" w:hAnsi="Arial" w:cs="Arial"/>
-          <w:sz w:val="20"/>
-          <w:szCs w:val="20"/>
-        </w:rPr>
-        <w:t>Worked closely with QA/product to break work into testable increments, communicate risks early, and keep changes reviewable and maintainable.</w:t>
-      </w:r>
+        <w:rPr>
+          <w:rFonts w:ascii="Arial" w:hAnsi="Arial" w:cs="Arial"/>
+        </w:rPr>
+      </w:pPr>
+      <w:r>
+        <w:rPr>
+          <w:rFonts w:ascii="Arial" w:hAnsi="Arial" w:cs="Arial"/>
+        </w:rPr>
+        <w:t xml:space="preserve">Completed a rigorous CS curriculum covering </w:t>
+      </w:r>
+      <w:r>
+        <w:rPr>
+          <w:rStyle w:val="Strong"/>
+          <w:rFonts w:ascii="Arial" w:hAnsi="Arial" w:cs="Arial"/>
+        </w:rPr>
+        <w:t>data structures</w:t>
+      </w:r>
+      <w:r>
+        <w:rPr>
+          <w:rFonts w:ascii="Arial" w:hAnsi="Arial" w:cs="Arial"/>
+        </w:rPr>
+        <w:t xml:space="preserve">, </w:t>
+      </w:r>
+      <w:r>
+        <w:rPr>
+          <w:rStyle w:val="Strong"/>
+          <w:rFonts w:ascii="Arial" w:hAnsi="Arial" w:cs="Arial"/>
+        </w:rPr>
+        <w:t>databases</w:t>
+      </w:r>
+      <w:r>
+        <w:rPr>
+          <w:rFonts w:ascii="Arial" w:hAnsi="Arial" w:cs="Arial"/>
+        </w:rPr>
+        <w:t xml:space="preserve">, and </w:t>
+      </w:r>
+      <w:r>
+        <w:rPr>
+          <w:rStyle w:val="Strong"/>
+          <w:rFonts w:ascii="Arial" w:hAnsi="Arial" w:cs="Arial"/>
+        </w:rPr>
+        <w:t>software engineering</w:t>
+      </w:r>
+      <w:r>
+        <w:rPr>
+          <w:rFonts w:ascii="Arial" w:hAnsi="Arial" w:cs="Arial"/>
+        </w:rPr>
+        <w:t>, with practical project work emphasizing maintainable code and reliable systems.</w:t>
+      </w:r>
+    </w:p>
+    <w:p>
+      <w:pPr>
+        <w:spacing w:after="80"/>
+      </w:pPr>
     </w:p>
     <w:p>
       <w:pPr>
@@ -4351,159 +3971,6 @@
           <w:sz w:val="24"/>
           <w:szCs w:val="24"/>
         </w:rPr>
-        <w:t>EDUCATION</w:t>
-      </w:r>
-    </w:p>
-    <w:p>
-      <w:r>
-        <w:rPr>
-          <w:rFonts w:ascii="Arial" w:eastAsia="Arial" w:hAnsi="Arial" w:cs="Arial"/>
-          <w:b/>
-          <w:bCs/>
-          <w:color w:val="111111"/>
-          <w:sz w:val="22"/>
-          <w:szCs w:val="22"/>
-        </w:rPr>
-        <w:t>Bachelor’s degree in Computer Science</w:t>
-      </w:r>
-    </w:p>
-    <w:p>
-      <w:r>
-        <w:rPr>
-          <w:rFonts w:ascii="Arial" w:eastAsia="Arial" w:hAnsi="Arial" w:cs="Arial"/>
-          <w:b/>
-          <w:bCs/>
-          <w:color w:val="6F8F6B"/>
-          <w:sz w:val="21"/>
-          <w:szCs w:val="21"/>
-        </w:rPr>
-        <w:t>Florida State University</w:t>
-      </w:r>
-    </w:p>
-    <w:p>
-      <w:pPr>
-        <w:rPr>
-          <w:rFonts w:ascii="Arial" w:eastAsia="Arial" w:hAnsi="Arial" w:cs="Arial"/>
-          <w:color w:val="4B5563"/>
-          <w:sz w:val="19"/>
-          <w:szCs w:val="19"/>
-        </w:rPr>
-      </w:pPr>
-      <w:r>
-        <w:rPr>
-          <w:rFonts w:ascii="Arial" w:eastAsia="Arial" w:hAnsi="Arial" w:cs="Arial"/>
-          <w:color w:val="4B5563"/>
-          <w:sz w:val="19"/>
-          <w:szCs w:val="19"/>
-        </w:rPr>
-        <w:t xml:space="preserve">2009 </w:t>
-      </w:r>
-      <w:r>
-        <w:rPr>
-          <w:rFonts w:ascii="Arial" w:eastAsia="Arial" w:hAnsi="Arial" w:cs="Arial"/>
-          <w:color w:val="4B5563"/>
-          <w:sz w:val="19"/>
-          <w:szCs w:val="19"/>
-        </w:rPr>
-        <w:t>–</w:t>
-      </w:r>
-      <w:r>
-        <w:rPr>
-          <w:rFonts w:ascii="Arial" w:eastAsia="Arial" w:hAnsi="Arial" w:cs="Arial"/>
-          <w:color w:val="4B5563"/>
-          <w:sz w:val="19"/>
-          <w:szCs w:val="19"/>
-        </w:rPr>
-        <w:t xml:space="preserve"> 2013</w:t>
-      </w:r>
-    </w:p>
-    <w:p>
-      <w:pPr>
-        <w:rPr>
-          <w:rFonts w:ascii="Arial" w:eastAsia="Arial" w:hAnsi="Arial" w:cs="Arial"/>
-          <w:color w:val="4B5563"/>
-          <w:sz w:val="19"/>
-          <w:szCs w:val="19"/>
-        </w:rPr>
-      </w:pPr>
-    </w:p>
-    <w:p>
-      <w:pPr>
-        <w:pStyle w:val="ListParagraph"/>
-        <w:numPr>
-          <w:ilvl w:val="0"/>
-          <w:numId w:val="13"/>
-        </w:numPr>
-        <w:rPr>
-          <w:rFonts w:ascii="Arial" w:hAnsi="Arial" w:cs="Arial"/>
-        </w:rPr>
-      </w:pPr>
-      <w:r>
-        <w:rPr>
-          <w:rFonts w:ascii="Arial" w:hAnsi="Arial" w:cs="Arial"/>
-        </w:rPr>
-        <w:t xml:space="preserve">Completed a rigorous CS curriculum covering </w:t>
-      </w:r>
-      <w:r>
-        <w:rPr>
-          <w:rStyle w:val="Strong"/>
-          <w:rFonts w:ascii="Arial" w:hAnsi="Arial" w:cs="Arial"/>
-        </w:rPr>
-        <w:t>data structures</w:t>
-      </w:r>
-      <w:r>
-        <w:rPr>
-          <w:rFonts w:ascii="Arial" w:hAnsi="Arial" w:cs="Arial"/>
-        </w:rPr>
-        <w:t xml:space="preserve">, </w:t>
-      </w:r>
-      <w:r>
-        <w:rPr>
-          <w:rStyle w:val="Strong"/>
-          <w:rFonts w:ascii="Arial" w:hAnsi="Arial" w:cs="Arial"/>
-        </w:rPr>
-        <w:t>databases</w:t>
-      </w:r>
-      <w:r>
-        <w:rPr>
-          <w:rFonts w:ascii="Arial" w:hAnsi="Arial" w:cs="Arial"/>
-        </w:rPr>
-        <w:t xml:space="preserve">, and </w:t>
-      </w:r>
-      <w:r>
-        <w:rPr>
-          <w:rStyle w:val="Strong"/>
-          <w:rFonts w:ascii="Arial" w:hAnsi="Arial" w:cs="Arial"/>
-        </w:rPr>
-        <w:t>software engineering</w:t>
-      </w:r>
-      <w:r>
-        <w:rPr>
-          <w:rFonts w:ascii="Arial" w:hAnsi="Arial" w:cs="Arial"/>
-        </w:rPr>
-        <w:t>, with practical project work emphasizing maintainable code and reliable systems.</w:t>
-      </w:r>
-    </w:p>
-    <w:p>
-      <w:pPr>
-        <w:spacing w:after="80"/>
-      </w:pPr>
-    </w:p>
-    <w:p>
-      <w:pPr>
-        <w:pBdr>
-          <w:bottom w:val="single" w:sz="6" w:space="0" w:color="111111"/>
-        </w:pBdr>
-        <w:spacing w:before="120" w:after="80"/>
-      </w:pPr>
-      <w:r>
-        <w:rPr>
-          <w:b/>
-          <w:bCs/>
-          <w:color w:val="111111"/>
-          <w:sz w:val="24"/>
-          <w:szCs w:val="24"/>
-        </w:rPr>
         <w:t>PROJECTS</w:t>
       </w:r>
     </w:p>
@@ -4525,29 +3992,7 @@
           <w:color w:val="auto"/>
           <w:sz w:val="20"/>
         </w:rPr>
-        <w:t>Retrieval-Assisted Support Workspace (</w:t>
-      </w:r>
-      <w:proofErr w:type="spellStart"/>
-      <w:r>
-        <w:rPr>
-          <w:rStyle w:val="Strong"/>
-          <w:rFonts w:ascii="Arial" w:hAnsi="Arial" w:cs="Arial"/>
-          <w:bCs w:val="0"/>
-          <w:color w:val="auto"/>
-          <w:sz w:val="20"/>
-        </w:rPr>
-        <w:t>GenAI</w:t>
-      </w:r>
-      <w:proofErr w:type="spellEnd"/>
-      <w:r>
-        <w:rPr>
-          <w:rStyle w:val="Strong"/>
-          <w:rFonts w:ascii="Arial" w:hAnsi="Arial" w:cs="Arial"/>
-          <w:bCs w:val="0"/>
-          <w:color w:val="auto"/>
-          <w:sz w:val="20"/>
-        </w:rPr>
-        <w:t xml:space="preserve"> + Search)</w:t>
+        <w:t>Retrieval-Assisted Support Workspace (GenAI + Search)</w:t>
       </w:r>
     </w:p>
     <w:p>
@@ -4571,23 +4016,13 @@
         </w:rPr>
         <w:t xml:space="preserve">Built a production workflow that combined </w:t>
       </w:r>
-      <w:proofErr w:type="spellStart"/>
-      <w:r>
-        <w:rPr>
-          <w:rStyle w:val="Strong"/>
-          <w:rFonts w:ascii="Arial" w:hAnsi="Arial" w:cs="Arial"/>
-          <w:sz w:val="20"/>
-        </w:rPr>
-        <w:t>Elasticsearch</w:t>
-      </w:r>
-      <w:proofErr w:type="spellEnd"/>
-      <w:r>
-        <w:rPr>
-          <w:rStyle w:val="Strong"/>
-          <w:rFonts w:ascii="Arial" w:hAnsi="Arial" w:cs="Arial"/>
-          <w:sz w:val="20"/>
-        </w:rPr>
-        <w:t>/OpenSearch</w:t>
+      <w:r>
+        <w:rPr>
+          <w:rStyle w:val="Strong"/>
+          <w:rFonts w:ascii="Arial" w:hAnsi="Arial" w:cs="Arial"/>
+          <w:sz w:val="20"/>
+        </w:rPr>
+        <w:t>Elasticsearch/OpenSearch</w:t>
       </w:r>
       <w:r>
         <w:rPr>
@@ -4683,25 +4118,8 @@
           <w:rFonts w:ascii="Arial" w:hAnsi="Arial" w:cs="Arial"/>
           <w:sz w:val="20"/>
         </w:rPr>
-        <w:t xml:space="preserve">Added </w:t>
-      </w:r>
-      <w:proofErr w:type="spellStart"/>
-      <w:r>
-        <w:rPr>
-          <w:rFonts w:ascii="Arial" w:hAnsi="Arial" w:cs="Arial"/>
-          <w:sz w:val="20"/>
-        </w:rPr>
-        <w:t>observability</w:t>
-      </w:r>
-      <w:proofErr w:type="spellEnd"/>
-      <w:r>
-        <w:rPr>
-          <w:rFonts w:ascii="Arial" w:hAnsi="Arial" w:cs="Arial"/>
-          <w:sz w:val="20"/>
-        </w:rPr>
-        <w:t xml:space="preserve"> end-to-end using </w:t>
-      </w:r>
-      <w:proofErr w:type="spellStart"/>
+        <w:t xml:space="preserve">Added observability end-to-end using </w:t>
+      </w:r>
       <w:r>
         <w:rPr>
           <w:rStyle w:val="Strong"/>
@@ -4710,7 +4128,6 @@
         </w:rPr>
         <w:t>OpenTelemetry</w:t>
       </w:r>
-      <w:proofErr w:type="spellEnd"/>
       <w:r>
         <w:rPr>
           <w:rFonts w:ascii="Arial" w:hAnsi="Arial" w:cs="Arial"/>
@@ -4718,34 +4135,14 @@
         </w:rPr>
         <w:t xml:space="preserve"> and </w:t>
       </w:r>
-      <w:proofErr w:type="spellStart"/>
-      <w:r>
-        <w:rPr>
-          <w:rStyle w:val="Strong"/>
-          <w:rFonts w:ascii="Arial" w:hAnsi="Arial" w:cs="Arial"/>
-          <w:sz w:val="20"/>
-        </w:rPr>
-        <w:t>Datadog</w:t>
-      </w:r>
-      <w:proofErr w:type="spellEnd"/>
-      <w:r>
-        <w:rPr>
-          <w:rStyle w:val="Strong"/>
-          <w:rFonts w:ascii="Arial" w:hAnsi="Arial" w:cs="Arial"/>
-          <w:sz w:val="20"/>
-        </w:rPr>
-        <w:t>/</w:t>
-      </w:r>
-      <w:proofErr w:type="spellStart"/>
-      <w:r>
-        <w:rPr>
-          <w:rStyle w:val="Strong"/>
-          <w:rFonts w:ascii="Arial" w:hAnsi="Arial" w:cs="Arial"/>
-          <w:sz w:val="20"/>
-        </w:rPr>
-        <w:t>Grafana</w:t>
-      </w:r>
-      <w:proofErr w:type="spellEnd"/>
+      <w:r>
+        <w:rPr>
+          <w:rStyle w:val="Strong"/>
+          <w:rFonts w:ascii="Arial" w:hAnsi="Arial" w:cs="Arial"/>
+          <w:sz w:val="20"/>
+        </w:rPr>
+        <w:t>Datadog/Grafana</w:t>
+      </w:r>
       <w:r>
         <w:rPr>
           <w:rFonts w:ascii="Arial" w:hAnsi="Arial" w:cs="Arial"/>
@@ -4775,7 +4172,6 @@
         </w:rPr>
         <w:t xml:space="preserve">Scaled ingestion and refresh pipelines with event-driven scheduling using </w:t>
       </w:r>
-      <w:proofErr w:type="spellStart"/>
       <w:r>
         <w:rPr>
           <w:rStyle w:val="Strong"/>
@@ -4784,7 +4180,6 @@
         </w:rPr>
         <w:t>EventBridge</w:t>
       </w:r>
-      <w:proofErr w:type="spellEnd"/>
       <w:r>
         <w:rPr>
           <w:rFonts w:ascii="Arial" w:hAnsi="Arial" w:cs="Arial"/>
@@ -4841,29 +4236,7 @@
           <w:color w:val="auto"/>
           <w:sz w:val="20"/>
         </w:rPr>
-        <w:t xml:space="preserve">Event-Driven </w:t>
-      </w:r>
-      <w:proofErr w:type="spellStart"/>
-      <w:r>
-        <w:rPr>
-          <w:rStyle w:val="Strong"/>
-          <w:rFonts w:ascii="Arial" w:hAnsi="Arial" w:cs="Arial"/>
-          <w:bCs w:val="0"/>
-          <w:color w:val="auto"/>
-          <w:sz w:val="20"/>
-        </w:rPr>
-        <w:t>SaaS</w:t>
-      </w:r>
-      <w:proofErr w:type="spellEnd"/>
-      <w:r>
-        <w:rPr>
-          <w:rStyle w:val="Strong"/>
-          <w:rFonts w:ascii="Arial" w:hAnsi="Arial" w:cs="Arial"/>
-          <w:bCs w:val="0"/>
-          <w:color w:val="auto"/>
-          <w:sz w:val="20"/>
-        </w:rPr>
-        <w:t xml:space="preserve"> Integration Hub</w:t>
+        <w:t>Event-Driven SaaS Integration Hub</w:t>
       </w:r>
     </w:p>
     <w:p>
@@ -4900,25 +4273,8 @@
           <w:rFonts w:ascii="Arial" w:hAnsi="Arial" w:cs="Arial"/>
           <w:sz w:val="20"/>
         </w:rPr>
-        <w:t xml:space="preserve">, </w:t>
-      </w:r>
-      <w:proofErr w:type="spellStart"/>
-      <w:r>
-        <w:rPr>
-          <w:rFonts w:ascii="Arial" w:hAnsi="Arial" w:cs="Arial"/>
-          <w:sz w:val="20"/>
-        </w:rPr>
-        <w:t>webhooks</w:t>
-      </w:r>
-      <w:proofErr w:type="spellEnd"/>
-      <w:r>
-        <w:rPr>
-          <w:rFonts w:ascii="Arial" w:hAnsi="Arial" w:cs="Arial"/>
-          <w:sz w:val="20"/>
-        </w:rPr>
-        <w:t xml:space="preserve">, and asynchronous processing, emphasizing </w:t>
-      </w:r>
-      <w:proofErr w:type="spellStart"/>
+        <w:t xml:space="preserve">, webhooks, and asynchronous processing, emphasizing </w:t>
+      </w:r>
       <w:r>
         <w:rPr>
           <w:rStyle w:val="Strong"/>
@@ -4927,7 +4283,6 @@
         </w:rPr>
         <w:t>idempotency</w:t>
       </w:r>
-      <w:proofErr w:type="spellEnd"/>
       <w:r>
         <w:rPr>
           <w:rFonts w:ascii="Arial" w:hAnsi="Arial" w:cs="Arial"/>
@@ -4957,23 +4312,13 @@
         </w:rPr>
         <w:t xml:space="preserve">Implemented storage patterns using </w:t>
       </w:r>
-      <w:proofErr w:type="spellStart"/>
-      <w:r>
-        <w:rPr>
-          <w:rStyle w:val="Strong"/>
-          <w:rFonts w:ascii="Arial" w:hAnsi="Arial" w:cs="Arial"/>
-          <w:sz w:val="20"/>
-        </w:rPr>
-        <w:t>PostgreSQL</w:t>
-      </w:r>
-      <w:proofErr w:type="spellEnd"/>
-      <w:r>
-        <w:rPr>
-          <w:rStyle w:val="Strong"/>
-          <w:rFonts w:ascii="Arial" w:hAnsi="Arial" w:cs="Arial"/>
-          <w:sz w:val="20"/>
-        </w:rPr>
-        <w:t>/RDS</w:t>
+      <w:r>
+        <w:rPr>
+          <w:rStyle w:val="Strong"/>
+          <w:rFonts w:ascii="Arial" w:hAnsi="Arial" w:cs="Arial"/>
+          <w:sz w:val="20"/>
+        </w:rPr>
+        <w:t>PostgreSQL/RDS</w:t>
       </w:r>
       <w:r>
         <w:rPr>
@@ -4997,34 +4342,14 @@
         </w:rPr>
         <w:t xml:space="preserve"> for large artifacts, and caching with </w:t>
       </w:r>
-      <w:proofErr w:type="spellStart"/>
-      <w:r>
-        <w:rPr>
-          <w:rStyle w:val="Strong"/>
-          <w:rFonts w:ascii="Arial" w:hAnsi="Arial" w:cs="Arial"/>
-          <w:sz w:val="20"/>
-        </w:rPr>
-        <w:t>ElastiCache</w:t>
-      </w:r>
-      <w:proofErr w:type="spellEnd"/>
-      <w:r>
-        <w:rPr>
-          <w:rStyle w:val="Strong"/>
-          <w:rFonts w:ascii="Arial" w:hAnsi="Arial" w:cs="Arial"/>
-          <w:sz w:val="20"/>
-        </w:rPr>
-        <w:t>/</w:t>
-      </w:r>
-      <w:proofErr w:type="spellStart"/>
-      <w:r>
-        <w:rPr>
-          <w:rStyle w:val="Strong"/>
-          <w:rFonts w:ascii="Arial" w:hAnsi="Arial" w:cs="Arial"/>
-          <w:sz w:val="20"/>
-        </w:rPr>
-        <w:t>Redis</w:t>
-      </w:r>
-      <w:proofErr w:type="spellEnd"/>
+      <w:r>
+        <w:rPr>
+          <w:rStyle w:val="Strong"/>
+          <w:rFonts w:ascii="Arial" w:hAnsi="Arial" w:cs="Arial"/>
+          <w:sz w:val="20"/>
+        </w:rPr>
+        <w:t>ElastiCache/Redis</w:t>
+      </w:r>
       <w:r>
         <w:rPr>
           <w:rFonts w:ascii="Arial" w:hAnsi="Arial" w:cs="Arial"/>
@@ -5112,52 +4437,16 @@
           <w:rFonts w:ascii="Arial" w:hAnsi="Arial" w:cs="Arial"/>
           <w:sz w:val="20"/>
         </w:rPr>
-        <w:t xml:space="preserve"> least-privilege policies, supported by </w:t>
-      </w:r>
-      <w:proofErr w:type="spellStart"/>
-      <w:r>
-        <w:rPr>
-          <w:rFonts w:ascii="Arial" w:hAnsi="Arial" w:cs="Arial"/>
-          <w:sz w:val="20"/>
-        </w:rPr>
-        <w:t>IaC</w:t>
-      </w:r>
-      <w:proofErr w:type="spellEnd"/>
-      <w:r>
-        <w:rPr>
-          <w:rFonts w:ascii="Arial" w:hAnsi="Arial" w:cs="Arial"/>
-          <w:sz w:val="20"/>
-        </w:rPr>
-        <w:t xml:space="preserve"> workflows using </w:t>
-      </w:r>
-      <w:proofErr w:type="spellStart"/>
-      <w:r>
-        <w:rPr>
-          <w:rStyle w:val="Strong"/>
-          <w:rFonts w:ascii="Arial" w:hAnsi="Arial" w:cs="Arial"/>
-          <w:sz w:val="20"/>
-        </w:rPr>
-        <w:t>Terraform</w:t>
-      </w:r>
-      <w:proofErr w:type="spellEnd"/>
-      <w:r>
-        <w:rPr>
-          <w:rStyle w:val="Strong"/>
-          <w:rFonts w:ascii="Arial" w:hAnsi="Arial" w:cs="Arial"/>
-          <w:sz w:val="20"/>
-        </w:rPr>
-        <w:t>/</w:t>
-      </w:r>
-      <w:proofErr w:type="spellStart"/>
-      <w:r>
-        <w:rPr>
-          <w:rStyle w:val="Strong"/>
-          <w:rFonts w:ascii="Arial" w:hAnsi="Arial" w:cs="Arial"/>
-          <w:sz w:val="20"/>
-        </w:rPr>
-        <w:t>CloudFormation</w:t>
-      </w:r>
-      <w:proofErr w:type="spellEnd"/>
+        <w:t xml:space="preserve"> least-privilege policies, supported by IaC workflows using </w:t>
+      </w:r>
+      <w:r>
+        <w:rPr>
+          <w:rStyle w:val="Strong"/>
+          <w:rFonts w:ascii="Arial" w:hAnsi="Arial" w:cs="Arial"/>
+          <w:sz w:val="20"/>
+        </w:rPr>
+        <w:t>Terraform/CloudFormation</w:t>
+      </w:r>
       <w:r>
         <w:rPr>
           <w:rFonts w:ascii="Arial" w:hAnsi="Arial" w:cs="Arial"/>
@@ -5187,23 +4476,13 @@
         </w:rPr>
         <w:t xml:space="preserve">Built CI/CD quality gates with </w:t>
       </w:r>
-      <w:proofErr w:type="spellStart"/>
-      <w:r>
-        <w:rPr>
-          <w:rStyle w:val="Strong"/>
-          <w:rFonts w:ascii="Arial" w:hAnsi="Arial" w:cs="Arial"/>
-          <w:sz w:val="20"/>
-        </w:rPr>
-        <w:t>GitHub</w:t>
-      </w:r>
-      <w:proofErr w:type="spellEnd"/>
-      <w:r>
-        <w:rPr>
-          <w:rStyle w:val="Strong"/>
-          <w:rFonts w:ascii="Arial" w:hAnsi="Arial" w:cs="Arial"/>
-          <w:sz w:val="20"/>
-        </w:rPr>
-        <w:t xml:space="preserve"> Actions/Jenkins</w:t>
+      <w:r>
+        <w:rPr>
+          <w:rStyle w:val="Strong"/>
+          <w:rFonts w:ascii="Arial" w:hAnsi="Arial" w:cs="Arial"/>
+          <w:sz w:val="20"/>
+        </w:rPr>
+        <w:t>GitHub Actions/Jenkins</w:t>
       </w:r>
       <w:r>
         <w:rPr>
